--- a/manual/floodflow_manual.docx
+++ b/manual/floodflow_manual.docx
@@ -3693,19 +3693,37 @@
         <w:t xml:space="preserve">”</w:t>
       </w:r>
       <w:r>
-        <w:t xml:space="preserve">.</w:t>
-      </w:r>
-    </w:p>
-    <w:p>
-      <w:pPr>
-        <w:pStyle w:val="CaptionedFigure"/>
+        <w:t xml:space="preserve">. The plotted annual maxima bear</w:t>
+      </w:r>
+      <w:r>
+        <w:t xml:space="preserve"> </w:t>
+      </w:r>
+      <w:r>
+        <w:t xml:space="preserve">this out: the regression line drifts up a little — pulled by the wet years 2022–2023 — but that</w:t>
+      </w:r>
+      <w:r>
+        <w:t xml:space="preserve"> </w:t>
+      </w:r>
+      <w:r>
+        <w:t xml:space="preserve">apparent rise is not statistically significant, and a short record with a couple of wet years can</w:t>
+      </w:r>
+      <w:r>
+        <w:t xml:space="preserve"> </w:t>
+      </w:r>
+      <w:r>
+        <w:t xml:space="preserve">look like a trend without being one (Figure 1).</w:t>
+      </w:r>
+    </w:p>
+    <w:p>
+      <w:pPr>
+        <w:pStyle w:val="BodyText"/>
       </w:pPr>
       <w:r>
         <w:drawing>
           <wp:inline>
             <wp:extent cx="5334000" cy="3556000"/>
             <wp:effectExtent b="0" l="0" r="0" t="0"/>
-            <wp:docPr descr="Figure 1. Each year’s heaviest rainfall for Accra, 1981–2026, with a fitted regression line." title="" id="30" name="Picture"/>
+            <wp:docPr descr="" title="" id="30" name="Picture"/>
             <a:graphic>
               <a:graphicData uri="http://schemas.openxmlformats.org/drawingml/2006/picture">
                 <pic:pic>
@@ -3741,68 +3759,6 @@
             </a:graphic>
           </wp:inline>
         </w:drawing>
-      </w:r>
-    </w:p>
-    <w:p>
-      <w:pPr>
-        <w:pStyle w:val="ImageCaption"/>
-      </w:pPr>
-      <w:r>
-        <w:t xml:space="preserve">Figure 1. Each year’s heaviest rainfall for Accra, 1981–2026, with a fitted regression line.</w:t>
-      </w:r>
-    </w:p>
-    <w:p>
-      <w:pPr>
-        <w:pStyle w:val="BodyText"/>
-      </w:pPr>
-      <w:r>
-        <w:rPr>
-          <w:iCs/>
-          <w:i/>
-        </w:rPr>
-        <w:t xml:space="preserve">Figure 1. Accra’s annual maximum daily rainfall, 1981–2026. The straight regression line drifts</w:t>
-      </w:r>
-      <w:r>
-        <w:rPr>
-          <w:iCs/>
-          <w:i/>
-        </w:rPr>
-        <w:t xml:space="preserve"> </w:t>
-      </w:r>
-      <w:r>
-        <w:rPr>
-          <w:iCs/>
-          <w:i/>
-        </w:rPr>
-        <w:t xml:space="preserve">up a little — pulled by the wet years 2022–2023 — but the rigorous GEV likelihood-ratio test</w:t>
-      </w:r>
-      <w:r>
-        <w:rPr>
-          <w:iCs/>
-          <w:i/>
-        </w:rPr>
-        <w:t xml:space="preserve"> </w:t>
-      </w:r>
-      <w:r>
-        <w:rPr>
-          <w:iCs/>
-          <w:i/>
-        </w:rPr>
-        <w:t xml:space="preserve">finds no statistically significant trend (p = 0.72). A short record and a couple of wet years can</w:t>
-      </w:r>
-      <w:r>
-        <w:rPr>
-          <w:iCs/>
-          <w:i/>
-        </w:rPr>
-        <w:t xml:space="preserve"> </w:t>
-      </w:r>
-      <w:r>
-        <w:rPr>
-          <w:iCs/>
-          <w:i/>
-        </w:rPr>
-        <w:t xml:space="preserve">look like a trend without being one.</w:t>
       </w:r>
     </w:p>
     <w:p>
@@ -4332,19 +4288,31 @@
         <w:t xml:space="preserve"> </w:t>
       </w:r>
       <w:r>
-        <w:t xml:space="preserve">climate change matters even when the historical trend is undetectable.</w:t>
-      </w:r>
-    </w:p>
-    <w:p>
-      <w:pPr>
-        <w:pStyle w:val="CaptionedFigure"/>
+        <w:t xml:space="preserve">climate change matters even when the historical trend is undetectable. The present-day design</w:t>
+      </w:r>
+      <w:r>
+        <w:t xml:space="preserve"> </w:t>
+      </w:r>
+      <w:r>
+        <w:t xml:space="preserve">rainfall (blue) and the mid-century SSP2-4.5 estimate (+20%, red) sit side by side by return</w:t>
+      </w:r>
+      <w:r>
+        <w:t xml:space="preserve"> </w:t>
+      </w:r>
+      <w:r>
+        <w:t xml:space="preserve">period (Figure 2).</w:t>
+      </w:r>
+    </w:p>
+    <w:p>
+      <w:pPr>
+        <w:pStyle w:val="BodyText"/>
       </w:pPr>
       <w:r>
         <w:drawing>
           <wp:inline>
             <wp:extent cx="5334000" cy="3556000"/>
             <wp:effectExtent b="0" l="0" r="0" t="0"/>
-            <wp:docPr descr="Figure 2. Design rainfall today versus mid-century (+20%)." title="" id="34" name="Picture"/>
+            <wp:docPr descr="" title="" id="34" name="Picture"/>
             <a:graphic>
               <a:graphicData uri="http://schemas.openxmlformats.org/drawingml/2006/picture">
                 <pic:pic>
@@ -4384,22 +4352,782 @@
     </w:p>
     <w:p>
       <w:pPr>
-        <w:pStyle w:val="ImageCaption"/>
-      </w:pPr>
-      <w:r>
-        <w:t xml:space="preserve">Figure 2. Design rainfall today versus mid-century (+20%).</w:t>
-      </w:r>
-    </w:p>
-    <w:p>
-      <w:pPr>
         <w:pStyle w:val="BodyText"/>
       </w:pPr>
+      <w:r>
+        <w:t xml:space="preserve">Other methods:</w:t>
+      </w:r>
+      <w:r>
+        <w:t xml:space="preserve"> </w:t>
+      </w:r>
+      <w:r>
+        <w:rPr>
+          <w:rStyle w:val="VerbatimChar"/>
+        </w:rPr>
+        <w:t xml:space="preserve">method = "trend"</w:t>
+      </w:r>
+      <w:r>
+        <w:t xml:space="preserve"> </w:t>
+      </w:r>
+      <w:r>
+        <w:t xml:space="preserve">projects the fitted trend forward to a horizon year;</w:t>
+      </w:r>
+      <w:r>
+        <w:t xml:space="preserve"> </w:t>
+      </w:r>
+      <w:r>
+        <w:rPr>
+          <w:rStyle w:val="VerbatimChar"/>
+        </w:rPr>
+        <w:t xml:space="preserve">method = "cmip6"</w:t>
+      </w:r>
+      <w:r>
+        <w:t xml:space="preserve"> </w:t>
+      </w:r>
+      <w:r>
+        <w:t xml:space="preserve">is reserved for feeding in downscaled climate-model output directly.</w:t>
+      </w:r>
+    </w:p>
+    <w:bookmarkEnd w:id="36"/>
+    <w:bookmarkStart w:id="43" w:name="reality-check-the-june-2026-accra-floods"/>
+    <w:p>
+      <w:pPr>
+        <w:pStyle w:val="Heading2"/>
+      </w:pPr>
+      <w:r>
+        <w:t xml:space="preserve">7. Reality check: the June 2026 Accra floods</w:t>
+      </w:r>
+    </w:p>
+    <w:p>
+      <w:pPr>
+        <w:pStyle w:val="FirstParagraph"/>
+      </w:pPr>
+      <w:r>
+        <w:t xml:space="preserve">The scenarios above are model projections. But while this package was being written, Accra lived</w:t>
+      </w:r>
+      <w:r>
+        <w:t xml:space="preserve"> </w:t>
+      </w:r>
+      <w:r>
+        <w:t xml:space="preserve">the reality. On Monday, 29 June 2026, the city flooded catastrophically after an extraordinary</w:t>
+      </w:r>
+      <w:r>
+        <w:t xml:space="preserve"> </w:t>
+      </w:r>
+      <w:r>
+        <w:t xml:space="preserve">downpour. According to the Ghana Meteorological Agency (GMet), reported to Parliament, that</w:t>
+      </w:r>
+      <w:r>
+        <w:t xml:space="preserve"> </w:t>
+      </w:r>
+      <w:r>
+        <w:t xml:space="preserve">single day delivered</w:t>
+      </w:r>
+      <w:r>
+        <w:t xml:space="preserve"> </w:t>
+      </w:r>
+      <w:r>
+        <w:rPr>
+          <w:bCs/>
+          <w:b/>
+        </w:rPr>
+        <w:t xml:space="preserve">169.2 mm</w:t>
+      </w:r>
+      <w:r>
+        <w:t xml:space="preserve"> </w:t>
+      </w:r>
+      <w:r>
+        <w:t xml:space="preserve">of rain. June 2026 became the</w:t>
+      </w:r>
+      <w:r>
+        <w:t xml:space="preserve"> </w:t>
+      </w:r>
+      <w:r>
+        <w:rPr>
+          <w:bCs/>
+          <w:b/>
+        </w:rPr>
+        <w:t xml:space="preserve">wettest month in Ghana’s</w:t>
+      </w:r>
+      <w:r>
+        <w:rPr>
+          <w:bCs/>
+          <w:b/>
+        </w:rPr>
+        <w:t xml:space="preserve"> </w:t>
+      </w:r>
+      <w:r>
+        <w:rPr>
+          <w:bCs/>
+          <w:b/>
+        </w:rPr>
+        <w:t xml:space="preserve">recorded history</w:t>
+      </w:r>
+      <w:r>
+        <w:t xml:space="preserve">, with a cumulative</w:t>
+      </w:r>
+      <w:r>
+        <w:t xml:space="preserve"> </w:t>
+      </w:r>
+      <w:r>
+        <w:rPr>
+          <w:bCs/>
+          <w:b/>
+        </w:rPr>
+        <w:t xml:space="preserve">593.2 mm</w:t>
+      </w:r>
+      <w:r>
+        <w:t xml:space="preserve">, surpassing the previous records of 420.6 mm</w:t>
+      </w:r>
+      <w:r>
+        <w:t xml:space="preserve"> </w:t>
+      </w:r>
+      <w:r>
+        <w:t xml:space="preserve">(2002) and 380.3 mm (2015). The floods claimed lives, displaced nearly 39,000 people and drew a</w:t>
+      </w:r>
+      <w:r>
+        <w:t xml:space="preserve"> </w:t>
+      </w:r>
+      <w:r>
+        <w:t xml:space="preserve">GHS 350 million emergency response.</w:t>
+      </w:r>
+    </w:p>
+    <w:p>
+      <w:pPr>
+        <w:pStyle w:val="BlockText"/>
+      </w:pPr>
+      <w:r>
+        <w:rPr>
+          <w:bCs/>
+          <w:b/>
+        </w:rPr>
+        <w:t xml:space="preserve">Why this section matters.</w:t>
+      </w:r>
+      <w:r>
+        <w:t xml:space="preserve"> </w:t>
+      </w:r>
+      <w:r>
+        <w:t xml:space="preserve">The rest of the manual uses the bundled</w:t>
+      </w:r>
+      <w:r>
+        <w:t xml:space="preserve"> </w:t>
+      </w:r>
+      <w:r>
+        <w:rPr>
+          <w:rStyle w:val="VerbatimChar"/>
+        </w:rPr>
+        <w:t xml:space="preserve">accra_rainfall</w:t>
+      </w:r>
+      <w:r>
+        <w:t xml:space="preserve"> </w:t>
+      </w:r>
+      <w:r>
+        <w:t xml:space="preserve">record</w:t>
+      </w:r>
+      <w:r>
+        <w:t xml:space="preserve"> </w:t>
+      </w:r>
+      <w:r>
+        <w:t xml:space="preserve">so it is reproducible. This section uses the real, officially reported figures from GMet and</w:t>
+      </w:r>
+      <w:r>
+        <w:t xml:space="preserve"> </w:t>
+      </w:r>
+      <w:r>
+        <w:t xml:space="preserve">Parliament (June 2026) as a teaching case — to test whether our modelled</w:t>
+      </w:r>
+      <w:r>
+        <w:t xml:space="preserve"> </w:t>
+      </w:r>
+      <w:r>
+        <w:t xml:space="preserve">‘</w:t>
+      </w:r>
+      <w:r>
+        <w:t xml:space="preserve">future</w:t>
+      </w:r>
+      <w:r>
+        <w:t xml:space="preserve">’</w:t>
+      </w:r>
+      <w:r>
+        <w:t xml:space="preserve"> </w:t>
+      </w:r>
+      <w:r>
+        <w:t xml:space="preserve">scenarios</w:t>
+      </w:r>
+      <w:r>
+        <w:t xml:space="preserve"> </w:t>
+      </w:r>
+      <w:r>
+        <w:t xml:space="preserve">were bold enough against what actually happened.</w:t>
+      </w:r>
+    </w:p>
+    <w:p>
+      <w:pPr>
+        <w:pStyle w:val="FirstParagraph"/>
+      </w:pPr>
+      <w:r>
+        <w:rPr>
+          <w:bCs/>
+          <w:b/>
+        </w:rPr>
+        <w:t xml:space="preserve">Where the 2026 event lands.</w:t>
+      </w:r>
+      <w:r>
+        <w:t xml:space="preserve"> </w:t>
+      </w:r>
+      <w:r>
+        <w:t xml:space="preserve">Our present-day 100-year storm is 110 mm; our SSP2-4.5</w:t>
+      </w:r>
+      <w:r>
+        <w:t xml:space="preserve"> </w:t>
+      </w:r>
+      <w:r>
+        <w:t xml:space="preserve">mid-century (2050) 100-year storm is 132 mm. The real 29 June event (169.2 mm) exceeded</w:t>
+      </w:r>
+      <w:r>
+        <w:t xml:space="preserve"> </w:t>
+      </w:r>
+      <w:r>
+        <w:rPr>
+          <w:bCs/>
+          <w:b/>
+        </w:rPr>
+        <w:t xml:space="preserve">even</w:t>
+      </w:r>
+      <w:r>
+        <w:rPr>
+          <w:bCs/>
+          <w:b/>
+        </w:rPr>
+        <w:t xml:space="preserve"> </w:t>
+      </w:r>
+      <w:r>
+        <w:rPr>
+          <w:bCs/>
+          <w:b/>
+        </w:rPr>
+        <w:t xml:space="preserve">the 2050 projection</w:t>
+      </w:r>
+      <w:r>
+        <w:t xml:space="preserve"> </w:t>
+      </w:r>
+      <w:r>
+        <w:t xml:space="preserve">by 37 mm. We can ask the package directly how rare that is, by feeding it</w:t>
+      </w:r>
+      <w:r>
+        <w:t xml:space="preserve"> </w:t>
+      </w:r>
+      <w:r>
+        <w:t xml:space="preserve">into the fitted GEV.</w:t>
+      </w:r>
+    </w:p>
+    <w:p>
+      <w:pPr>
+        <w:pStyle w:val="BodyText"/>
+      </w:pPr>
+      <w:r>
+        <w:rPr>
+          <w:bCs/>
+          <w:b/>
+        </w:rPr>
+        <w:t xml:space="preserve">▶ Runs on its own</w:t>
+      </w:r>
+    </w:p>
+    <w:p>
+      <w:pPr>
+        <w:pStyle w:val="SourceCode"/>
+      </w:pPr>
+      <w:r>
+        <w:rPr>
+          <w:rStyle w:val="CommentTok"/>
+        </w:rPr>
+        <w:t xml:space="preserve"># using the fitted GEV parameters from flood_extremes()</w:t>
+      </w:r>
+      <w:r>
+        <w:br/>
+      </w:r>
+      <w:r>
+        <w:rPr>
+          <w:rStyle w:val="NormalTok"/>
+        </w:rPr>
+        <w:t xml:space="preserve">return_period </w:t>
+      </w:r>
+      <w:r>
+        <w:rPr>
+          <w:rStyle w:val="OtherTok"/>
+        </w:rPr>
+        <w:t xml:space="preserve">&lt;-</w:t>
+      </w:r>
+      <w:r>
+        <w:rPr>
+          <w:rStyle w:val="NormalTok"/>
+        </w:rPr>
+        <w:t xml:space="preserve"> </w:t>
+      </w:r>
+      <w:r>
+        <w:rPr>
+          <w:rStyle w:val="ControlFlowTok"/>
+        </w:rPr>
+        <w:t xml:space="preserve">function</w:t>
+      </w:r>
+      <w:r>
+        <w:rPr>
+          <w:rStyle w:val="NormalTok"/>
+        </w:rPr>
+        <w:t xml:space="preserve">(x, mu, sigma, xi) {</w:t>
+      </w:r>
+      <w:r>
+        <w:br/>
+      </w:r>
+      <w:r>
+        <w:rPr>
+          <w:rStyle w:val="NormalTok"/>
+        </w:rPr>
+        <w:t xml:space="preserve">  z </w:t>
+      </w:r>
+      <w:r>
+        <w:rPr>
+          <w:rStyle w:val="OtherTok"/>
+        </w:rPr>
+        <w:t xml:space="preserve">&lt;-</w:t>
+      </w:r>
+      <w:r>
+        <w:rPr>
+          <w:rStyle w:val="NormalTok"/>
+        </w:rPr>
+        <w:t xml:space="preserve"> </w:t>
+      </w:r>
+      <w:r>
+        <w:rPr>
+          <w:rStyle w:val="DecValTok"/>
+        </w:rPr>
+        <w:t xml:space="preserve">1</w:t>
+      </w:r>
+      <w:r>
+        <w:rPr>
+          <w:rStyle w:val="NormalTok"/>
+        </w:rPr>
+        <w:t xml:space="preserve"> </w:t>
+      </w:r>
+      <w:r>
+        <w:rPr>
+          <w:rStyle w:val="SpecialCharTok"/>
+        </w:rPr>
+        <w:t xml:space="preserve">+</w:t>
+      </w:r>
+      <w:r>
+        <w:rPr>
+          <w:rStyle w:val="NormalTok"/>
+        </w:rPr>
+        <w:t xml:space="preserve"> xi </w:t>
+      </w:r>
+      <w:r>
+        <w:rPr>
+          <w:rStyle w:val="SpecialCharTok"/>
+        </w:rPr>
+        <w:t xml:space="preserve">*</w:t>
+      </w:r>
+      <w:r>
+        <w:rPr>
+          <w:rStyle w:val="NormalTok"/>
+        </w:rPr>
+        <w:t xml:space="preserve"> (x </w:t>
+      </w:r>
+      <w:r>
+        <w:rPr>
+          <w:rStyle w:val="SpecialCharTok"/>
+        </w:rPr>
+        <w:t xml:space="preserve">-</w:t>
+      </w:r>
+      <w:r>
+        <w:rPr>
+          <w:rStyle w:val="NormalTok"/>
+        </w:rPr>
+        <w:t xml:space="preserve"> mu) </w:t>
+      </w:r>
+      <w:r>
+        <w:rPr>
+          <w:rStyle w:val="SpecialCharTok"/>
+        </w:rPr>
+        <w:t xml:space="preserve">/</w:t>
+      </w:r>
+      <w:r>
+        <w:rPr>
+          <w:rStyle w:val="NormalTok"/>
+        </w:rPr>
+        <w:t xml:space="preserve"> sigma</w:t>
+      </w:r>
+      <w:r>
+        <w:br/>
+      </w:r>
+      <w:r>
+        <w:rPr>
+          <w:rStyle w:val="NormalTok"/>
+        </w:rPr>
+        <w:t xml:space="preserve">  </w:t>
+      </w:r>
+      <w:r>
+        <w:rPr>
+          <w:rStyle w:val="DecValTok"/>
+        </w:rPr>
+        <w:t xml:space="preserve">1</w:t>
+      </w:r>
+      <w:r>
+        <w:rPr>
+          <w:rStyle w:val="NormalTok"/>
+        </w:rPr>
+        <w:t xml:space="preserve"> </w:t>
+      </w:r>
+      <w:r>
+        <w:rPr>
+          <w:rStyle w:val="SpecialCharTok"/>
+        </w:rPr>
+        <w:t xml:space="preserve">/</w:t>
+      </w:r>
+      <w:r>
+        <w:rPr>
+          <w:rStyle w:val="NormalTok"/>
+        </w:rPr>
+        <w:t xml:space="preserve"> (</w:t>
+      </w:r>
+      <w:r>
+        <w:rPr>
+          <w:rStyle w:val="DecValTok"/>
+        </w:rPr>
+        <w:t xml:space="preserve">1</w:t>
+      </w:r>
+      <w:r>
+        <w:rPr>
+          <w:rStyle w:val="NormalTok"/>
+        </w:rPr>
+        <w:t xml:space="preserve"> </w:t>
+      </w:r>
+      <w:r>
+        <w:rPr>
+          <w:rStyle w:val="SpecialCharTok"/>
+        </w:rPr>
+        <w:t xml:space="preserve">-</w:t>
+      </w:r>
+      <w:r>
+        <w:rPr>
+          <w:rStyle w:val="NormalTok"/>
+        </w:rPr>
+        <w:t xml:space="preserve"> </w:t>
+      </w:r>
+      <w:r>
+        <w:rPr>
+          <w:rStyle w:val="FunctionTok"/>
+        </w:rPr>
+        <w:t xml:space="preserve">exp</w:t>
+      </w:r>
+      <w:r>
+        <w:rPr>
+          <w:rStyle w:val="NormalTok"/>
+        </w:rPr>
+        <w:t xml:space="preserve">(</w:t>
+      </w:r>
+      <w:r>
+        <w:rPr>
+          <w:rStyle w:val="SpecialCharTok"/>
+        </w:rPr>
+        <w:t xml:space="preserve">-</w:t>
+      </w:r>
+      <w:r>
+        <w:rPr>
+          <w:rStyle w:val="NormalTok"/>
+        </w:rPr>
+        <w:t xml:space="preserve">z</w:t>
+      </w:r>
+      <w:r>
+        <w:rPr>
+          <w:rStyle w:val="SpecialCharTok"/>
+        </w:rPr>
+        <w:t xml:space="preserve">^</w:t>
+      </w:r>
+      <w:r>
+        <w:rPr>
+          <w:rStyle w:val="NormalTok"/>
+        </w:rPr>
+        <w:t xml:space="preserve">(</w:t>
+      </w:r>
+      <w:r>
+        <w:rPr>
+          <w:rStyle w:val="SpecialCharTok"/>
+        </w:rPr>
+        <w:t xml:space="preserve">-</w:t>
+      </w:r>
+      <w:r>
+        <w:rPr>
+          <w:rStyle w:val="DecValTok"/>
+        </w:rPr>
+        <w:t xml:space="preserve">1</w:t>
+      </w:r>
+      <w:r>
+        <w:rPr>
+          <w:rStyle w:val="NormalTok"/>
+        </w:rPr>
+        <w:t xml:space="preserve"> </w:t>
+      </w:r>
+      <w:r>
+        <w:rPr>
+          <w:rStyle w:val="SpecialCharTok"/>
+        </w:rPr>
+        <w:t xml:space="preserve">/</w:t>
+      </w:r>
+      <w:r>
+        <w:rPr>
+          <w:rStyle w:val="NormalTok"/>
+        </w:rPr>
+        <w:t xml:space="preserve"> xi)))</w:t>
+      </w:r>
+      <w:r>
+        <w:br/>
+      </w:r>
+      <w:r>
+        <w:rPr>
+          <w:rStyle w:val="NormalTok"/>
+        </w:rPr>
+        <w:t xml:space="preserve">}</w:t>
+      </w:r>
+      <w:r>
+        <w:br/>
+      </w:r>
+      <w:r>
+        <w:rPr>
+          <w:rStyle w:val="FunctionTok"/>
+        </w:rPr>
+        <w:t xml:space="preserve">return_period</w:t>
+      </w:r>
+      <w:r>
+        <w:rPr>
+          <w:rStyle w:val="NormalTok"/>
+        </w:rPr>
+        <w:t xml:space="preserve">(</w:t>
+      </w:r>
+      <w:r>
+        <w:rPr>
+          <w:rStyle w:val="FloatTok"/>
+        </w:rPr>
+        <w:t xml:space="preserve">169.2</w:t>
+      </w:r>
+      <w:r>
+        <w:rPr>
+          <w:rStyle w:val="NormalTok"/>
+        </w:rPr>
+        <w:t xml:space="preserve">, </w:t>
+      </w:r>
+      <w:r>
+        <w:rPr>
+          <w:rStyle w:val="FloatTok"/>
+        </w:rPr>
+        <w:t xml:space="preserve">30.47</w:t>
+      </w:r>
+      <w:r>
+        <w:rPr>
+          <w:rStyle w:val="NormalTok"/>
+        </w:rPr>
+        <w:t xml:space="preserve">, </w:t>
+      </w:r>
+      <w:r>
+        <w:rPr>
+          <w:rStyle w:val="FloatTok"/>
+        </w:rPr>
+        <w:t xml:space="preserve">9.18</w:t>
+      </w:r>
+      <w:r>
+        <w:rPr>
+          <w:rStyle w:val="NormalTok"/>
+        </w:rPr>
+        <w:t xml:space="preserve">, </w:t>
+      </w:r>
+      <w:r>
+        <w:rPr>
+          <w:rStyle w:val="FloatTok"/>
+        </w:rPr>
+        <w:t xml:space="preserve">0.252</w:t>
+      </w:r>
+      <w:r>
+        <w:rPr>
+          <w:rStyle w:val="NormalTok"/>
+        </w:rPr>
+        <w:t xml:space="preserve">)              </w:t>
+      </w:r>
+      <w:r>
+        <w:rPr>
+          <w:rStyle w:val="CommentTok"/>
+        </w:rPr>
+        <w:t xml:space="preserve">#&gt; ~511 years (present-day)</w:t>
+      </w:r>
+      <w:r>
+        <w:br/>
+      </w:r>
+      <w:r>
+        <w:rPr>
+          <w:rStyle w:val="FunctionTok"/>
+        </w:rPr>
+        <w:t xml:space="preserve">return_period</w:t>
+      </w:r>
+      <w:r>
+        <w:rPr>
+          <w:rStyle w:val="NormalTok"/>
+        </w:rPr>
+        <w:t xml:space="preserve">(</w:t>
+      </w:r>
+      <w:r>
+        <w:rPr>
+          <w:rStyle w:val="FloatTok"/>
+        </w:rPr>
+        <w:t xml:space="preserve">169.2</w:t>
+      </w:r>
+      <w:r>
+        <w:rPr>
+          <w:rStyle w:val="NormalTok"/>
+        </w:rPr>
+        <w:t xml:space="preserve">, </w:t>
+      </w:r>
+      <w:r>
+        <w:rPr>
+          <w:rStyle w:val="FloatTok"/>
+        </w:rPr>
+        <w:t xml:space="preserve">30.47</w:t>
+      </w:r>
+      <w:r>
+        <w:rPr>
+          <w:rStyle w:val="SpecialCharTok"/>
+        </w:rPr>
+        <w:t xml:space="preserve">*</w:t>
+      </w:r>
+      <w:r>
+        <w:rPr>
+          <w:rStyle w:val="FloatTok"/>
+        </w:rPr>
+        <w:t xml:space="preserve">1.2</w:t>
+      </w:r>
+      <w:r>
+        <w:rPr>
+          <w:rStyle w:val="NormalTok"/>
+        </w:rPr>
+        <w:t xml:space="preserve">, </w:t>
+      </w:r>
+      <w:r>
+        <w:rPr>
+          <w:rStyle w:val="FloatTok"/>
+        </w:rPr>
+        <w:t xml:space="preserve">9.18</w:t>
+      </w:r>
+      <w:r>
+        <w:rPr>
+          <w:rStyle w:val="SpecialCharTok"/>
+        </w:rPr>
+        <w:t xml:space="preserve">*</w:t>
+      </w:r>
+      <w:r>
+        <w:rPr>
+          <w:rStyle w:val="FloatTok"/>
+        </w:rPr>
+        <w:t xml:space="preserve">1.2</w:t>
+      </w:r>
+      <w:r>
+        <w:rPr>
+          <w:rStyle w:val="NormalTok"/>
+        </w:rPr>
+        <w:t xml:space="preserve">, </w:t>
+      </w:r>
+      <w:r>
+        <w:rPr>
+          <w:rStyle w:val="FloatTok"/>
+        </w:rPr>
+        <w:t xml:space="preserve">0.252</w:t>
+      </w:r>
+      <w:r>
+        <w:rPr>
+          <w:rStyle w:val="NormalTok"/>
+        </w:rPr>
+        <w:t xml:space="preserve">)      </w:t>
+      </w:r>
+      <w:r>
+        <w:rPr>
+          <w:rStyle w:val="CommentTok"/>
+        </w:rPr>
+        <w:t xml:space="preserve">#&gt; ~255 years (+20% scenario)</w:t>
+      </w:r>
+    </w:p>
+    <w:p>
+      <w:pPr>
+        <w:pStyle w:val="FirstParagraph"/>
+      </w:pPr>
+      <w:r>
+        <w:t xml:space="preserve">Under today’s statistics the event looks like a</w:t>
+      </w:r>
+      <w:r>
+        <w:t xml:space="preserve"> </w:t>
+      </w:r>
+      <w:r>
+        <w:rPr>
+          <w:bCs/>
+          <w:b/>
+        </w:rPr>
+        <w:t xml:space="preserve">1-in-511-year</w:t>
+      </w:r>
+      <w:r>
+        <w:t xml:space="preserve"> </w:t>
+      </w:r>
+      <w:r>
+        <w:t xml:space="preserve">storm; even under the warmer</w:t>
+      </w:r>
+      <w:r>
+        <w:t xml:space="preserve"> </w:t>
+      </w:r>
+      <w:r>
+        <w:t xml:space="preserve">+20% scenario it is still a</w:t>
+      </w:r>
+      <w:r>
+        <w:t xml:space="preserve"> </w:t>
+      </w:r>
+      <w:r>
+        <w:rPr>
+          <w:bCs/>
+          <w:b/>
+        </w:rPr>
+        <w:t xml:space="preserve">1-in-255-year</w:t>
+      </w:r>
+      <w:r>
+        <w:t xml:space="preserve"> </w:t>
+      </w:r>
+      <w:r>
+        <w:t xml:space="preserve">storm. Extraordinarily rare on paper — yet it</w:t>
+      </w:r>
+      <w:r>
+        <w:t xml:space="preserve"> </w:t>
+      </w:r>
+      <w:r>
+        <w:t xml:space="preserve">happened.</w:t>
+      </w:r>
+      <w:r>
+        <w:t xml:space="preserve"> </w:t>
+      </w:r>
+      <w:r>
+        <w:rPr>
+          <w:bCs/>
+          <w:b/>
+        </w:rPr>
+        <w:t xml:space="preserve">This is the practical lesson of the whole manual:</w:t>
+      </w:r>
+      <w:r>
+        <w:t xml:space="preserve"> </w:t>
+      </w:r>
+      <w:r>
+        <w:t xml:space="preserve">a record can show</w:t>
+      </w:r>
+      <w:r>
+        <w:t xml:space="preserve"> </w:t>
+      </w:r>
       <w:r>
         <w:rPr>
           <w:iCs/>
           <w:i/>
         </w:rPr>
-        <w:t xml:space="preserve">Figure 2. Present-day design rainfall (blue) and the mid-century SSP2-4.5 estimate (+20%, red),</w:t>
+        <w:t xml:space="preserve">no significant</w:t>
       </w:r>
       <w:r>
         <w:rPr>
@@ -4413,831 +5141,49 @@
           <w:iCs/>
           <w:i/>
         </w:rPr>
-        <w:t xml:space="preserve">by return period.</w:t>
+        <w:t xml:space="preserve">trend</w:t>
+      </w:r>
+      <w:r>
+        <w:t xml:space="preserve"> </w:t>
+      </w:r>
+      <w:r>
+        <w:t xml:space="preserve">and still deliver, within its own span, an event far beyond the 100-year — even beyond a</w:t>
+      </w:r>
+      <w:r>
+        <w:t xml:space="preserve"> </w:t>
+      </w:r>
+      <w:r>
+        <w:t xml:space="preserve">mid-century projection. Design standards built on the historical record alone can badly</w:t>
+      </w:r>
+      <w:r>
+        <w:t xml:space="preserve"> </w:t>
+      </w:r>
+      <w:r>
+        <w:t xml:space="preserve">understate the true hazard. The 2026 daily total sits well above both the present-day (110 mm)</w:t>
+      </w:r>
+      <w:r>
+        <w:t xml:space="preserve"> </w:t>
+      </w:r>
+      <w:r>
+        <w:t xml:space="preserve">and mid-century (132 mm) 100-year design storms (Figure 3), and June 2026’s 593 mm dwarfs the</w:t>
+      </w:r>
+      <w:r>
+        <w:t xml:space="preserve"> </w:t>
+      </w:r>
+      <w:r>
+        <w:t xml:space="preserve">previous monthly records of 2002 and 2015 (Figure 4).</w:t>
       </w:r>
     </w:p>
     <w:p>
       <w:pPr>
         <w:pStyle w:val="BodyText"/>
-      </w:pPr>
-      <w:r>
-        <w:t xml:space="preserve">Other methods:</w:t>
-      </w:r>
-      <w:r>
-        <w:t xml:space="preserve"> </w:t>
-      </w:r>
-      <w:r>
-        <w:rPr>
-          <w:rStyle w:val="VerbatimChar"/>
-        </w:rPr>
-        <w:t xml:space="preserve">method = "trend"</w:t>
-      </w:r>
-      <w:r>
-        <w:t xml:space="preserve"> </w:t>
-      </w:r>
-      <w:r>
-        <w:t xml:space="preserve">projects the fitted trend forward to a horizon year;</w:t>
-      </w:r>
-      <w:r>
-        <w:t xml:space="preserve"> </w:t>
-      </w:r>
-      <w:r>
-        <w:rPr>
-          <w:rStyle w:val="VerbatimChar"/>
-        </w:rPr>
-        <w:t xml:space="preserve">method = "cmip6"</w:t>
-      </w:r>
-      <w:r>
-        <w:t xml:space="preserve"> </w:t>
-      </w:r>
-      <w:r>
-        <w:t xml:space="preserve">is reserved for feeding in downscaled climate-model output directly.</w:t>
-      </w:r>
-    </w:p>
-    <w:bookmarkEnd w:id="36"/>
-    <w:bookmarkStart w:id="43" w:name="reality-check-the-june-2026-accra-floods"/>
-    <w:p>
-      <w:pPr>
-        <w:pStyle w:val="Heading2"/>
-      </w:pPr>
-      <w:r>
-        <w:t xml:space="preserve">7. Reality check: the June 2026 Accra floods</w:t>
-      </w:r>
-    </w:p>
-    <w:p>
-      <w:pPr>
-        <w:pStyle w:val="FirstParagraph"/>
-      </w:pPr>
-      <w:r>
-        <w:t xml:space="preserve">The scenarios above are model projections. But while this package was being written, Accra lived</w:t>
-      </w:r>
-      <w:r>
-        <w:t xml:space="preserve"> </w:t>
-      </w:r>
-      <w:r>
-        <w:t xml:space="preserve">the reality. On Monday, 29 June 2026, the city flooded catastrophically after an extraordinary</w:t>
-      </w:r>
-      <w:r>
-        <w:t xml:space="preserve"> </w:t>
-      </w:r>
-      <w:r>
-        <w:t xml:space="preserve">downpour. According to the Ghana Meteorological Agency (GMet), reported to Parliament, that</w:t>
-      </w:r>
-      <w:r>
-        <w:t xml:space="preserve"> </w:t>
-      </w:r>
-      <w:r>
-        <w:t xml:space="preserve">single day delivered</w:t>
-      </w:r>
-      <w:r>
-        <w:t xml:space="preserve"> </w:t>
-      </w:r>
-      <w:r>
-        <w:rPr>
-          <w:bCs/>
-          <w:b/>
-        </w:rPr>
-        <w:t xml:space="preserve">169.2 mm</w:t>
-      </w:r>
-      <w:r>
-        <w:t xml:space="preserve"> </w:t>
-      </w:r>
-      <w:r>
-        <w:t xml:space="preserve">of rain. June 2026 became the</w:t>
-      </w:r>
-      <w:r>
-        <w:t xml:space="preserve"> </w:t>
-      </w:r>
-      <w:r>
-        <w:rPr>
-          <w:bCs/>
-          <w:b/>
-        </w:rPr>
-        <w:t xml:space="preserve">wettest month in Ghana’s</w:t>
-      </w:r>
-      <w:r>
-        <w:rPr>
-          <w:bCs/>
-          <w:b/>
-        </w:rPr>
-        <w:t xml:space="preserve"> </w:t>
-      </w:r>
-      <w:r>
-        <w:rPr>
-          <w:bCs/>
-          <w:b/>
-        </w:rPr>
-        <w:t xml:space="preserve">recorded history</w:t>
-      </w:r>
-      <w:r>
-        <w:t xml:space="preserve">, with a cumulative</w:t>
-      </w:r>
-      <w:r>
-        <w:t xml:space="preserve"> </w:t>
-      </w:r>
-      <w:r>
-        <w:rPr>
-          <w:bCs/>
-          <w:b/>
-        </w:rPr>
-        <w:t xml:space="preserve">593.2 mm</w:t>
-      </w:r>
-      <w:r>
-        <w:t xml:space="preserve">, surpassing the previous records of 420.6 mm</w:t>
-      </w:r>
-      <w:r>
-        <w:t xml:space="preserve"> </w:t>
-      </w:r>
-      <w:r>
-        <w:t xml:space="preserve">(2002) and 380.3 mm (2015). The floods claimed lives, displaced nearly 39,000 people and drew a</w:t>
-      </w:r>
-      <w:r>
-        <w:t xml:space="preserve"> </w:t>
-      </w:r>
-      <w:r>
-        <w:t xml:space="preserve">GHS 350 million emergency response.</w:t>
-      </w:r>
-    </w:p>
-    <w:p>
-      <w:pPr>
-        <w:pStyle w:val="BlockText"/>
-      </w:pPr>
-      <w:r>
-        <w:rPr>
-          <w:bCs/>
-          <w:b/>
-        </w:rPr>
-        <w:t xml:space="preserve">Why this section matters.</w:t>
-      </w:r>
-      <w:r>
-        <w:t xml:space="preserve"> </w:t>
-      </w:r>
-      <w:r>
-        <w:t xml:space="preserve">The rest of the manual uses the bundled</w:t>
-      </w:r>
-      <w:r>
-        <w:t xml:space="preserve"> </w:t>
-      </w:r>
-      <w:r>
-        <w:rPr>
-          <w:rStyle w:val="VerbatimChar"/>
-        </w:rPr>
-        <w:t xml:space="preserve">accra_rainfall</w:t>
-      </w:r>
-      <w:r>
-        <w:t xml:space="preserve"> </w:t>
-      </w:r>
-      <w:r>
-        <w:t xml:space="preserve">record</w:t>
-      </w:r>
-      <w:r>
-        <w:t xml:space="preserve"> </w:t>
-      </w:r>
-      <w:r>
-        <w:t xml:space="preserve">so it is reproducible. This section uses the real, officially reported figures from GMet and</w:t>
-      </w:r>
-      <w:r>
-        <w:t xml:space="preserve"> </w:t>
-      </w:r>
-      <w:r>
-        <w:t xml:space="preserve">Parliament (June 2026) as a teaching case — to test whether our modelled</w:t>
-      </w:r>
-      <w:r>
-        <w:t xml:space="preserve"> </w:t>
-      </w:r>
-      <w:r>
-        <w:t xml:space="preserve">‘</w:t>
-      </w:r>
-      <w:r>
-        <w:t xml:space="preserve">future</w:t>
-      </w:r>
-      <w:r>
-        <w:t xml:space="preserve">’</w:t>
-      </w:r>
-      <w:r>
-        <w:t xml:space="preserve"> </w:t>
-      </w:r>
-      <w:r>
-        <w:t xml:space="preserve">scenarios</w:t>
-      </w:r>
-      <w:r>
-        <w:t xml:space="preserve"> </w:t>
-      </w:r>
-      <w:r>
-        <w:t xml:space="preserve">were bold enough against what actually happened.</w:t>
-      </w:r>
-    </w:p>
-    <w:p>
-      <w:pPr>
-        <w:pStyle w:val="FirstParagraph"/>
-      </w:pPr>
-      <w:r>
-        <w:rPr>
-          <w:bCs/>
-          <w:b/>
-        </w:rPr>
-        <w:t xml:space="preserve">Where the 2026 event lands.</w:t>
-      </w:r>
-      <w:r>
-        <w:t xml:space="preserve"> </w:t>
-      </w:r>
-      <w:r>
-        <w:t xml:space="preserve">Our present-day 100-year storm is 110 mm; our SSP2-4.5</w:t>
-      </w:r>
-      <w:r>
-        <w:t xml:space="preserve"> </w:t>
-      </w:r>
-      <w:r>
-        <w:t xml:space="preserve">mid-century (2050) 100-year storm is 132 mm. The real 29 June event (169.2 mm) exceeded</w:t>
-      </w:r>
-      <w:r>
-        <w:t xml:space="preserve"> </w:t>
-      </w:r>
-      <w:r>
-        <w:rPr>
-          <w:bCs/>
-          <w:b/>
-        </w:rPr>
-        <w:t xml:space="preserve">even</w:t>
-      </w:r>
-      <w:r>
-        <w:rPr>
-          <w:bCs/>
-          <w:b/>
-        </w:rPr>
-        <w:t xml:space="preserve"> </w:t>
-      </w:r>
-      <w:r>
-        <w:rPr>
-          <w:bCs/>
-          <w:b/>
-        </w:rPr>
-        <w:t xml:space="preserve">the 2050 projection</w:t>
-      </w:r>
-      <w:r>
-        <w:t xml:space="preserve"> </w:t>
-      </w:r>
-      <w:r>
-        <w:t xml:space="preserve">by 37 mm. We can ask the package directly how rare that is, by feeding it</w:t>
-      </w:r>
-      <w:r>
-        <w:t xml:space="preserve"> </w:t>
-      </w:r>
-      <w:r>
-        <w:t xml:space="preserve">into the fitted GEV.</w:t>
-      </w:r>
-    </w:p>
-    <w:p>
-      <w:pPr>
-        <w:pStyle w:val="BodyText"/>
-      </w:pPr>
-      <w:r>
-        <w:rPr>
-          <w:bCs/>
-          <w:b/>
-        </w:rPr>
-        <w:t xml:space="preserve">▶ Runs on its own</w:t>
-      </w:r>
-    </w:p>
-    <w:p>
-      <w:pPr>
-        <w:pStyle w:val="SourceCode"/>
-      </w:pPr>
-      <w:r>
-        <w:rPr>
-          <w:rStyle w:val="CommentTok"/>
-        </w:rPr>
-        <w:t xml:space="preserve"># using the fitted GEV parameters from flood_extremes()</w:t>
-      </w:r>
-      <w:r>
-        <w:br/>
-      </w:r>
-      <w:r>
-        <w:rPr>
-          <w:rStyle w:val="NormalTok"/>
-        </w:rPr>
-        <w:t xml:space="preserve">return_period </w:t>
-      </w:r>
-      <w:r>
-        <w:rPr>
-          <w:rStyle w:val="OtherTok"/>
-        </w:rPr>
-        <w:t xml:space="preserve">&lt;-</w:t>
-      </w:r>
-      <w:r>
-        <w:rPr>
-          <w:rStyle w:val="NormalTok"/>
-        </w:rPr>
-        <w:t xml:space="preserve"> </w:t>
-      </w:r>
-      <w:r>
-        <w:rPr>
-          <w:rStyle w:val="ControlFlowTok"/>
-        </w:rPr>
-        <w:t xml:space="preserve">function</w:t>
-      </w:r>
-      <w:r>
-        <w:rPr>
-          <w:rStyle w:val="NormalTok"/>
-        </w:rPr>
-        <w:t xml:space="preserve">(x, mu, sigma, xi) {</w:t>
-      </w:r>
-      <w:r>
-        <w:br/>
-      </w:r>
-      <w:r>
-        <w:rPr>
-          <w:rStyle w:val="NormalTok"/>
-        </w:rPr>
-        <w:t xml:space="preserve">  z </w:t>
-      </w:r>
-      <w:r>
-        <w:rPr>
-          <w:rStyle w:val="OtherTok"/>
-        </w:rPr>
-        <w:t xml:space="preserve">&lt;-</w:t>
-      </w:r>
-      <w:r>
-        <w:rPr>
-          <w:rStyle w:val="NormalTok"/>
-        </w:rPr>
-        <w:t xml:space="preserve"> </w:t>
-      </w:r>
-      <w:r>
-        <w:rPr>
-          <w:rStyle w:val="DecValTok"/>
-        </w:rPr>
-        <w:t xml:space="preserve">1</w:t>
-      </w:r>
-      <w:r>
-        <w:rPr>
-          <w:rStyle w:val="NormalTok"/>
-        </w:rPr>
-        <w:t xml:space="preserve"> </w:t>
-      </w:r>
-      <w:r>
-        <w:rPr>
-          <w:rStyle w:val="SpecialCharTok"/>
-        </w:rPr>
-        <w:t xml:space="preserve">+</w:t>
-      </w:r>
-      <w:r>
-        <w:rPr>
-          <w:rStyle w:val="NormalTok"/>
-        </w:rPr>
-        <w:t xml:space="preserve"> xi </w:t>
-      </w:r>
-      <w:r>
-        <w:rPr>
-          <w:rStyle w:val="SpecialCharTok"/>
-        </w:rPr>
-        <w:t xml:space="preserve">*</w:t>
-      </w:r>
-      <w:r>
-        <w:rPr>
-          <w:rStyle w:val="NormalTok"/>
-        </w:rPr>
-        <w:t xml:space="preserve"> (x </w:t>
-      </w:r>
-      <w:r>
-        <w:rPr>
-          <w:rStyle w:val="SpecialCharTok"/>
-        </w:rPr>
-        <w:t xml:space="preserve">-</w:t>
-      </w:r>
-      <w:r>
-        <w:rPr>
-          <w:rStyle w:val="NormalTok"/>
-        </w:rPr>
-        <w:t xml:space="preserve"> mu) </w:t>
-      </w:r>
-      <w:r>
-        <w:rPr>
-          <w:rStyle w:val="SpecialCharTok"/>
-        </w:rPr>
-        <w:t xml:space="preserve">/</w:t>
-      </w:r>
-      <w:r>
-        <w:rPr>
-          <w:rStyle w:val="NormalTok"/>
-        </w:rPr>
-        <w:t xml:space="preserve"> sigma</w:t>
-      </w:r>
-      <w:r>
-        <w:br/>
-      </w:r>
-      <w:r>
-        <w:rPr>
-          <w:rStyle w:val="NormalTok"/>
-        </w:rPr>
-        <w:t xml:space="preserve">  </w:t>
-      </w:r>
-      <w:r>
-        <w:rPr>
-          <w:rStyle w:val="DecValTok"/>
-        </w:rPr>
-        <w:t xml:space="preserve">1</w:t>
-      </w:r>
-      <w:r>
-        <w:rPr>
-          <w:rStyle w:val="NormalTok"/>
-        </w:rPr>
-        <w:t xml:space="preserve"> </w:t>
-      </w:r>
-      <w:r>
-        <w:rPr>
-          <w:rStyle w:val="SpecialCharTok"/>
-        </w:rPr>
-        <w:t xml:space="preserve">/</w:t>
-      </w:r>
-      <w:r>
-        <w:rPr>
-          <w:rStyle w:val="NormalTok"/>
-        </w:rPr>
-        <w:t xml:space="preserve"> (</w:t>
-      </w:r>
-      <w:r>
-        <w:rPr>
-          <w:rStyle w:val="DecValTok"/>
-        </w:rPr>
-        <w:t xml:space="preserve">1</w:t>
-      </w:r>
-      <w:r>
-        <w:rPr>
-          <w:rStyle w:val="NormalTok"/>
-        </w:rPr>
-        <w:t xml:space="preserve"> </w:t>
-      </w:r>
-      <w:r>
-        <w:rPr>
-          <w:rStyle w:val="SpecialCharTok"/>
-        </w:rPr>
-        <w:t xml:space="preserve">-</w:t>
-      </w:r>
-      <w:r>
-        <w:rPr>
-          <w:rStyle w:val="NormalTok"/>
-        </w:rPr>
-        <w:t xml:space="preserve"> </w:t>
-      </w:r>
-      <w:r>
-        <w:rPr>
-          <w:rStyle w:val="FunctionTok"/>
-        </w:rPr>
-        <w:t xml:space="preserve">exp</w:t>
-      </w:r>
-      <w:r>
-        <w:rPr>
-          <w:rStyle w:val="NormalTok"/>
-        </w:rPr>
-        <w:t xml:space="preserve">(</w:t>
-      </w:r>
-      <w:r>
-        <w:rPr>
-          <w:rStyle w:val="SpecialCharTok"/>
-        </w:rPr>
-        <w:t xml:space="preserve">-</w:t>
-      </w:r>
-      <w:r>
-        <w:rPr>
-          <w:rStyle w:val="NormalTok"/>
-        </w:rPr>
-        <w:t xml:space="preserve">z</w:t>
-      </w:r>
-      <w:r>
-        <w:rPr>
-          <w:rStyle w:val="SpecialCharTok"/>
-        </w:rPr>
-        <w:t xml:space="preserve">^</w:t>
-      </w:r>
-      <w:r>
-        <w:rPr>
-          <w:rStyle w:val="NormalTok"/>
-        </w:rPr>
-        <w:t xml:space="preserve">(</w:t>
-      </w:r>
-      <w:r>
-        <w:rPr>
-          <w:rStyle w:val="SpecialCharTok"/>
-        </w:rPr>
-        <w:t xml:space="preserve">-</w:t>
-      </w:r>
-      <w:r>
-        <w:rPr>
-          <w:rStyle w:val="DecValTok"/>
-        </w:rPr>
-        <w:t xml:space="preserve">1</w:t>
-      </w:r>
-      <w:r>
-        <w:rPr>
-          <w:rStyle w:val="NormalTok"/>
-        </w:rPr>
-        <w:t xml:space="preserve"> </w:t>
-      </w:r>
-      <w:r>
-        <w:rPr>
-          <w:rStyle w:val="SpecialCharTok"/>
-        </w:rPr>
-        <w:t xml:space="preserve">/</w:t>
-      </w:r>
-      <w:r>
-        <w:rPr>
-          <w:rStyle w:val="NormalTok"/>
-        </w:rPr>
-        <w:t xml:space="preserve"> xi)))</w:t>
-      </w:r>
-      <w:r>
-        <w:br/>
-      </w:r>
-      <w:r>
-        <w:rPr>
-          <w:rStyle w:val="NormalTok"/>
-        </w:rPr>
-        <w:t xml:space="preserve">}</w:t>
-      </w:r>
-      <w:r>
-        <w:br/>
-      </w:r>
-      <w:r>
-        <w:rPr>
-          <w:rStyle w:val="FunctionTok"/>
-        </w:rPr>
-        <w:t xml:space="preserve">return_period</w:t>
-      </w:r>
-      <w:r>
-        <w:rPr>
-          <w:rStyle w:val="NormalTok"/>
-        </w:rPr>
-        <w:t xml:space="preserve">(</w:t>
-      </w:r>
-      <w:r>
-        <w:rPr>
-          <w:rStyle w:val="FloatTok"/>
-        </w:rPr>
-        <w:t xml:space="preserve">169.2</w:t>
-      </w:r>
-      <w:r>
-        <w:rPr>
-          <w:rStyle w:val="NormalTok"/>
-        </w:rPr>
-        <w:t xml:space="preserve">, </w:t>
-      </w:r>
-      <w:r>
-        <w:rPr>
-          <w:rStyle w:val="FloatTok"/>
-        </w:rPr>
-        <w:t xml:space="preserve">30.47</w:t>
-      </w:r>
-      <w:r>
-        <w:rPr>
-          <w:rStyle w:val="NormalTok"/>
-        </w:rPr>
-        <w:t xml:space="preserve">, </w:t>
-      </w:r>
-      <w:r>
-        <w:rPr>
-          <w:rStyle w:val="FloatTok"/>
-        </w:rPr>
-        <w:t xml:space="preserve">9.18</w:t>
-      </w:r>
-      <w:r>
-        <w:rPr>
-          <w:rStyle w:val="NormalTok"/>
-        </w:rPr>
-        <w:t xml:space="preserve">, </w:t>
-      </w:r>
-      <w:r>
-        <w:rPr>
-          <w:rStyle w:val="FloatTok"/>
-        </w:rPr>
-        <w:t xml:space="preserve">0.252</w:t>
-      </w:r>
-      <w:r>
-        <w:rPr>
-          <w:rStyle w:val="NormalTok"/>
-        </w:rPr>
-        <w:t xml:space="preserve">)              </w:t>
-      </w:r>
-      <w:r>
-        <w:rPr>
-          <w:rStyle w:val="CommentTok"/>
-        </w:rPr>
-        <w:t xml:space="preserve">#&gt; ~511 years (present-day)</w:t>
-      </w:r>
-      <w:r>
-        <w:br/>
-      </w:r>
-      <w:r>
-        <w:rPr>
-          <w:rStyle w:val="FunctionTok"/>
-        </w:rPr>
-        <w:t xml:space="preserve">return_period</w:t>
-      </w:r>
-      <w:r>
-        <w:rPr>
-          <w:rStyle w:val="NormalTok"/>
-        </w:rPr>
-        <w:t xml:space="preserve">(</w:t>
-      </w:r>
-      <w:r>
-        <w:rPr>
-          <w:rStyle w:val="FloatTok"/>
-        </w:rPr>
-        <w:t xml:space="preserve">169.2</w:t>
-      </w:r>
-      <w:r>
-        <w:rPr>
-          <w:rStyle w:val="NormalTok"/>
-        </w:rPr>
-        <w:t xml:space="preserve">, </w:t>
-      </w:r>
-      <w:r>
-        <w:rPr>
-          <w:rStyle w:val="FloatTok"/>
-        </w:rPr>
-        <w:t xml:space="preserve">30.47</w:t>
-      </w:r>
-      <w:r>
-        <w:rPr>
-          <w:rStyle w:val="SpecialCharTok"/>
-        </w:rPr>
-        <w:t xml:space="preserve">*</w:t>
-      </w:r>
-      <w:r>
-        <w:rPr>
-          <w:rStyle w:val="FloatTok"/>
-        </w:rPr>
-        <w:t xml:space="preserve">1.2</w:t>
-      </w:r>
-      <w:r>
-        <w:rPr>
-          <w:rStyle w:val="NormalTok"/>
-        </w:rPr>
-        <w:t xml:space="preserve">, </w:t>
-      </w:r>
-      <w:r>
-        <w:rPr>
-          <w:rStyle w:val="FloatTok"/>
-        </w:rPr>
-        <w:t xml:space="preserve">9.18</w:t>
-      </w:r>
-      <w:r>
-        <w:rPr>
-          <w:rStyle w:val="SpecialCharTok"/>
-        </w:rPr>
-        <w:t xml:space="preserve">*</w:t>
-      </w:r>
-      <w:r>
-        <w:rPr>
-          <w:rStyle w:val="FloatTok"/>
-        </w:rPr>
-        <w:t xml:space="preserve">1.2</w:t>
-      </w:r>
-      <w:r>
-        <w:rPr>
-          <w:rStyle w:val="NormalTok"/>
-        </w:rPr>
-        <w:t xml:space="preserve">, </w:t>
-      </w:r>
-      <w:r>
-        <w:rPr>
-          <w:rStyle w:val="FloatTok"/>
-        </w:rPr>
-        <w:t xml:space="preserve">0.252</w:t>
-      </w:r>
-      <w:r>
-        <w:rPr>
-          <w:rStyle w:val="NormalTok"/>
-        </w:rPr>
-        <w:t xml:space="preserve">)      </w:t>
-      </w:r>
-      <w:r>
-        <w:rPr>
-          <w:rStyle w:val="CommentTok"/>
-        </w:rPr>
-        <w:t xml:space="preserve">#&gt; ~255 years (+20% scenario)</w:t>
-      </w:r>
-    </w:p>
-    <w:p>
-      <w:pPr>
-        <w:pStyle w:val="FirstParagraph"/>
-      </w:pPr>
-      <w:r>
-        <w:t xml:space="preserve">Under today’s statistics the event looks like a</w:t>
-      </w:r>
-      <w:r>
-        <w:t xml:space="preserve"> </w:t>
-      </w:r>
-      <w:r>
-        <w:rPr>
-          <w:bCs/>
-          <w:b/>
-        </w:rPr>
-        <w:t xml:space="preserve">1-in-511-year</w:t>
-      </w:r>
-      <w:r>
-        <w:t xml:space="preserve"> </w:t>
-      </w:r>
-      <w:r>
-        <w:t xml:space="preserve">storm; even under the warmer</w:t>
-      </w:r>
-      <w:r>
-        <w:t xml:space="preserve"> </w:t>
-      </w:r>
-      <w:r>
-        <w:t xml:space="preserve">+20% scenario it is still a</w:t>
-      </w:r>
-      <w:r>
-        <w:t xml:space="preserve"> </w:t>
-      </w:r>
-      <w:r>
-        <w:rPr>
-          <w:bCs/>
-          <w:b/>
-        </w:rPr>
-        <w:t xml:space="preserve">1-in-255-year</w:t>
-      </w:r>
-      <w:r>
-        <w:t xml:space="preserve"> </w:t>
-      </w:r>
-      <w:r>
-        <w:t xml:space="preserve">storm. Extraordinarily rare on paper — yet it</w:t>
-      </w:r>
-      <w:r>
-        <w:t xml:space="preserve"> </w:t>
-      </w:r>
-      <w:r>
-        <w:t xml:space="preserve">happened.</w:t>
-      </w:r>
-      <w:r>
-        <w:t xml:space="preserve"> </w:t>
-      </w:r>
-      <w:r>
-        <w:rPr>
-          <w:bCs/>
-          <w:b/>
-        </w:rPr>
-        <w:t xml:space="preserve">This is the practical lesson of the whole manual:</w:t>
-      </w:r>
-      <w:r>
-        <w:t xml:space="preserve"> </w:t>
-      </w:r>
-      <w:r>
-        <w:t xml:space="preserve">a record can show</w:t>
-      </w:r>
-      <w:r>
-        <w:t xml:space="preserve"> </w:t>
-      </w:r>
-      <w:r>
-        <w:rPr>
-          <w:iCs/>
-          <w:i/>
-        </w:rPr>
-        <w:t xml:space="preserve">no significant</w:t>
-      </w:r>
-      <w:r>
-        <w:rPr>
-          <w:iCs/>
-          <w:i/>
-        </w:rPr>
-        <w:t xml:space="preserve"> </w:t>
-      </w:r>
-      <w:r>
-        <w:rPr>
-          <w:iCs/>
-          <w:i/>
-        </w:rPr>
-        <w:t xml:space="preserve">trend</w:t>
-      </w:r>
-      <w:r>
-        <w:t xml:space="preserve"> </w:t>
-      </w:r>
-      <w:r>
-        <w:t xml:space="preserve">and still deliver, within its own span, an event far beyond the 100-year — even beyond a</w:t>
-      </w:r>
-      <w:r>
-        <w:t xml:space="preserve"> </w:t>
-      </w:r>
-      <w:r>
-        <w:t xml:space="preserve">mid-century projection. Design standards built on the historical record alone can badly</w:t>
-      </w:r>
-      <w:r>
-        <w:t xml:space="preserve"> </w:t>
-      </w:r>
-      <w:r>
-        <w:t xml:space="preserve">understate the true hazard.</w:t>
-      </w:r>
-    </w:p>
-    <w:p>
-      <w:pPr>
-        <w:pStyle w:val="CaptionedFigure"/>
       </w:pPr>
       <w:r>
         <w:drawing>
           <wp:inline>
             <wp:extent cx="5334000" cy="3556000"/>
             <wp:effectExtent b="0" l="0" r="0" t="0"/>
-            <wp:docPr descr="Figure 3. Accra’s highest daily rainfall leapt to 169.2 mm (29 June 2026), crossing both modelled design-storm levels." title="" id="38" name="Picture"/>
+            <wp:docPr descr="" title="" id="38" name="Picture"/>
             <a:graphic>
               <a:graphicData uri="http://schemas.openxmlformats.org/drawingml/2006/picture">
                 <pic:pic>
@@ -5277,48 +5223,14 @@
     </w:p>
     <w:p>
       <w:pPr>
-        <w:pStyle w:val="ImageCaption"/>
-      </w:pPr>
-      <w:r>
-        <w:t xml:space="preserve">Figure 3. Accra’s highest daily rainfall leapt to 169.2 mm (29 June 2026), crossing both modelled design-storm levels.</w:t>
-      </w:r>
-    </w:p>
-    <w:p>
-      <w:pPr>
         <w:pStyle w:val="BodyText"/>
-      </w:pPr>
-      <w:r>
-        <w:rPr>
-          <w:iCs/>
-          <w:i/>
-        </w:rPr>
-        <w:t xml:space="preserve">Figure 3. The 2026 event against the manual’s design storms. The dashed lines are the</w:t>
-      </w:r>
-      <w:r>
-        <w:rPr>
-          <w:iCs/>
-          <w:i/>
-        </w:rPr>
-        <w:t xml:space="preserve"> </w:t>
-      </w:r>
-      <w:r>
-        <w:rPr>
-          <w:iCs/>
-          <w:i/>
-        </w:rPr>
-        <w:t xml:space="preserve">present-day (110 mm) and mid-century (132 mm) 100-year storms from Sections 5–6.</w:t>
-      </w:r>
-    </w:p>
-    <w:p>
-      <w:pPr>
-        <w:pStyle w:val="CaptionedFigure"/>
       </w:pPr>
       <w:r>
         <w:drawing>
           <wp:inline>
             <wp:extent cx="5334000" cy="3556000"/>
             <wp:effectExtent b="0" l="0" r="0" t="0"/>
-            <wp:docPr descr="Figure 4. June 2026’s 593 mm shattered Ghana’s previous monthly rainfall records." title="" id="41" name="Picture"/>
+            <wp:docPr descr="" title="" id="41" name="Picture"/>
             <a:graphic>
               <a:graphicData uri="http://schemas.openxmlformats.org/drawingml/2006/picture">
                 <pic:pic>
@@ -5354,40 +5266,6 @@
             </a:graphic>
           </wp:inline>
         </w:drawing>
-      </w:r>
-    </w:p>
-    <w:p>
-      <w:pPr>
-        <w:pStyle w:val="ImageCaption"/>
-      </w:pPr>
-      <w:r>
-        <w:t xml:space="preserve">Figure 4. June 2026’s 593 mm shattered Ghana’s previous monthly rainfall records.</w:t>
-      </w:r>
-    </w:p>
-    <w:p>
-      <w:pPr>
-        <w:pStyle w:val="BodyText"/>
-      </w:pPr>
-      <w:r>
-        <w:rPr>
-          <w:iCs/>
-          <w:i/>
-        </w:rPr>
-        <w:t xml:space="preserve">Figure 4. Ghana’s wettest month on record (source: GMet figures reported to Parliament, June</w:t>
-      </w:r>
-      <w:r>
-        <w:rPr>
-          <w:iCs/>
-          <w:i/>
-        </w:rPr>
-        <w:t xml:space="preserve"> </w:t>
-      </w:r>
-      <w:r>
-        <w:rPr>
-          <w:iCs/>
-          <w:i/>
-        </w:rPr>
-        <w:t xml:space="preserve">2026).</w:t>
       </w:r>
     </w:p>
     <w:p>
@@ -6685,14 +6563,28 @@
     </w:p>
     <w:p>
       <w:pPr>
-        <w:pStyle w:val="CaptionedFigure"/>
+        <w:pStyle w:val="FirstParagraph"/>
+      </w:pPr>
+      <w:r>
+        <w:t xml:space="preserve">Plotting the discharge series over a wet season shows the flood wave — rising to a peak and</w:t>
+      </w:r>
+      <w:r>
+        <w:t xml:space="preserve"> </w:t>
+      </w:r>
+      <w:r>
+        <w:t xml:space="preserve">receding — that the next stage will route (Figure 5).</w:t>
+      </w:r>
+    </w:p>
+    <w:p>
+      <w:pPr>
+        <w:pStyle w:val="BodyText"/>
       </w:pPr>
       <w:r>
         <w:drawing>
           <wp:inline>
             <wp:extent cx="5334000" cy="3556000"/>
             <wp:effectExtent b="0" l="0" r="0" t="0"/>
-            <wp:docPr descr="Figure 5. The flood hydrograph: discharge rising to a peak and receding." title="" id="46" name="Picture"/>
+            <wp:docPr descr="" title="" id="46" name="Picture"/>
             <a:graphic>
               <a:graphicData uri="http://schemas.openxmlformats.org/drawingml/2006/picture">
                 <pic:pic>
@@ -6728,26 +6620,6 @@
             </a:graphic>
           </wp:inline>
         </w:drawing>
-      </w:r>
-    </w:p>
-    <w:p>
-      <w:pPr>
-        <w:pStyle w:val="ImageCaption"/>
-      </w:pPr>
-      <w:r>
-        <w:t xml:space="preserve">Figure 5. The flood hydrograph: discharge rising to a peak and receding.</w:t>
-      </w:r>
-    </w:p>
-    <w:p>
-      <w:pPr>
-        <w:pStyle w:val="BodyText"/>
-      </w:pPr>
-      <w:r>
-        <w:rPr>
-          <w:iCs/>
-          <w:i/>
-        </w:rPr>
-        <w:t xml:space="preserve">Figure 5. A wet-season flood hydrograph — the flood wave the next stage will route.</w:t>
       </w:r>
     </w:p>
     <w:bookmarkEnd w:id="48"/>
@@ -7217,19 +7089,31 @@
         <w:t xml:space="preserve"> </w:t>
       </w:r>
       <w:r>
-        <w:t xml:space="preserve">makes a far bigger flood on saturated ground — the role of antecedent wetness.</w:t>
-      </w:r>
-    </w:p>
-    <w:p>
-      <w:pPr>
-        <w:pStyle w:val="CaptionedFigure"/>
+        <w:t xml:space="preserve">makes a far bigger flood on saturated ground — the role of antecedent wetness. Month by month,</w:t>
+      </w:r>
+      <w:r>
+        <w:t xml:space="preserve"> </w:t>
+      </w:r>
+      <w:r>
+        <w:t xml:space="preserve">rainfall (blue) stands against evaporative demand (red), with the resulting runoff as the line</w:t>
+      </w:r>
+      <w:r>
+        <w:t xml:space="preserve"> </w:t>
+      </w:r>
+      <w:r>
+        <w:t xml:space="preserve">(Figure 6).</w:t>
+      </w:r>
+    </w:p>
+    <w:p>
+      <w:pPr>
+        <w:pStyle w:val="BodyText"/>
       </w:pPr>
       <w:r>
         <w:drawing>
           <wp:inline>
             <wp:extent cx="5334000" cy="3556000"/>
             <wp:effectExtent b="0" l="0" r="0" t="0"/>
-            <wp:docPr descr="Figure 6. The monthly water balance: rainfall against evaporative demand and the resulting runoff." title="" id="50" name="Picture"/>
+            <wp:docPr descr="" title="" id="50" name="Picture"/>
             <a:graphic>
               <a:graphicData uri="http://schemas.openxmlformats.org/drawingml/2006/picture">
                 <pic:pic>
@@ -7269,421 +7153,414 @@
     </w:p>
     <w:p>
       <w:pPr>
-        <w:pStyle w:val="ImageCaption"/>
-      </w:pPr>
-      <w:r>
-        <w:t xml:space="preserve">Figure 6. The monthly water balance: rainfall against evaporative demand and the resulting runoff.</w:t>
-      </w:r>
-    </w:p>
-    <w:p>
-      <w:pPr>
-        <w:pStyle w:val="BodyText"/>
-      </w:pPr>
+        <w:pStyle w:val="BlockText"/>
+      </w:pPr>
+      <w:r>
+        <w:rPr>
+          <w:bCs/>
+          <w:b/>
+        </w:rPr>
+        <w:t xml:space="preserve">An honest limit.</w:t>
+      </w:r>
+      <w:r>
+        <w:t xml:space="preserve"> </w:t>
+      </w:r>
+      <w:r>
+        <w:t xml:space="preserve">The built-in</w:t>
+      </w:r>
+      <w:r>
+        <w:t xml:space="preserve"> </w:t>
+      </w:r>
+      <w:r>
+        <w:rPr>
+          <w:rStyle w:val="VerbatimChar"/>
+        </w:rPr>
+        <w:t xml:space="preserve">"simple"</w:t>
+      </w:r>
+      <w:r>
+        <w:t xml:space="preserve"> </w:t>
+      </w:r>
+      <w:r>
+        <w:t xml:space="preserve">engine is a runoff generator, not a fully</w:t>
+      </w:r>
+      <w:r>
+        <w:t xml:space="preserve"> </w:t>
+      </w:r>
+      <w:r>
+        <w:t xml:space="preserve">mass-conserving water-balance model. It is perfect for seeing the</w:t>
+      </w:r>
+      <w:r>
+        <w:t xml:space="preserve"> </w:t>
+      </w:r>
       <w:r>
         <w:rPr>
           <w:iCs/>
           <w:i/>
         </w:rPr>
-        <w:t xml:space="preserve">Figure 6. Rainfall (blue), evaporative demand PET (red) and runoff (line), by month.</w:t>
-      </w:r>
-    </w:p>
-    <w:p>
-      <w:pPr>
-        <w:pStyle w:val="BlockText"/>
-      </w:pPr>
+        <w:t xml:space="preserve">partition</w:t>
+      </w:r>
+      <w:r>
+        <w:t xml:space="preserve"> </w:t>
+      </w:r>
+      <w:r>
+        <w:t xml:space="preserve">of rainfall; for</w:t>
+      </w:r>
+      <w:r>
+        <w:t xml:space="preserve"> </w:t>
+      </w:r>
+      <w:r>
+        <w:t xml:space="preserve">a strict closed balance use the calibrated GR4J model via</w:t>
+      </w:r>
+      <w:r>
+        <w:t xml:space="preserve"> </w:t>
+      </w:r>
+      <w:r>
+        <w:rPr>
+          <w:rStyle w:val="VerbatimChar"/>
+        </w:rPr>
+        <w:t xml:space="preserve">engine = "airGR"</w:t>
+      </w:r>
+      <w:r>
+        <w:t xml:space="preserve">.</w:t>
+      </w:r>
+    </w:p>
+    <w:bookmarkEnd w:id="52"/>
+    <w:bookmarkStart w:id="56" w:name="Xe16cb9ead8f83d01fb5b75f5a38f5def8fb97f9"/>
+    <w:p>
+      <w:pPr>
+        <w:pStyle w:val="Heading2"/>
+      </w:pPr>
+      <w:r>
+        <w:t xml:space="preserve">11.</w:t>
+      </w:r>
+      <w:r>
+        <w:t xml:space="preserve"> </w:t>
+      </w:r>
+      <w:r>
+        <w:rPr>
+          <w:rStyle w:val="VerbatimChar"/>
+        </w:rPr>
+        <w:t xml:space="preserve">flood_route()</w:t>
+      </w:r>
+      <w:r>
+        <w:t xml:space="preserve">: where the water goes and how deep</w:t>
+      </w:r>
+    </w:p>
+    <w:p>
+      <w:pPr>
+        <w:pStyle w:val="FirstParagraph"/>
+      </w:pPr>
+      <w:r>
+        <w:t xml:space="preserve">This is the heart of the flood model.</w:t>
+      </w:r>
+      <w:r>
+        <w:t xml:space="preserve"> </w:t>
+      </w:r>
+      <w:r>
+        <w:rPr>
+          <w:rStyle w:val="VerbatimChar"/>
+        </w:rPr>
+        <w:t xml:space="preserve">flood_route()</w:t>
+      </w:r>
+      <w:r>
+        <w:t xml:space="preserve"> </w:t>
+      </w:r>
+      <w:r>
+        <w:t xml:space="preserve">moves the flood wave down the channel and</w:t>
+      </w:r>
+      <w:r>
+        <w:t xml:space="preserve"> </w:t>
+      </w:r>
+      <w:r>
+        <w:t xml:space="preserve">computes water depth. It offers five methods forming a</w:t>
+      </w:r>
+      <w:r>
+        <w:t xml:space="preserve"> </w:t>
+      </w:r>
+      <w:r>
+        <w:t xml:space="preserve">‘</w:t>
+      </w:r>
+      <w:r>
+        <w:t xml:space="preserve">ladder</w:t>
+      </w:r>
+      <w:r>
+        <w:t xml:space="preserve">’</w:t>
+      </w:r>
+      <w:r>
+        <w:t xml:space="preserve"> </w:t>
+      </w:r>
+      <w:r>
+        <w:t xml:space="preserve">from simple to sophisticated;</w:t>
+      </w:r>
+      <w:r>
+        <w:t xml:space="preserve"> </w:t>
+      </w:r>
+      <w:r>
+        <w:t xml:space="preserve">all compute depth from Manning’s equation but differ in how the peak spreads and shrinks</w:t>
+      </w:r>
+      <w:r>
+        <w:t xml:space="preserve"> </w:t>
+      </w:r>
+      <w:r>
+        <w:t xml:space="preserve">(</w:t>
+      </w:r>
       <w:r>
         <w:rPr>
           <w:bCs/>
           <w:b/>
         </w:rPr>
-        <w:t xml:space="preserve">An honest limit.</w:t>
-      </w:r>
-      <w:r>
-        <w:t xml:space="preserve"> </w:t>
-      </w:r>
-      <w:r>
-        <w:t xml:space="preserve">The built-in</w:t>
-      </w:r>
-      <w:r>
-        <w:t xml:space="preserve"> </w:t>
-      </w:r>
-      <w:r>
-        <w:rPr>
-          <w:rStyle w:val="VerbatimChar"/>
-        </w:rPr>
-        <w:t xml:space="preserve">"simple"</w:t>
-      </w:r>
-      <w:r>
-        <w:t xml:space="preserve"> </w:t>
-      </w:r>
-      <w:r>
-        <w:t xml:space="preserve">engine is a runoff generator, not a fully</w:t>
-      </w:r>
-      <w:r>
-        <w:t xml:space="preserve"> </w:t>
-      </w:r>
-      <w:r>
-        <w:t xml:space="preserve">mass-conserving water-balance model. It is perfect for seeing the</w:t>
-      </w:r>
-      <w:r>
-        <w:t xml:space="preserve"> </w:t>
-      </w:r>
-      <w:r>
-        <w:rPr>
-          <w:iCs/>
-          <w:i/>
-        </w:rPr>
-        <w:t xml:space="preserve">partition</w:t>
-      </w:r>
-      <w:r>
-        <w:t xml:space="preserve"> </w:t>
-      </w:r>
-      <w:r>
-        <w:t xml:space="preserve">of rainfall; for</w:t>
-      </w:r>
-      <w:r>
-        <w:t xml:space="preserve"> </w:t>
-      </w:r>
-      <w:r>
-        <w:t xml:space="preserve">a strict closed balance use the calibrated GR4J model via</w:t>
-      </w:r>
-      <w:r>
-        <w:t xml:space="preserve"> </w:t>
-      </w:r>
-      <w:r>
-        <w:rPr>
-          <w:rStyle w:val="VerbatimChar"/>
-        </w:rPr>
-        <w:t xml:space="preserve">engine = "airGR"</w:t>
-      </w:r>
-      <w:r>
-        <w:t xml:space="preserve">.</w:t>
-      </w:r>
-    </w:p>
-    <w:bookmarkEnd w:id="52"/>
-    <w:bookmarkStart w:id="56" w:name="Xe16cb9ead8f83d01fb5b75f5a38f5def8fb97f9"/>
-    <w:p>
-      <w:pPr>
-        <w:pStyle w:val="Heading2"/>
-      </w:pPr>
-      <w:r>
-        <w:t xml:space="preserve">11.</w:t>
-      </w:r>
-      <w:r>
-        <w:t xml:space="preserve"> </w:t>
-      </w:r>
-      <w:r>
-        <w:rPr>
-          <w:rStyle w:val="VerbatimChar"/>
-        </w:rPr>
-        <w:t xml:space="preserve">flood_route()</w:t>
-      </w:r>
-      <w:r>
-        <w:t xml:space="preserve">: where the water goes and how deep</w:t>
-      </w:r>
-    </w:p>
-    <w:p>
-      <w:pPr>
-        <w:pStyle w:val="FirstParagraph"/>
-      </w:pPr>
-      <w:r>
-        <w:t xml:space="preserve">This is the heart of the flood model.</w:t>
-      </w:r>
-      <w:r>
-        <w:t xml:space="preserve"> </w:t>
-      </w:r>
-      <w:r>
-        <w:rPr>
-          <w:rStyle w:val="VerbatimChar"/>
-        </w:rPr>
-        <w:t xml:space="preserve">flood_route()</w:t>
-      </w:r>
-      <w:r>
-        <w:t xml:space="preserve"> </w:t>
-      </w:r>
-      <w:r>
-        <w:t xml:space="preserve">moves the flood wave down the channel and</w:t>
-      </w:r>
-      <w:r>
-        <w:t xml:space="preserve"> </w:t>
-      </w:r>
-      <w:r>
-        <w:t xml:space="preserve">computes water depth. It offers five methods forming a</w:t>
-      </w:r>
-      <w:r>
-        <w:t xml:space="preserve"> </w:t>
-      </w:r>
-      <w:r>
-        <w:t xml:space="preserve">‘</w:t>
-      </w:r>
-      <w:r>
-        <w:t xml:space="preserve">ladder</w:t>
-      </w:r>
-      <w:r>
-        <w:t xml:space="preserve">’</w:t>
-      </w:r>
-      <w:r>
-        <w:t xml:space="preserve"> </w:t>
-      </w:r>
-      <w:r>
-        <w:t xml:space="preserve">from simple to sophisticated;</w:t>
-      </w:r>
-      <w:r>
-        <w:t xml:space="preserve"> </w:t>
-      </w:r>
-      <w:r>
-        <w:t xml:space="preserve">all compute depth from Manning’s equation but differ in how the peak spreads and shrinks</w:t>
-      </w:r>
-      <w:r>
-        <w:t xml:space="preserve"> </w:t>
-      </w:r>
-      <w:r>
-        <w:t xml:space="preserve">(</w:t>
-      </w:r>
+        <w:t xml:space="preserve">attenuates</w:t>
+      </w:r>
+      <w:r>
+        <w:t xml:space="preserve">) as it travels.</w:t>
+      </w:r>
+    </w:p>
+    <w:p>
+      <w:pPr>
+        <w:pStyle w:val="BodyText"/>
+      </w:pPr>
       <w:r>
         <w:rPr>
           <w:bCs/>
           <w:b/>
         </w:rPr>
-        <w:t xml:space="preserve">attenuates</w:t>
-      </w:r>
-      <w:r>
-        <w:t xml:space="preserve">) as it travels.</w:t>
-      </w:r>
-    </w:p>
-    <w:p>
-      <w:pPr>
-        <w:pStyle w:val="BodyText"/>
-      </w:pPr>
+        <w:t xml:space="preserve">↑ Continues from above</w:t>
+      </w:r>
+    </w:p>
+    <w:p>
+      <w:pPr>
+        <w:pStyle w:val="SourceCode"/>
+      </w:pPr>
+      <w:r>
+        <w:rPr>
+          <w:rStyle w:val="NormalTok"/>
+        </w:rPr>
+        <w:t xml:space="preserve">fp </w:t>
+      </w:r>
+      <w:r>
+        <w:rPr>
+          <w:rStyle w:val="OtherTok"/>
+        </w:rPr>
+        <w:t xml:space="preserve">&lt;-</w:t>
+      </w:r>
+      <w:r>
+        <w:rPr>
+          <w:rStyle w:val="NormalTok"/>
+        </w:rPr>
+        <w:t xml:space="preserve"> </w:t>
+      </w:r>
+      <w:r>
+        <w:rPr>
+          <w:rStyle w:val="FunctionTok"/>
+        </w:rPr>
+        <w:t xml:space="preserve">flood_route</w:t>
+      </w:r>
+      <w:r>
+        <w:rPr>
+          <w:rStyle w:val="NormalTok"/>
+        </w:rPr>
+        <w:t xml:space="preserve">(fp, </w:t>
+      </w:r>
+      <w:r>
+        <w:rPr>
+          <w:rStyle w:val="AttributeTok"/>
+        </w:rPr>
+        <w:t xml:space="preserve">method =</w:t>
+      </w:r>
+      <w:r>
+        <w:rPr>
+          <w:rStyle w:val="NormalTok"/>
+        </w:rPr>
+        <w:t xml:space="preserve"> </w:t>
+      </w:r>
+      <w:r>
+        <w:rPr>
+          <w:rStyle w:val="StringTok"/>
+        </w:rPr>
+        <w:t xml:space="preserve">"muskingum-cunge"</w:t>
+      </w:r>
+      <w:r>
+        <w:rPr>
+          <w:rStyle w:val="NormalTok"/>
+        </w:rPr>
+        <w:t xml:space="preserve">,</w:t>
+      </w:r>
+      <w:r>
+        <w:br/>
+      </w:r>
+      <w:r>
+        <w:rPr>
+          <w:rStyle w:val="NormalTok"/>
+        </w:rPr>
+        <w:t xml:space="preserve">                  </w:t>
+      </w:r>
+      <w:r>
+        <w:rPr>
+          <w:rStyle w:val="AttributeTok"/>
+        </w:rPr>
+        <w:t xml:space="preserve">width =</w:t>
+      </w:r>
+      <w:r>
+        <w:rPr>
+          <w:rStyle w:val="NormalTok"/>
+        </w:rPr>
+        <w:t xml:space="preserve"> </w:t>
+      </w:r>
+      <w:r>
+        <w:rPr>
+          <w:rStyle w:val="DecValTok"/>
+        </w:rPr>
+        <w:t xml:space="preserve">25</w:t>
+      </w:r>
+      <w:r>
+        <w:rPr>
+          <w:rStyle w:val="NormalTok"/>
+        </w:rPr>
+        <w:t xml:space="preserve">, </w:t>
+      </w:r>
+      <w:r>
+        <w:rPr>
+          <w:rStyle w:val="AttributeTok"/>
+        </w:rPr>
+        <w:t xml:space="preserve">slope =</w:t>
+      </w:r>
+      <w:r>
+        <w:rPr>
+          <w:rStyle w:val="NormalTok"/>
+        </w:rPr>
+        <w:t xml:space="preserve"> </w:t>
+      </w:r>
+      <w:r>
+        <w:rPr>
+          <w:rStyle w:val="FloatTok"/>
+        </w:rPr>
+        <w:t xml:space="preserve">0.002</w:t>
+      </w:r>
+      <w:r>
+        <w:rPr>
+          <w:rStyle w:val="NormalTok"/>
+        </w:rPr>
+        <w:t xml:space="preserve">, </w:t>
+      </w:r>
+      <w:r>
+        <w:rPr>
+          <w:rStyle w:val="AttributeTok"/>
+        </w:rPr>
+        <w:t xml:space="preserve">area_km2 =</w:t>
+      </w:r>
+      <w:r>
+        <w:rPr>
+          <w:rStyle w:val="NormalTok"/>
+        </w:rPr>
+        <w:t xml:space="preserve"> </w:t>
+      </w:r>
+      <w:r>
+        <w:rPr>
+          <w:rStyle w:val="DecValTok"/>
+        </w:rPr>
+        <w:t xml:space="preserve">400</w:t>
+      </w:r>
+      <w:r>
+        <w:rPr>
+          <w:rStyle w:val="NormalTok"/>
+        </w:rPr>
+        <w:t xml:space="preserve">)</w:t>
+      </w:r>
+      <w:r>
+        <w:br/>
+      </w:r>
+      <w:r>
+        <w:rPr>
+          <w:rStyle w:val="NormalTok"/>
+        </w:rPr>
+        <w:t xml:space="preserve">fp</w:t>
+      </w:r>
+      <w:r>
+        <w:rPr>
+          <w:rStyle w:val="SpecialCharTok"/>
+        </w:rPr>
+        <w:t xml:space="preserve">$</w:t>
+      </w:r>
+      <w:r>
+        <w:rPr>
+          <w:rStyle w:val="NormalTok"/>
+        </w:rPr>
+        <w:t xml:space="preserve">route</w:t>
+      </w:r>
+      <w:r>
+        <w:br/>
+      </w:r>
+      <w:r>
+        <w:rPr>
+          <w:rStyle w:val="CommentTok"/>
+        </w:rPr>
+        <w:t xml:space="preserve">#&gt; &lt;flood_route&gt;</w:t>
+      </w:r>
+      <w:r>
+        <w:br/>
+      </w:r>
+      <w:r>
+        <w:rPr>
+          <w:rStyle w:val="CommentTok"/>
+        </w:rPr>
+        <w:t xml:space="preserve">#&gt;   method: muskingum-cunge</w:t>
+      </w:r>
+      <w:r>
+        <w:br/>
+      </w:r>
+      <w:r>
+        <w:rPr>
+          <w:rStyle w:val="CommentTok"/>
+        </w:rPr>
+        <w:t xml:space="preserve">#&gt;   peak depth:    5.40 m</w:t>
+      </w:r>
+      <w:r>
+        <w:br/>
+      </w:r>
+      <w:r>
+        <w:rPr>
+          <w:rStyle w:val="CommentTok"/>
+        </w:rPr>
+        <w:t xml:space="preserve">#&gt;   peak velocity: 3.93 m/s</w:t>
+      </w:r>
+      <w:r>
+        <w:br/>
+      </w:r>
+      <w:r>
+        <w:rPr>
+          <w:rStyle w:val="CommentTok"/>
+        </w:rPr>
+        <w:t xml:space="preserve">#&gt;   attenuation:   0.996 (routed peak / inflow peak)</w:t>
+      </w:r>
+      <w:r>
+        <w:br/>
+      </w:r>
+      <w:r>
+        <w:rPr>
+          <w:rStyle w:val="CommentTok"/>
+        </w:rPr>
+        <w:t xml:space="preserve">#&gt;   channel: width=25m  slope=0.002  n=0.035</w:t>
+      </w:r>
+    </w:p>
+    <w:p>
+      <w:pPr>
+        <w:pStyle w:val="FirstParagraph"/>
+      </w:pPr>
+      <w:r>
+        <w:t xml:space="preserve">So the design flood is about</w:t>
+      </w:r>
+      <w:r>
+        <w:t xml:space="preserve"> </w:t>
+      </w:r>
       <w:r>
         <w:rPr>
           <w:bCs/>
           <w:b/>
         </w:rPr>
-        <w:t xml:space="preserve">↑ Continues from above</w:t>
-      </w:r>
-    </w:p>
-    <w:p>
-      <w:pPr>
-        <w:pStyle w:val="SourceCode"/>
-      </w:pPr>
-      <w:r>
-        <w:rPr>
-          <w:rStyle w:val="NormalTok"/>
-        </w:rPr>
-        <w:t xml:space="preserve">fp </w:t>
-      </w:r>
-      <w:r>
-        <w:rPr>
-          <w:rStyle w:val="OtherTok"/>
-        </w:rPr>
-        <w:t xml:space="preserve">&lt;-</w:t>
-      </w:r>
-      <w:r>
-        <w:rPr>
-          <w:rStyle w:val="NormalTok"/>
-        </w:rPr>
-        <w:t xml:space="preserve"> </w:t>
-      </w:r>
-      <w:r>
-        <w:rPr>
-          <w:rStyle w:val="FunctionTok"/>
-        </w:rPr>
-        <w:t xml:space="preserve">flood_route</w:t>
-      </w:r>
-      <w:r>
-        <w:rPr>
-          <w:rStyle w:val="NormalTok"/>
-        </w:rPr>
-        <w:t xml:space="preserve">(fp, </w:t>
-      </w:r>
-      <w:r>
-        <w:rPr>
-          <w:rStyle w:val="AttributeTok"/>
-        </w:rPr>
-        <w:t xml:space="preserve">method =</w:t>
-      </w:r>
-      <w:r>
-        <w:rPr>
-          <w:rStyle w:val="NormalTok"/>
-        </w:rPr>
-        <w:t xml:space="preserve"> </w:t>
-      </w:r>
-      <w:r>
-        <w:rPr>
-          <w:rStyle w:val="StringTok"/>
-        </w:rPr>
-        <w:t xml:space="preserve">"muskingum-cunge"</w:t>
-      </w:r>
-      <w:r>
-        <w:rPr>
-          <w:rStyle w:val="NormalTok"/>
-        </w:rPr>
-        <w:t xml:space="preserve">,</w:t>
-      </w:r>
-      <w:r>
-        <w:br/>
-      </w:r>
-      <w:r>
-        <w:rPr>
-          <w:rStyle w:val="NormalTok"/>
-        </w:rPr>
-        <w:t xml:space="preserve">                  </w:t>
-      </w:r>
-      <w:r>
-        <w:rPr>
-          <w:rStyle w:val="AttributeTok"/>
-        </w:rPr>
-        <w:t xml:space="preserve">width =</w:t>
-      </w:r>
-      <w:r>
-        <w:rPr>
-          <w:rStyle w:val="NormalTok"/>
-        </w:rPr>
-        <w:t xml:space="preserve"> </w:t>
-      </w:r>
-      <w:r>
-        <w:rPr>
-          <w:rStyle w:val="DecValTok"/>
-        </w:rPr>
-        <w:t xml:space="preserve">25</w:t>
-      </w:r>
-      <w:r>
-        <w:rPr>
-          <w:rStyle w:val="NormalTok"/>
-        </w:rPr>
-        <w:t xml:space="preserve">, </w:t>
-      </w:r>
-      <w:r>
-        <w:rPr>
-          <w:rStyle w:val="AttributeTok"/>
-        </w:rPr>
-        <w:t xml:space="preserve">slope =</w:t>
-      </w:r>
-      <w:r>
-        <w:rPr>
-          <w:rStyle w:val="NormalTok"/>
-        </w:rPr>
-        <w:t xml:space="preserve"> </w:t>
-      </w:r>
-      <w:r>
-        <w:rPr>
-          <w:rStyle w:val="FloatTok"/>
-        </w:rPr>
-        <w:t xml:space="preserve">0.002</w:t>
-      </w:r>
-      <w:r>
-        <w:rPr>
-          <w:rStyle w:val="NormalTok"/>
-        </w:rPr>
-        <w:t xml:space="preserve">, </w:t>
-      </w:r>
-      <w:r>
-        <w:rPr>
-          <w:rStyle w:val="AttributeTok"/>
-        </w:rPr>
-        <w:t xml:space="preserve">area_km2 =</w:t>
-      </w:r>
-      <w:r>
-        <w:rPr>
-          <w:rStyle w:val="NormalTok"/>
-        </w:rPr>
-        <w:t xml:space="preserve"> </w:t>
-      </w:r>
-      <w:r>
-        <w:rPr>
-          <w:rStyle w:val="DecValTok"/>
-        </w:rPr>
-        <w:t xml:space="preserve">400</w:t>
-      </w:r>
-      <w:r>
-        <w:rPr>
-          <w:rStyle w:val="NormalTok"/>
-        </w:rPr>
-        <w:t xml:space="preserve">)</w:t>
-      </w:r>
-      <w:r>
-        <w:br/>
-      </w:r>
-      <w:r>
-        <w:rPr>
-          <w:rStyle w:val="NormalTok"/>
-        </w:rPr>
-        <w:t xml:space="preserve">fp</w:t>
-      </w:r>
-      <w:r>
-        <w:rPr>
-          <w:rStyle w:val="SpecialCharTok"/>
-        </w:rPr>
-        <w:t xml:space="preserve">$</w:t>
-      </w:r>
-      <w:r>
-        <w:rPr>
-          <w:rStyle w:val="NormalTok"/>
-        </w:rPr>
-        <w:t xml:space="preserve">route</w:t>
-      </w:r>
-      <w:r>
-        <w:br/>
-      </w:r>
-      <w:r>
-        <w:rPr>
-          <w:rStyle w:val="CommentTok"/>
-        </w:rPr>
-        <w:t xml:space="preserve">#&gt; &lt;flood_route&gt;</w:t>
-      </w:r>
-      <w:r>
-        <w:br/>
-      </w:r>
-      <w:r>
-        <w:rPr>
-          <w:rStyle w:val="CommentTok"/>
-        </w:rPr>
-        <w:t xml:space="preserve">#&gt;   method: muskingum-cunge</w:t>
-      </w:r>
-      <w:r>
-        <w:br/>
-      </w:r>
-      <w:r>
-        <w:rPr>
-          <w:rStyle w:val="CommentTok"/>
-        </w:rPr>
-        <w:t xml:space="preserve">#&gt;   peak depth:    5.40 m</w:t>
-      </w:r>
-      <w:r>
-        <w:br/>
-      </w:r>
-      <w:r>
-        <w:rPr>
-          <w:rStyle w:val="CommentTok"/>
-        </w:rPr>
-        <w:t xml:space="preserve">#&gt;   peak velocity: 3.93 m/s</w:t>
-      </w:r>
-      <w:r>
-        <w:br/>
-      </w:r>
-      <w:r>
-        <w:rPr>
-          <w:rStyle w:val="CommentTok"/>
-        </w:rPr>
-        <w:t xml:space="preserve">#&gt;   attenuation:   0.996 (routed peak / inflow peak)</w:t>
-      </w:r>
-      <w:r>
-        <w:br/>
-      </w:r>
-      <w:r>
-        <w:rPr>
-          <w:rStyle w:val="CommentTok"/>
-        </w:rPr>
-        <w:t xml:space="preserve">#&gt;   channel: width=25m  slope=0.002  n=0.035</w:t>
-      </w:r>
-    </w:p>
-    <w:p>
-      <w:pPr>
-        <w:pStyle w:val="FirstParagraph"/>
-      </w:pPr>
-      <w:r>
-        <w:t xml:space="preserve">So the design flood is about</w:t>
+        <w:t xml:space="preserve">5.4 metres deep</w:t>
+      </w:r>
+      <w:r>
+        <w:t xml:space="preserve">, moving at</w:t>
       </w:r>
       <w:r>
         <w:t xml:space="preserve"> </w:t>
@@ -7693,137 +7570,136 @@
           <w:bCs/>
           <w:b/>
         </w:rPr>
-        <w:t xml:space="preserve">5.4 metres deep</w:t>
-      </w:r>
-      <w:r>
-        <w:t xml:space="preserve">, moving at</w:t>
-      </w:r>
-      <w:r>
-        <w:t xml:space="preserve"> </w:t>
-      </w:r>
+        <w:t xml:space="preserve">3.9 m/s</w:t>
+      </w:r>
+      <w:r>
+        <w:t xml:space="preserve"> </w:t>
+      </w:r>
+      <w:r>
+        <w:t xml:space="preserve">— fast and dangerous.</w:t>
+      </w:r>
+      <w:r>
+        <w:t xml:space="preserve"> </w:t>
+      </w:r>
+      <w:r>
+        <w:t xml:space="preserve">The attenuation of 0.996 means the routed peak kept 99.6% of its height over this reach.</w:t>
+      </w:r>
+    </w:p>
+    <w:p>
+      <w:pPr>
+        <w:pStyle w:val="BodyText"/>
+      </w:pPr>
       <w:r>
         <w:rPr>
           <w:bCs/>
           <w:b/>
         </w:rPr>
-        <w:t xml:space="preserve">3.9 m/s</w:t>
-      </w:r>
-      <w:r>
-        <w:t xml:space="preserve"> </w:t>
-      </w:r>
-      <w:r>
-        <w:t xml:space="preserve">— fast and dangerous.</w:t>
-      </w:r>
-      <w:r>
-        <w:t xml:space="preserve"> </w:t>
-      </w:r>
-      <w:r>
-        <w:t xml:space="preserve">The attenuation of 0.996 means the routed peak kept 99.6% of its height over this reach.</w:t>
+        <w:t xml:space="preserve">The five-method ladder.</w:t>
+      </w:r>
+      <w:r>
+        <w:t xml:space="preserve"> </w:t>
+      </w:r>
+      <w:r>
+        <w:rPr>
+          <w:rStyle w:val="VerbatimChar"/>
+        </w:rPr>
+        <w:t xml:space="preserve">manning-normal</w:t>
+      </w:r>
+      <w:r>
+        <w:t xml:space="preserve"> </w:t>
+      </w:r>
+      <w:r>
+        <w:t xml:space="preserve">— steady flow, no wave movement (quick baseline).</w:t>
+      </w:r>
+      <w:r>
+        <w:t xml:space="preserve"> </w:t>
+      </w:r>
+      <w:r>
+        <w:rPr>
+          <w:rStyle w:val="VerbatimChar"/>
+        </w:rPr>
+        <w:t xml:space="preserve">kinematic</w:t>
+      </w:r>
+      <w:r>
+        <w:t xml:space="preserve"> </w:t>
+      </w:r>
+      <w:r>
+        <w:t xml:space="preserve">— the wave travels but barely flattens (steep channels).</w:t>
+      </w:r>
+      <w:r>
+        <w:t xml:space="preserve"> </w:t>
+      </w:r>
+      <w:r>
+        <w:rPr>
+          <w:rStyle w:val="VerbatimChar"/>
+        </w:rPr>
+        <w:t xml:space="preserve">diffusive</w:t>
+      </w:r>
+      <w:r>
+        <w:t xml:space="preserve"> </w:t>
+      </w:r>
+      <w:r>
+        <w:t xml:space="preserve">— the wave</w:t>
+      </w:r>
+      <w:r>
+        <w:t xml:space="preserve"> </w:t>
+      </w:r>
+      <w:r>
+        <w:t xml:space="preserve">flattens realistically.</w:t>
+      </w:r>
+      <w:r>
+        <w:t xml:space="preserve"> </w:t>
+      </w:r>
+      <w:r>
+        <w:rPr>
+          <w:rStyle w:val="VerbatimChar"/>
+        </w:rPr>
+        <w:t xml:space="preserve">muskingum-cunge</w:t>
+      </w:r>
+      <w:r>
+        <w:t xml:space="preserve"> </w:t>
+      </w:r>
+      <w:r>
+        <w:t xml:space="preserve">— the practical default: accurate and cheap.</w:t>
+      </w:r>
+      <w:r>
+        <w:t xml:space="preserve"> </w:t>
+      </w:r>
+      <w:r>
+        <w:rPr>
+          <w:rStyle w:val="VerbatimChar"/>
+        </w:rPr>
+        <w:t xml:space="preserve">dynamic</w:t>
+      </w:r>
+      <w:r>
+        <w:t xml:space="preserve"> </w:t>
+      </w:r>
+      <w:r>
+        <w:t xml:space="preserve">— the most complete stable approximation in pure R. Run the same flood through all five</w:t>
+      </w:r>
+      <w:r>
+        <w:t xml:space="preserve"> </w:t>
+      </w:r>
+      <w:r>
+        <w:t xml:space="preserve">methods and the simpler ones keep more of the peak while the more physical ones attenuate it more</w:t>
+      </w:r>
+      <w:r>
+        <w:t xml:space="preserve"> </w:t>
+      </w:r>
+      <w:r>
+        <w:t xml:space="preserve">(Figure 7).</w:t>
       </w:r>
     </w:p>
     <w:p>
       <w:pPr>
         <w:pStyle w:val="BodyText"/>
-      </w:pPr>
-      <w:r>
-        <w:rPr>
-          <w:bCs/>
-          <w:b/>
-        </w:rPr>
-        <w:t xml:space="preserve">The five-method ladder.</w:t>
-      </w:r>
-      <w:r>
-        <w:t xml:space="preserve"> </w:t>
-      </w:r>
-      <w:r>
-        <w:rPr>
-          <w:rStyle w:val="VerbatimChar"/>
-        </w:rPr>
-        <w:t xml:space="preserve">manning-normal</w:t>
-      </w:r>
-      <w:r>
-        <w:t xml:space="preserve"> </w:t>
-      </w:r>
-      <w:r>
-        <w:t xml:space="preserve">— steady flow, no wave movement (quick baseline).</w:t>
-      </w:r>
-      <w:r>
-        <w:t xml:space="preserve"> </w:t>
-      </w:r>
-      <w:r>
-        <w:rPr>
-          <w:rStyle w:val="VerbatimChar"/>
-        </w:rPr>
-        <w:t xml:space="preserve">kinematic</w:t>
-      </w:r>
-      <w:r>
-        <w:t xml:space="preserve"> </w:t>
-      </w:r>
-      <w:r>
-        <w:t xml:space="preserve">— the wave travels but barely flattens (steep channels).</w:t>
-      </w:r>
-      <w:r>
-        <w:t xml:space="preserve"> </w:t>
-      </w:r>
-      <w:r>
-        <w:rPr>
-          <w:rStyle w:val="VerbatimChar"/>
-        </w:rPr>
-        <w:t xml:space="preserve">diffusive</w:t>
-      </w:r>
-      <w:r>
-        <w:t xml:space="preserve"> </w:t>
-      </w:r>
-      <w:r>
-        <w:t xml:space="preserve">— the wave</w:t>
-      </w:r>
-      <w:r>
-        <w:t xml:space="preserve"> </w:t>
-      </w:r>
-      <w:r>
-        <w:t xml:space="preserve">flattens realistically.</w:t>
-      </w:r>
-      <w:r>
-        <w:t xml:space="preserve"> </w:t>
-      </w:r>
-      <w:r>
-        <w:rPr>
-          <w:rStyle w:val="VerbatimChar"/>
-        </w:rPr>
-        <w:t xml:space="preserve">muskingum-cunge</w:t>
-      </w:r>
-      <w:r>
-        <w:t xml:space="preserve"> </w:t>
-      </w:r>
-      <w:r>
-        <w:t xml:space="preserve">— the practical default: accurate and cheap.</w:t>
-      </w:r>
-      <w:r>
-        <w:t xml:space="preserve"> </w:t>
-      </w:r>
-      <w:r>
-        <w:rPr>
-          <w:rStyle w:val="VerbatimChar"/>
-        </w:rPr>
-        <w:t xml:space="preserve">dynamic</w:t>
-      </w:r>
-      <w:r>
-        <w:t xml:space="preserve"> </w:t>
-      </w:r>
-      <w:r>
-        <w:t xml:space="preserve">— the most complete stable approximation in pure R.</w:t>
-      </w:r>
-    </w:p>
-    <w:p>
-      <w:pPr>
-        <w:pStyle w:val="CaptionedFigure"/>
       </w:pPr>
       <w:r>
         <w:drawing>
           <wp:inline>
             <wp:extent cx="5334000" cy="3556000"/>
             <wp:effectExtent b="0" l="0" r="0" t="0"/>
-            <wp:docPr descr="Figure 7. The same flood through all five routing methods." title="" id="54" name="Picture"/>
+            <wp:docPr descr="" title="" id="54" name="Picture"/>
             <a:graphic>
               <a:graphicData uri="http://schemas.openxmlformats.org/drawingml/2006/picture">
                 <pic:pic>
@@ -7859,26 +7735,6 @@
             </a:graphic>
           </wp:inline>
         </w:drawing>
-      </w:r>
-    </w:p>
-    <w:p>
-      <w:pPr>
-        <w:pStyle w:val="ImageCaption"/>
-      </w:pPr>
-      <w:r>
-        <w:t xml:space="preserve">Figure 7. The same flood through all five routing methods.</w:t>
-      </w:r>
-    </w:p>
-    <w:p>
-      <w:pPr>
-        <w:pStyle w:val="BodyText"/>
-      </w:pPr>
-      <w:r>
-        <w:rPr>
-          <w:iCs/>
-          <w:i/>
-        </w:rPr>
-        <w:t xml:space="preserve">Figure 7. Simpler methods keep more of the peak; adding physics attenuates it more.</w:t>
       </w:r>
     </w:p>
     <w:p>
@@ -12020,14 +11876,28 @@
     </w:p>
     <w:p>
       <w:pPr>
-        <w:pStyle w:val="CaptionedFigure"/>
+        <w:pStyle w:val="FirstParagraph"/>
+      </w:pPr>
+      <w:r>
+        <w:t xml:space="preserve">Warm colours are high ground and cool colours the valley floors where flow concentrates</w:t>
+      </w:r>
+      <w:r>
+        <w:t xml:space="preserve"> </w:t>
+      </w:r>
+      <w:r>
+        <w:t xml:space="preserve">(Figure 8).</w:t>
+      </w:r>
+    </w:p>
+    <w:p>
+      <w:pPr>
+        <w:pStyle w:val="BodyText"/>
       </w:pPr>
       <w:r>
         <w:drawing>
           <wp:inline>
             <wp:extent cx="5334000" cy="3556000"/>
             <wp:effectExtent b="0" l="0" r="0" t="0"/>
-            <wp:docPr descr="Figure 8. The digital elevation model. Warm = high ground, cool = valleys." title="" id="66" name="Picture"/>
+            <wp:docPr descr="" title="" id="66" name="Picture"/>
             <a:graphic>
               <a:graphicData uri="http://schemas.openxmlformats.org/drawingml/2006/picture">
                 <pic:pic>
@@ -12065,34 +11935,69 @@
         </w:drawing>
       </w:r>
     </w:p>
-    <w:p>
-      <w:pPr>
-        <w:pStyle w:val="ImageCaption"/>
-      </w:pPr>
-      <w:r>
-        <w:t xml:space="preserve">Figure 8. The digital elevation model. Warm = high ground, cool = valleys.</w:t>
-      </w:r>
-    </w:p>
-    <w:p>
-      <w:pPr>
-        <w:pStyle w:val="BodyText"/>
-      </w:pPr>
+    <w:bookmarkEnd w:id="68"/>
+    <w:bookmarkStart w:id="75" w:name="roughness-from-ndvi-a-mannings-n-map"/>
+    <w:p>
+      <w:pPr>
+        <w:pStyle w:val="Heading2"/>
+      </w:pPr>
+      <w:r>
+        <w:t xml:space="preserve">20. Roughness from NDVI (a Manning’s</w:t>
+      </w:r>
+      <w:r>
+        <w:t xml:space="preserve"> </w:t>
+      </w:r>
       <w:r>
         <w:rPr>
           <w:iCs/>
           <w:i/>
         </w:rPr>
-        <w:t xml:space="preserve">Figure 8. The elevation model; flow runs from warm ridges to cool valley floors.</w:t>
-      </w:r>
-    </w:p>
-    <w:bookmarkEnd w:id="68"/>
-    <w:bookmarkStart w:id="75" w:name="roughness-from-ndvi-a-mannings-n-map"/>
-    <w:p>
-      <w:pPr>
-        <w:pStyle w:val="Heading2"/>
-      </w:pPr>
-      <w:r>
-        <w:t xml:space="preserve">20. Roughness from NDVI (a Manning’s</w:t>
+        <w:t xml:space="preserve">n</w:t>
+      </w:r>
+      <w:r>
+        <w:t xml:space="preserve"> </w:t>
+      </w:r>
+      <w:r>
+        <w:t xml:space="preserve">map)</w:t>
+      </w:r>
+    </w:p>
+    <w:p>
+      <w:pPr>
+        <w:pStyle w:val="FirstParagraph"/>
+      </w:pPr>
+      <w:r>
+        <w:t xml:space="preserve">Vegetation slows water.</w:t>
+      </w:r>
+      <w:r>
+        <w:t xml:space="preserve"> </w:t>
+      </w:r>
+      <w:r>
+        <w:rPr>
+          <w:rStyle w:val="VerbatimChar"/>
+        </w:rPr>
+        <w:t xml:space="preserve">roughness()</w:t>
+      </w:r>
+      <w:r>
+        <w:t xml:space="preserve"> </w:t>
+      </w:r>
+      <w:r>
+        <w:t xml:space="preserve">turns an</w:t>
+      </w:r>
+      <w:r>
+        <w:t xml:space="preserve"> </w:t>
+      </w:r>
+      <w:r>
+        <w:rPr>
+          <w:bCs/>
+          <w:b/>
+        </w:rPr>
+        <w:t xml:space="preserve">NDVI</w:t>
+      </w:r>
+      <w:r>
+        <w:t xml:space="preserve"> </w:t>
+      </w:r>
+      <w:r>
+        <w:t xml:space="preserve">greenness raster into a Manning’s</w:t>
       </w:r>
       <w:r>
         <w:t xml:space="preserve"> </w:t>
@@ -12108,46 +12013,512 @@
         <w:t xml:space="preserve"> </w:t>
       </w:r>
       <w:r>
-        <w:t xml:space="preserve">map)</w:t>
-      </w:r>
-    </w:p>
-    <w:p>
-      <w:pPr>
-        <w:pStyle w:val="FirstParagraph"/>
-      </w:pPr>
-      <w:r>
-        <w:t xml:space="preserve">Vegetation slows water.</w:t>
-      </w:r>
-      <w:r>
-        <w:t xml:space="preserve"> </w:t>
-      </w:r>
-      <w:r>
-        <w:rPr>
-          <w:rStyle w:val="VerbatimChar"/>
-        </w:rPr>
-        <w:t xml:space="preserve">roughness()</w:t>
-      </w:r>
-      <w:r>
-        <w:t xml:space="preserve"> </w:t>
-      </w:r>
-      <w:r>
-        <w:t xml:space="preserve">turns an</w:t>
-      </w:r>
-      <w:r>
-        <w:t xml:space="preserve"> </w:t>
-      </w:r>
+        <w:t xml:space="preserve">map: bare, low-NDVI cells shed water; green cells resist it.</w:t>
+      </w:r>
+    </w:p>
+    <w:p>
+      <w:pPr>
+        <w:pStyle w:val="BodyText"/>
+      </w:pPr>
       <w:r>
         <w:rPr>
           <w:bCs/>
           <w:b/>
         </w:rPr>
-        <w:t xml:space="preserve">NDVI</w:t>
-      </w:r>
-      <w:r>
-        <w:t xml:space="preserve"> </w:t>
-      </w:r>
-      <w:r>
-        <w:t xml:space="preserve">greenness raster into a Manning’s</w:t>
+        <w:t xml:space="preserve">↑ Continues from above</w:t>
+      </w:r>
+    </w:p>
+    <w:p>
+      <w:pPr>
+        <w:pStyle w:val="SourceCode"/>
+      </w:pPr>
+      <w:r>
+        <w:rPr>
+          <w:rStyle w:val="NormalTok"/>
+        </w:rPr>
+        <w:t xml:space="preserve">ndvi </w:t>
+      </w:r>
+      <w:r>
+        <w:rPr>
+          <w:rStyle w:val="OtherTok"/>
+        </w:rPr>
+        <w:t xml:space="preserve">&lt;-</w:t>
+      </w:r>
+      <w:r>
+        <w:rPr>
+          <w:rStyle w:val="NormalTok"/>
+        </w:rPr>
+        <w:t xml:space="preserve"> </w:t>
+      </w:r>
+      <w:r>
+        <w:rPr>
+          <w:rStyle w:val="FunctionTok"/>
+        </w:rPr>
+        <w:t xml:space="preserve">app</w:t>
+      </w:r>
+      <w:r>
+        <w:rPr>
+          <w:rStyle w:val="NormalTok"/>
+        </w:rPr>
+        <w:t xml:space="preserve">(</w:t>
+      </w:r>
+      <w:r>
+        <w:rPr>
+          <w:rStyle w:val="FloatTok"/>
+        </w:rPr>
+        <w:t xml:space="preserve">0.8</w:t>
+      </w:r>
+      <w:r>
+        <w:rPr>
+          <w:rStyle w:val="NormalTok"/>
+        </w:rPr>
+        <w:t xml:space="preserve"> </w:t>
+      </w:r>
+      <w:r>
+        <w:rPr>
+          <w:rStyle w:val="SpecialCharTok"/>
+        </w:rPr>
+        <w:t xml:space="preserve">-</w:t>
+      </w:r>
+      <w:r>
+        <w:rPr>
+          <w:rStyle w:val="NormalTok"/>
+        </w:rPr>
+        <w:t xml:space="preserve"> </w:t>
+      </w:r>
+      <w:r>
+        <w:rPr>
+          <w:rStyle w:val="FloatTok"/>
+        </w:rPr>
+        <w:t xml:space="preserve">0.6</w:t>
+      </w:r>
+      <w:r>
+        <w:rPr>
+          <w:rStyle w:val="SpecialCharTok"/>
+        </w:rPr>
+        <w:t xml:space="preserve">*</w:t>
+      </w:r>
+      <w:r>
+        <w:rPr>
+          <w:rStyle w:val="NormalTok"/>
+        </w:rPr>
+        <w:t xml:space="preserve">(dem</w:t>
+      </w:r>
+      <w:r>
+        <w:rPr>
+          <w:rStyle w:val="SpecialCharTok"/>
+        </w:rPr>
+        <w:t xml:space="preserve">-</w:t>
+      </w:r>
+      <w:r>
+        <w:rPr>
+          <w:rStyle w:val="FunctionTok"/>
+        </w:rPr>
+        <w:t xml:space="preserve">global</w:t>
+      </w:r>
+      <w:r>
+        <w:rPr>
+          <w:rStyle w:val="NormalTok"/>
+        </w:rPr>
+        <w:t xml:space="preserve">(dem,</w:t>
+      </w:r>
+      <w:r>
+        <w:rPr>
+          <w:rStyle w:val="StringTok"/>
+        </w:rPr>
+        <w:t xml:space="preserve">"min"</w:t>
+      </w:r>
+      <w:r>
+        <w:rPr>
+          <w:rStyle w:val="NormalTok"/>
+        </w:rPr>
+        <w:t xml:space="preserve">,</w:t>
+      </w:r>
+      <w:r>
+        <w:rPr>
+          <w:rStyle w:val="AttributeTok"/>
+        </w:rPr>
+        <w:t xml:space="preserve">na.rm=</w:t>
+      </w:r>
+      <w:r>
+        <w:rPr>
+          <w:rStyle w:val="ConstantTok"/>
+        </w:rPr>
+        <w:t xml:space="preserve">TRUE</w:t>
+      </w:r>
+      <w:r>
+        <w:rPr>
+          <w:rStyle w:val="NormalTok"/>
+        </w:rPr>
+        <w:t xml:space="preserve">)[</w:t>
+      </w:r>
+      <w:r>
+        <w:rPr>
+          <w:rStyle w:val="DecValTok"/>
+        </w:rPr>
+        <w:t xml:space="preserve">1</w:t>
+      </w:r>
+      <w:r>
+        <w:rPr>
+          <w:rStyle w:val="NormalTok"/>
+        </w:rPr>
+        <w:t xml:space="preserve">,</w:t>
+      </w:r>
+      <w:r>
+        <w:rPr>
+          <w:rStyle w:val="DecValTok"/>
+        </w:rPr>
+        <w:t xml:space="preserve">1</w:t>
+      </w:r>
+      <w:r>
+        <w:rPr>
+          <w:rStyle w:val="NormalTok"/>
+        </w:rPr>
+        <w:t xml:space="preserve">]) </w:t>
+      </w:r>
+      <w:r>
+        <w:rPr>
+          <w:rStyle w:val="SpecialCharTok"/>
+        </w:rPr>
+        <w:t xml:space="preserve">/</w:t>
+      </w:r>
+      <w:r>
+        <w:br/>
+      </w:r>
+      <w:r>
+        <w:rPr>
+          <w:rStyle w:val="NormalTok"/>
+        </w:rPr>
+        <w:t xml:space="preserve">        (</w:t>
+      </w:r>
+      <w:r>
+        <w:rPr>
+          <w:rStyle w:val="FunctionTok"/>
+        </w:rPr>
+        <w:t xml:space="preserve">global</w:t>
+      </w:r>
+      <w:r>
+        <w:rPr>
+          <w:rStyle w:val="NormalTok"/>
+        </w:rPr>
+        <w:t xml:space="preserve">(dem,</w:t>
+      </w:r>
+      <w:r>
+        <w:rPr>
+          <w:rStyle w:val="StringTok"/>
+        </w:rPr>
+        <w:t xml:space="preserve">"max"</w:t>
+      </w:r>
+      <w:r>
+        <w:rPr>
+          <w:rStyle w:val="NormalTok"/>
+        </w:rPr>
+        <w:t xml:space="preserve">,</w:t>
+      </w:r>
+      <w:r>
+        <w:rPr>
+          <w:rStyle w:val="AttributeTok"/>
+        </w:rPr>
+        <w:t xml:space="preserve">na.rm=</w:t>
+      </w:r>
+      <w:r>
+        <w:rPr>
+          <w:rStyle w:val="ConstantTok"/>
+        </w:rPr>
+        <w:t xml:space="preserve">TRUE</w:t>
+      </w:r>
+      <w:r>
+        <w:rPr>
+          <w:rStyle w:val="NormalTok"/>
+        </w:rPr>
+        <w:t xml:space="preserve">)[</w:t>
+      </w:r>
+      <w:r>
+        <w:rPr>
+          <w:rStyle w:val="DecValTok"/>
+        </w:rPr>
+        <w:t xml:space="preserve">1</w:t>
+      </w:r>
+      <w:r>
+        <w:rPr>
+          <w:rStyle w:val="NormalTok"/>
+        </w:rPr>
+        <w:t xml:space="preserve">,</w:t>
+      </w:r>
+      <w:r>
+        <w:rPr>
+          <w:rStyle w:val="DecValTok"/>
+        </w:rPr>
+        <w:t xml:space="preserve">1</w:t>
+      </w:r>
+      <w:r>
+        <w:rPr>
+          <w:rStyle w:val="NormalTok"/>
+        </w:rPr>
+        <w:t xml:space="preserve">]</w:t>
+      </w:r>
+      <w:r>
+        <w:rPr>
+          <w:rStyle w:val="SpecialCharTok"/>
+        </w:rPr>
+        <w:t xml:space="preserve">-</w:t>
+      </w:r>
+      <w:r>
+        <w:rPr>
+          <w:rStyle w:val="FunctionTok"/>
+        </w:rPr>
+        <w:t xml:space="preserve">global</w:t>
+      </w:r>
+      <w:r>
+        <w:rPr>
+          <w:rStyle w:val="NormalTok"/>
+        </w:rPr>
+        <w:t xml:space="preserve">(dem,</w:t>
+      </w:r>
+      <w:r>
+        <w:rPr>
+          <w:rStyle w:val="StringTok"/>
+        </w:rPr>
+        <w:t xml:space="preserve">"min"</w:t>
+      </w:r>
+      <w:r>
+        <w:rPr>
+          <w:rStyle w:val="NormalTok"/>
+        </w:rPr>
+        <w:t xml:space="preserve">,</w:t>
+      </w:r>
+      <w:r>
+        <w:rPr>
+          <w:rStyle w:val="AttributeTok"/>
+        </w:rPr>
+        <w:t xml:space="preserve">na.rm=</w:t>
+      </w:r>
+      <w:r>
+        <w:rPr>
+          <w:rStyle w:val="ConstantTok"/>
+        </w:rPr>
+        <w:t xml:space="preserve">TRUE</w:t>
+      </w:r>
+      <w:r>
+        <w:rPr>
+          <w:rStyle w:val="NormalTok"/>
+        </w:rPr>
+        <w:t xml:space="preserve">)[</w:t>
+      </w:r>
+      <w:r>
+        <w:rPr>
+          <w:rStyle w:val="DecValTok"/>
+        </w:rPr>
+        <w:t xml:space="preserve">1</w:t>
+      </w:r>
+      <w:r>
+        <w:rPr>
+          <w:rStyle w:val="NormalTok"/>
+        </w:rPr>
+        <w:t xml:space="preserve">,</w:t>
+      </w:r>
+      <w:r>
+        <w:rPr>
+          <w:rStyle w:val="DecValTok"/>
+        </w:rPr>
+        <w:t xml:space="preserve">1</w:t>
+      </w:r>
+      <w:r>
+        <w:rPr>
+          <w:rStyle w:val="NormalTok"/>
+        </w:rPr>
+        <w:t xml:space="preserve">]),</w:t>
+      </w:r>
+      <w:r>
+        <w:br/>
+      </w:r>
+      <w:r>
+        <w:rPr>
+          <w:rStyle w:val="NormalTok"/>
+        </w:rPr>
+        <w:t xml:space="preserve">        </w:t>
+      </w:r>
+      <w:r>
+        <w:rPr>
+          <w:rStyle w:val="ControlFlowTok"/>
+        </w:rPr>
+        <w:t xml:space="preserve">function</w:t>
+      </w:r>
+      <w:r>
+        <w:rPr>
+          <w:rStyle w:val="NormalTok"/>
+        </w:rPr>
+        <w:t xml:space="preserve">(v) </w:t>
+      </w:r>
+      <w:r>
+        <w:rPr>
+          <w:rStyle w:val="FunctionTok"/>
+        </w:rPr>
+        <w:t xml:space="preserve">pmin</w:t>
+      </w:r>
+      <w:r>
+        <w:rPr>
+          <w:rStyle w:val="NormalTok"/>
+        </w:rPr>
+        <w:t xml:space="preserve">(</w:t>
+      </w:r>
+      <w:r>
+        <w:rPr>
+          <w:rStyle w:val="FunctionTok"/>
+        </w:rPr>
+        <w:t xml:space="preserve">pmax</w:t>
+      </w:r>
+      <w:r>
+        <w:rPr>
+          <w:rStyle w:val="NormalTok"/>
+        </w:rPr>
+        <w:t xml:space="preserve">(v,</w:t>
+      </w:r>
+      <w:r>
+        <w:rPr>
+          <w:rStyle w:val="DecValTok"/>
+        </w:rPr>
+        <w:t xml:space="preserve">0</w:t>
+      </w:r>
+      <w:r>
+        <w:rPr>
+          <w:rStyle w:val="NormalTok"/>
+        </w:rPr>
+        <w:t xml:space="preserve">),</w:t>
+      </w:r>
+      <w:r>
+        <w:rPr>
+          <w:rStyle w:val="DecValTok"/>
+        </w:rPr>
+        <w:t xml:space="preserve">1</w:t>
+      </w:r>
+      <w:r>
+        <w:rPr>
+          <w:rStyle w:val="NormalTok"/>
+        </w:rPr>
+        <w:t xml:space="preserve">))          </w:t>
+      </w:r>
+      <w:r>
+        <w:rPr>
+          <w:rStyle w:val="CommentTok"/>
+        </w:rPr>
+        <w:t xml:space="preserve"># YOUR DATA: rast("ndvi.tif")</w:t>
+      </w:r>
+      <w:r>
+        <w:br/>
+      </w:r>
+      <w:r>
+        <w:rPr>
+          <w:rStyle w:val="NormalTok"/>
+        </w:rPr>
+        <w:t xml:space="preserve">manning </w:t>
+      </w:r>
+      <w:r>
+        <w:rPr>
+          <w:rStyle w:val="OtherTok"/>
+        </w:rPr>
+        <w:t xml:space="preserve">&lt;-</w:t>
+      </w:r>
+      <w:r>
+        <w:rPr>
+          <w:rStyle w:val="NormalTok"/>
+        </w:rPr>
+        <w:t xml:space="preserve"> </w:t>
+      </w:r>
+      <w:r>
+        <w:rPr>
+          <w:rStyle w:val="FunctionTok"/>
+        </w:rPr>
+        <w:t xml:space="preserve">roughness</w:t>
+      </w:r>
+      <w:r>
+        <w:rPr>
+          <w:rStyle w:val="NormalTok"/>
+        </w:rPr>
+        <w:t xml:space="preserve">(ndvi, </w:t>
+      </w:r>
+      <w:r>
+        <w:rPr>
+          <w:rStyle w:val="AttributeTok"/>
+        </w:rPr>
+        <w:t xml:space="preserve">method =</w:t>
+      </w:r>
+      <w:r>
+        <w:rPr>
+          <w:rStyle w:val="NormalTok"/>
+        </w:rPr>
+        <w:t xml:space="preserve"> </w:t>
+      </w:r>
+      <w:r>
+        <w:rPr>
+          <w:rStyle w:val="StringTok"/>
+        </w:rPr>
+        <w:t xml:space="preserve">"ndvi"</w:t>
+      </w:r>
+      <w:r>
+        <w:rPr>
+          <w:rStyle w:val="NormalTok"/>
+        </w:rPr>
+        <w:t xml:space="preserve">)</w:t>
+      </w:r>
+      <w:r>
+        <w:rPr>
+          <w:rStyle w:val="SpecialCharTok"/>
+        </w:rPr>
+        <w:t xml:space="preserve">$</w:t>
+      </w:r>
+      <w:r>
+        <w:rPr>
+          <w:rStyle w:val="NormalTok"/>
+        </w:rPr>
+        <w:t xml:space="preserve">n</w:t>
+      </w:r>
+      <w:r>
+        <w:br/>
+      </w:r>
+      <w:r>
+        <w:rPr>
+          <w:rStyle w:val="FunctionTok"/>
+        </w:rPr>
+        <w:t xml:space="preserve">plot</w:t>
+      </w:r>
+      <w:r>
+        <w:rPr>
+          <w:rStyle w:val="NormalTok"/>
+        </w:rPr>
+        <w:t xml:space="preserve">(manning, </w:t>
+      </w:r>
+      <w:r>
+        <w:rPr>
+          <w:rStyle w:val="AttributeTok"/>
+        </w:rPr>
+        <w:t xml:space="preserve">main =</w:t>
+      </w:r>
+      <w:r>
+        <w:rPr>
+          <w:rStyle w:val="NormalTok"/>
+        </w:rPr>
+        <w:t xml:space="preserve"> </w:t>
+      </w:r>
+      <w:r>
+        <w:rPr>
+          <w:rStyle w:val="StringTok"/>
+        </w:rPr>
+        <w:t xml:space="preserve">"Manning's n"</w:t>
+      </w:r>
+      <w:r>
+        <w:rPr>
+          <w:rStyle w:val="NormalTok"/>
+        </w:rPr>
+        <w:t xml:space="preserve">)</w:t>
+      </w:r>
+    </w:p>
+    <w:p>
+      <w:pPr>
+        <w:pStyle w:val="FirstParagraph"/>
+      </w:pPr>
+      <w:r>
+        <w:t xml:space="preserve">Greener ground (high NDVI) becomes rougher (higher</w:t>
       </w:r>
       <w:r>
         <w:t xml:space="preserve"> </w:t>
@@ -12160,519 +12531,41 @@
         <w:t xml:space="preserve">n</w:t>
       </w:r>
       <w:r>
-        <w:t xml:space="preserve"> </w:t>
-      </w:r>
-      <w:r>
-        <w:t xml:space="preserve">map: bare, low-NDVI cells shed water; green cells resist it.</w:t>
+        <w:t xml:space="preserve">) and slows water more — the vegetation map</w:t>
+      </w:r>
+      <w:r>
+        <w:t xml:space="preserve"> </w:t>
+      </w:r>
+      <w:r>
+        <w:t xml:space="preserve">and the Manning’s</w:t>
+      </w:r>
+      <w:r>
+        <w:t xml:space="preserve"> </w:t>
+      </w:r>
+      <w:r>
+        <w:rPr>
+          <w:iCs/>
+          <w:i/>
+        </w:rPr>
+        <w:t xml:space="preserve">n</w:t>
+      </w:r>
+      <w:r>
+        <w:t xml:space="preserve"> </w:t>
+      </w:r>
+      <w:r>
+        <w:t xml:space="preserve">map derived from it (Figures 9 and 10).</w:t>
       </w:r>
     </w:p>
     <w:p>
       <w:pPr>
         <w:pStyle w:val="BodyText"/>
-      </w:pPr>
-      <w:r>
-        <w:rPr>
-          <w:bCs/>
-          <w:b/>
-        </w:rPr>
-        <w:t xml:space="preserve">↑ Continues from above</w:t>
-      </w:r>
-    </w:p>
-    <w:p>
-      <w:pPr>
-        <w:pStyle w:val="SourceCode"/>
-      </w:pPr>
-      <w:r>
-        <w:rPr>
-          <w:rStyle w:val="NormalTok"/>
-        </w:rPr>
-        <w:t xml:space="preserve">ndvi </w:t>
-      </w:r>
-      <w:r>
-        <w:rPr>
-          <w:rStyle w:val="OtherTok"/>
-        </w:rPr>
-        <w:t xml:space="preserve">&lt;-</w:t>
-      </w:r>
-      <w:r>
-        <w:rPr>
-          <w:rStyle w:val="NormalTok"/>
-        </w:rPr>
-        <w:t xml:space="preserve"> </w:t>
-      </w:r>
-      <w:r>
-        <w:rPr>
-          <w:rStyle w:val="FunctionTok"/>
-        </w:rPr>
-        <w:t xml:space="preserve">app</w:t>
-      </w:r>
-      <w:r>
-        <w:rPr>
-          <w:rStyle w:val="NormalTok"/>
-        </w:rPr>
-        <w:t xml:space="preserve">(</w:t>
-      </w:r>
-      <w:r>
-        <w:rPr>
-          <w:rStyle w:val="FloatTok"/>
-        </w:rPr>
-        <w:t xml:space="preserve">0.8</w:t>
-      </w:r>
-      <w:r>
-        <w:rPr>
-          <w:rStyle w:val="NormalTok"/>
-        </w:rPr>
-        <w:t xml:space="preserve"> </w:t>
-      </w:r>
-      <w:r>
-        <w:rPr>
-          <w:rStyle w:val="SpecialCharTok"/>
-        </w:rPr>
-        <w:t xml:space="preserve">-</w:t>
-      </w:r>
-      <w:r>
-        <w:rPr>
-          <w:rStyle w:val="NormalTok"/>
-        </w:rPr>
-        <w:t xml:space="preserve"> </w:t>
-      </w:r>
-      <w:r>
-        <w:rPr>
-          <w:rStyle w:val="FloatTok"/>
-        </w:rPr>
-        <w:t xml:space="preserve">0.6</w:t>
-      </w:r>
-      <w:r>
-        <w:rPr>
-          <w:rStyle w:val="SpecialCharTok"/>
-        </w:rPr>
-        <w:t xml:space="preserve">*</w:t>
-      </w:r>
-      <w:r>
-        <w:rPr>
-          <w:rStyle w:val="NormalTok"/>
-        </w:rPr>
-        <w:t xml:space="preserve">(dem</w:t>
-      </w:r>
-      <w:r>
-        <w:rPr>
-          <w:rStyle w:val="SpecialCharTok"/>
-        </w:rPr>
-        <w:t xml:space="preserve">-</w:t>
-      </w:r>
-      <w:r>
-        <w:rPr>
-          <w:rStyle w:val="FunctionTok"/>
-        </w:rPr>
-        <w:t xml:space="preserve">global</w:t>
-      </w:r>
-      <w:r>
-        <w:rPr>
-          <w:rStyle w:val="NormalTok"/>
-        </w:rPr>
-        <w:t xml:space="preserve">(dem,</w:t>
-      </w:r>
-      <w:r>
-        <w:rPr>
-          <w:rStyle w:val="StringTok"/>
-        </w:rPr>
-        <w:t xml:space="preserve">"min"</w:t>
-      </w:r>
-      <w:r>
-        <w:rPr>
-          <w:rStyle w:val="NormalTok"/>
-        </w:rPr>
-        <w:t xml:space="preserve">,</w:t>
-      </w:r>
-      <w:r>
-        <w:rPr>
-          <w:rStyle w:val="AttributeTok"/>
-        </w:rPr>
-        <w:t xml:space="preserve">na.rm=</w:t>
-      </w:r>
-      <w:r>
-        <w:rPr>
-          <w:rStyle w:val="ConstantTok"/>
-        </w:rPr>
-        <w:t xml:space="preserve">TRUE</w:t>
-      </w:r>
-      <w:r>
-        <w:rPr>
-          <w:rStyle w:val="NormalTok"/>
-        </w:rPr>
-        <w:t xml:space="preserve">)[</w:t>
-      </w:r>
-      <w:r>
-        <w:rPr>
-          <w:rStyle w:val="DecValTok"/>
-        </w:rPr>
-        <w:t xml:space="preserve">1</w:t>
-      </w:r>
-      <w:r>
-        <w:rPr>
-          <w:rStyle w:val="NormalTok"/>
-        </w:rPr>
-        <w:t xml:space="preserve">,</w:t>
-      </w:r>
-      <w:r>
-        <w:rPr>
-          <w:rStyle w:val="DecValTok"/>
-        </w:rPr>
-        <w:t xml:space="preserve">1</w:t>
-      </w:r>
-      <w:r>
-        <w:rPr>
-          <w:rStyle w:val="NormalTok"/>
-        </w:rPr>
-        <w:t xml:space="preserve">]) </w:t>
-      </w:r>
-      <w:r>
-        <w:rPr>
-          <w:rStyle w:val="SpecialCharTok"/>
-        </w:rPr>
-        <w:t xml:space="preserve">/</w:t>
-      </w:r>
-      <w:r>
-        <w:br/>
-      </w:r>
-      <w:r>
-        <w:rPr>
-          <w:rStyle w:val="NormalTok"/>
-        </w:rPr>
-        <w:t xml:space="preserve">        (</w:t>
-      </w:r>
-      <w:r>
-        <w:rPr>
-          <w:rStyle w:val="FunctionTok"/>
-        </w:rPr>
-        <w:t xml:space="preserve">global</w:t>
-      </w:r>
-      <w:r>
-        <w:rPr>
-          <w:rStyle w:val="NormalTok"/>
-        </w:rPr>
-        <w:t xml:space="preserve">(dem,</w:t>
-      </w:r>
-      <w:r>
-        <w:rPr>
-          <w:rStyle w:val="StringTok"/>
-        </w:rPr>
-        <w:t xml:space="preserve">"max"</w:t>
-      </w:r>
-      <w:r>
-        <w:rPr>
-          <w:rStyle w:val="NormalTok"/>
-        </w:rPr>
-        <w:t xml:space="preserve">,</w:t>
-      </w:r>
-      <w:r>
-        <w:rPr>
-          <w:rStyle w:val="AttributeTok"/>
-        </w:rPr>
-        <w:t xml:space="preserve">na.rm=</w:t>
-      </w:r>
-      <w:r>
-        <w:rPr>
-          <w:rStyle w:val="ConstantTok"/>
-        </w:rPr>
-        <w:t xml:space="preserve">TRUE</w:t>
-      </w:r>
-      <w:r>
-        <w:rPr>
-          <w:rStyle w:val="NormalTok"/>
-        </w:rPr>
-        <w:t xml:space="preserve">)[</w:t>
-      </w:r>
-      <w:r>
-        <w:rPr>
-          <w:rStyle w:val="DecValTok"/>
-        </w:rPr>
-        <w:t xml:space="preserve">1</w:t>
-      </w:r>
-      <w:r>
-        <w:rPr>
-          <w:rStyle w:val="NormalTok"/>
-        </w:rPr>
-        <w:t xml:space="preserve">,</w:t>
-      </w:r>
-      <w:r>
-        <w:rPr>
-          <w:rStyle w:val="DecValTok"/>
-        </w:rPr>
-        <w:t xml:space="preserve">1</w:t>
-      </w:r>
-      <w:r>
-        <w:rPr>
-          <w:rStyle w:val="NormalTok"/>
-        </w:rPr>
-        <w:t xml:space="preserve">]</w:t>
-      </w:r>
-      <w:r>
-        <w:rPr>
-          <w:rStyle w:val="SpecialCharTok"/>
-        </w:rPr>
-        <w:t xml:space="preserve">-</w:t>
-      </w:r>
-      <w:r>
-        <w:rPr>
-          <w:rStyle w:val="FunctionTok"/>
-        </w:rPr>
-        <w:t xml:space="preserve">global</w:t>
-      </w:r>
-      <w:r>
-        <w:rPr>
-          <w:rStyle w:val="NormalTok"/>
-        </w:rPr>
-        <w:t xml:space="preserve">(dem,</w:t>
-      </w:r>
-      <w:r>
-        <w:rPr>
-          <w:rStyle w:val="StringTok"/>
-        </w:rPr>
-        <w:t xml:space="preserve">"min"</w:t>
-      </w:r>
-      <w:r>
-        <w:rPr>
-          <w:rStyle w:val="NormalTok"/>
-        </w:rPr>
-        <w:t xml:space="preserve">,</w:t>
-      </w:r>
-      <w:r>
-        <w:rPr>
-          <w:rStyle w:val="AttributeTok"/>
-        </w:rPr>
-        <w:t xml:space="preserve">na.rm=</w:t>
-      </w:r>
-      <w:r>
-        <w:rPr>
-          <w:rStyle w:val="ConstantTok"/>
-        </w:rPr>
-        <w:t xml:space="preserve">TRUE</w:t>
-      </w:r>
-      <w:r>
-        <w:rPr>
-          <w:rStyle w:val="NormalTok"/>
-        </w:rPr>
-        <w:t xml:space="preserve">)[</w:t>
-      </w:r>
-      <w:r>
-        <w:rPr>
-          <w:rStyle w:val="DecValTok"/>
-        </w:rPr>
-        <w:t xml:space="preserve">1</w:t>
-      </w:r>
-      <w:r>
-        <w:rPr>
-          <w:rStyle w:val="NormalTok"/>
-        </w:rPr>
-        <w:t xml:space="preserve">,</w:t>
-      </w:r>
-      <w:r>
-        <w:rPr>
-          <w:rStyle w:val="DecValTok"/>
-        </w:rPr>
-        <w:t xml:space="preserve">1</w:t>
-      </w:r>
-      <w:r>
-        <w:rPr>
-          <w:rStyle w:val="NormalTok"/>
-        </w:rPr>
-        <w:t xml:space="preserve">]),</w:t>
-      </w:r>
-      <w:r>
-        <w:br/>
-      </w:r>
-      <w:r>
-        <w:rPr>
-          <w:rStyle w:val="NormalTok"/>
-        </w:rPr>
-        <w:t xml:space="preserve">        </w:t>
-      </w:r>
-      <w:r>
-        <w:rPr>
-          <w:rStyle w:val="ControlFlowTok"/>
-        </w:rPr>
-        <w:t xml:space="preserve">function</w:t>
-      </w:r>
-      <w:r>
-        <w:rPr>
-          <w:rStyle w:val="NormalTok"/>
-        </w:rPr>
-        <w:t xml:space="preserve">(v) </w:t>
-      </w:r>
-      <w:r>
-        <w:rPr>
-          <w:rStyle w:val="FunctionTok"/>
-        </w:rPr>
-        <w:t xml:space="preserve">pmin</w:t>
-      </w:r>
-      <w:r>
-        <w:rPr>
-          <w:rStyle w:val="NormalTok"/>
-        </w:rPr>
-        <w:t xml:space="preserve">(</w:t>
-      </w:r>
-      <w:r>
-        <w:rPr>
-          <w:rStyle w:val="FunctionTok"/>
-        </w:rPr>
-        <w:t xml:space="preserve">pmax</w:t>
-      </w:r>
-      <w:r>
-        <w:rPr>
-          <w:rStyle w:val="NormalTok"/>
-        </w:rPr>
-        <w:t xml:space="preserve">(v,</w:t>
-      </w:r>
-      <w:r>
-        <w:rPr>
-          <w:rStyle w:val="DecValTok"/>
-        </w:rPr>
-        <w:t xml:space="preserve">0</w:t>
-      </w:r>
-      <w:r>
-        <w:rPr>
-          <w:rStyle w:val="NormalTok"/>
-        </w:rPr>
-        <w:t xml:space="preserve">),</w:t>
-      </w:r>
-      <w:r>
-        <w:rPr>
-          <w:rStyle w:val="DecValTok"/>
-        </w:rPr>
-        <w:t xml:space="preserve">1</w:t>
-      </w:r>
-      <w:r>
-        <w:rPr>
-          <w:rStyle w:val="NormalTok"/>
-        </w:rPr>
-        <w:t xml:space="preserve">))          </w:t>
-      </w:r>
-      <w:r>
-        <w:rPr>
-          <w:rStyle w:val="CommentTok"/>
-        </w:rPr>
-        <w:t xml:space="preserve"># YOUR DATA: rast("ndvi.tif")</w:t>
-      </w:r>
-      <w:r>
-        <w:br/>
-      </w:r>
-      <w:r>
-        <w:rPr>
-          <w:rStyle w:val="NormalTok"/>
-        </w:rPr>
-        <w:t xml:space="preserve">manning </w:t>
-      </w:r>
-      <w:r>
-        <w:rPr>
-          <w:rStyle w:val="OtherTok"/>
-        </w:rPr>
-        <w:t xml:space="preserve">&lt;-</w:t>
-      </w:r>
-      <w:r>
-        <w:rPr>
-          <w:rStyle w:val="NormalTok"/>
-        </w:rPr>
-        <w:t xml:space="preserve"> </w:t>
-      </w:r>
-      <w:r>
-        <w:rPr>
-          <w:rStyle w:val="FunctionTok"/>
-        </w:rPr>
-        <w:t xml:space="preserve">roughness</w:t>
-      </w:r>
-      <w:r>
-        <w:rPr>
-          <w:rStyle w:val="NormalTok"/>
-        </w:rPr>
-        <w:t xml:space="preserve">(ndvi, </w:t>
-      </w:r>
-      <w:r>
-        <w:rPr>
-          <w:rStyle w:val="AttributeTok"/>
-        </w:rPr>
-        <w:t xml:space="preserve">method =</w:t>
-      </w:r>
-      <w:r>
-        <w:rPr>
-          <w:rStyle w:val="NormalTok"/>
-        </w:rPr>
-        <w:t xml:space="preserve"> </w:t>
-      </w:r>
-      <w:r>
-        <w:rPr>
-          <w:rStyle w:val="StringTok"/>
-        </w:rPr>
-        <w:t xml:space="preserve">"ndvi"</w:t>
-      </w:r>
-      <w:r>
-        <w:rPr>
-          <w:rStyle w:val="NormalTok"/>
-        </w:rPr>
-        <w:t xml:space="preserve">)</w:t>
-      </w:r>
-      <w:r>
-        <w:rPr>
-          <w:rStyle w:val="SpecialCharTok"/>
-        </w:rPr>
-        <w:t xml:space="preserve">$</w:t>
-      </w:r>
-      <w:r>
-        <w:rPr>
-          <w:rStyle w:val="NormalTok"/>
-        </w:rPr>
-        <w:t xml:space="preserve">n</w:t>
-      </w:r>
-      <w:r>
-        <w:br/>
-      </w:r>
-      <w:r>
-        <w:rPr>
-          <w:rStyle w:val="FunctionTok"/>
-        </w:rPr>
-        <w:t xml:space="preserve">plot</w:t>
-      </w:r>
-      <w:r>
-        <w:rPr>
-          <w:rStyle w:val="NormalTok"/>
-        </w:rPr>
-        <w:t xml:space="preserve">(manning, </w:t>
-      </w:r>
-      <w:r>
-        <w:rPr>
-          <w:rStyle w:val="AttributeTok"/>
-        </w:rPr>
-        <w:t xml:space="preserve">main =</w:t>
-      </w:r>
-      <w:r>
-        <w:rPr>
-          <w:rStyle w:val="NormalTok"/>
-        </w:rPr>
-        <w:t xml:space="preserve"> </w:t>
-      </w:r>
-      <w:r>
-        <w:rPr>
-          <w:rStyle w:val="StringTok"/>
-        </w:rPr>
-        <w:t xml:space="preserve">"Manning's n"</w:t>
-      </w:r>
-      <w:r>
-        <w:rPr>
-          <w:rStyle w:val="NormalTok"/>
-        </w:rPr>
-        <w:t xml:space="preserve">)</w:t>
-      </w:r>
-    </w:p>
-    <w:p>
-      <w:pPr>
-        <w:pStyle w:val="CaptionedFigure"/>
       </w:pPr>
       <w:r>
         <w:drawing>
           <wp:inline>
             <wp:extent cx="5334000" cy="3556000"/>
             <wp:effectExtent b="0" l="0" r="0" t="0"/>
-            <wp:docPr descr="Figure 9. Left: the NDVI vegetation map. Right: the Manning’s n roughness map derived from it." title="" id="70" name="Picture"/>
+            <wp:docPr descr="" title="" id="70" name="Picture"/>
             <a:graphic>
               <a:graphicData uri="http://schemas.openxmlformats.org/drawingml/2006/picture">
                 <pic:pic>
@@ -12712,22 +12605,14 @@
     </w:p>
     <w:p>
       <w:pPr>
-        <w:pStyle w:val="ImageCaption"/>
-      </w:pPr>
-      <w:r>
-        <w:t xml:space="preserve">Figure 9. Left: the NDVI vegetation map. Right: the Manning’s n roughness map derived from it.</w:t>
-      </w:r>
-    </w:p>
-    <w:p>
-      <w:pPr>
-        <w:pStyle w:val="CaptionedFigure"/>
+        <w:pStyle w:val="BodyText"/>
       </w:pPr>
       <w:r>
         <w:drawing>
           <wp:inline>
             <wp:extent cx="5334000" cy="3556000"/>
             <wp:effectExtent b="0" l="0" r="0" t="0"/>
-            <wp:docPr descr="Figure 10. Manning’s n (roughness) derived from vegetation greenness." title="" id="73" name="Picture"/>
+            <wp:docPr descr="" title="" id="73" name="Picture"/>
             <a:graphic>
               <a:graphicData uri="http://schemas.openxmlformats.org/drawingml/2006/picture">
                 <pic:pic>
@@ -12765,42 +12650,60 @@
         </w:drawing>
       </w:r>
     </w:p>
-    <w:p>
-      <w:pPr>
-        <w:pStyle w:val="ImageCaption"/>
-      </w:pPr>
-      <w:r>
-        <w:t xml:space="preserve">Figure 10. Manning’s n (roughness) derived from vegetation greenness.</w:t>
-      </w:r>
-    </w:p>
-    <w:p>
-      <w:pPr>
-        <w:pStyle w:val="BodyText"/>
-      </w:pPr>
+    <w:bookmarkEnd w:id="75"/>
+    <w:bookmarkStart w:id="76" w:name="calculating-discharge-two-ways"/>
+    <w:p>
+      <w:pPr>
+        <w:pStyle w:val="Heading2"/>
+      </w:pPr>
+      <w:r>
+        <w:t xml:space="preserve">21. Calculating discharge two ways</w:t>
+      </w:r>
+    </w:p>
+    <w:p>
+      <w:pPr>
+        <w:pStyle w:val="FirstParagraph"/>
+      </w:pPr>
+      <w:r>
+        <w:t xml:space="preserve">There are two useful discharges.</w:t>
+      </w:r>
+      <w:r>
+        <w:t xml:space="preserve"> </w:t>
+      </w:r>
+      <w:r>
+        <w:rPr>
+          <w:bCs/>
+          <w:b/>
+        </w:rPr>
+        <w:t xml:space="preserve">Manning discharge (per cell)</w:t>
+      </w:r>
+      <w:r>
+        <w:t xml:space="preserve"> </w:t>
+      </w:r>
+      <w:r>
+        <w:t xml:space="preserve">is the flow</w:t>
+      </w:r>
+      <w:r>
+        <w:t xml:space="preserve"> </w:t>
+      </w:r>
       <w:r>
         <w:rPr>
           <w:iCs/>
           <w:i/>
         </w:rPr>
-        <w:t xml:space="preserve">Figures 9–10. Greener ground (high NDVI) becomes rougher (higher n) and slows water more.</w:t>
-      </w:r>
-    </w:p>
-    <w:bookmarkEnd w:id="75"/>
-    <w:bookmarkStart w:id="76" w:name="calculating-discharge-two-ways"/>
-    <w:p>
-      <w:pPr>
-        <w:pStyle w:val="Heading2"/>
-      </w:pPr>
-      <w:r>
-        <w:t xml:space="preserve">21. Calculating discharge two ways</w:t>
-      </w:r>
-    </w:p>
-    <w:p>
-      <w:pPr>
-        <w:pStyle w:val="FirstParagraph"/>
-      </w:pPr>
-      <w:r>
-        <w:t xml:space="preserve">There are two useful discharges.</w:t>
+        <w:t xml:space="preserve">capacity</w:t>
+      </w:r>
+      <w:r>
+        <w:t xml:space="preserve"> </w:t>
+      </w:r>
+      <w:r>
+        <w:t xml:space="preserve">at a</w:t>
+      </w:r>
+      <w:r>
+        <w:t xml:space="preserve"> </w:t>
+      </w:r>
+      <w:r>
+        <w:t xml:space="preserve">point — useful for sizing a channel or culvert.</w:t>
       </w:r>
       <w:r>
         <w:t xml:space="preserve"> </w:t>
@@ -12810,13 +12713,19 @@
           <w:bCs/>
           <w:b/>
         </w:rPr>
-        <w:t xml:space="preserve">Manning discharge (per cell)</w:t>
-      </w:r>
-      <w:r>
-        <w:t xml:space="preserve"> </w:t>
-      </w:r>
-      <w:r>
-        <w:t xml:space="preserve">is the flow</w:t>
+        <w:t xml:space="preserve">Cumulative LDD discharge</w:t>
+      </w:r>
+      <w:r>
+        <w:t xml:space="preserve"> </w:t>
+      </w:r>
+      <w:r>
+        <w:t xml:space="preserve">is how much water</w:t>
+      </w:r>
+      <w:r>
+        <w:t xml:space="preserve"> </w:t>
+      </w:r>
+      <w:r>
+        <w:t xml:space="preserve">actually</w:t>
       </w:r>
       <w:r>
         <w:t xml:space="preserve"> </w:t>
@@ -12826,41 +12735,277 @@
           <w:iCs/>
           <w:i/>
         </w:rPr>
-        <w:t xml:space="preserve">capacity</w:t>
-      </w:r>
-      <w:r>
-        <w:t xml:space="preserve"> </w:t>
-      </w:r>
-      <w:r>
-        <w:t xml:space="preserve">at a</w:t>
-      </w:r>
-      <w:r>
-        <w:t xml:space="preserve"> </w:t>
-      </w:r>
-      <w:r>
-        <w:t xml:space="preserve">point — useful for sizing a channel or culvert.</w:t>
-      </w:r>
-      <w:r>
-        <w:t xml:space="preserve"> </w:t>
-      </w:r>
+        <w:t xml:space="preserve">arrives</w:t>
+      </w:r>
+      <w:r>
+        <w:t xml:space="preserve"> </w:t>
+      </w:r>
+      <w:r>
+        <w:t xml:space="preserve">at a point from everything upstream — the right quantity for flood magnitude</w:t>
+      </w:r>
+      <w:r>
+        <w:t xml:space="preserve"> </w:t>
+      </w:r>
+      <w:r>
+        <w:t xml:space="preserve">at the outlet. Good practice uses both.</w:t>
+      </w:r>
+    </w:p>
+    <w:p>
+      <w:pPr>
+        <w:pStyle w:val="BodyText"/>
+      </w:pPr>
+      <w:r>
+        <w:t xml:space="preserve">The cumulative route uses a local drainage direction (LDD) and flow accumulation. In production</w:t>
+      </w:r>
+      <w:r>
+        <w:t xml:space="preserve"> </w:t>
+      </w:r>
+      <w:r>
+        <w:t xml:space="preserve">this is done with</w:t>
+      </w:r>
+      <w:r>
+        <w:t xml:space="preserve"> </w:t>
+      </w:r>
+      <w:r>
+        <w:rPr>
+          <w:rStyle w:val="VerbatimChar"/>
+        </w:rPr>
+        <w:t xml:space="preserve">whitebox</w:t>
+      </w:r>
+      <w:r>
+        <w:t xml:space="preserve"> </w:t>
+      </w:r>
+      <w:r>
+        <w:t xml:space="preserve">on a filled DEM:</w:t>
+      </w:r>
+    </w:p>
+    <w:p>
+      <w:pPr>
+        <w:pStyle w:val="BodyText"/>
+      </w:pPr>
       <w:r>
         <w:rPr>
           <w:bCs/>
           <w:b/>
         </w:rPr>
-        <w:t xml:space="preserve">Cumulative LDD discharge</w:t>
-      </w:r>
-      <w:r>
-        <w:t xml:space="preserve"> </w:t>
-      </w:r>
-      <w:r>
-        <w:t xml:space="preserve">is how much water</w:t>
-      </w:r>
-      <w:r>
-        <w:t xml:space="preserve"> </w:t>
-      </w:r>
-      <w:r>
-        <w:t xml:space="preserve">actually</w:t>
+        <w:t xml:space="preserve">○ Shown, not run here</w:t>
+      </w:r>
+    </w:p>
+    <w:p>
+      <w:pPr>
+        <w:pStyle w:val="SourceCode"/>
+      </w:pPr>
+      <w:r>
+        <w:rPr>
+          <w:rStyle w:val="CommentTok"/>
+        </w:rPr>
+        <w:t xml:space="preserve"># needs the whitebox package and a real DEM file</w:t>
+      </w:r>
+      <w:r>
+        <w:br/>
+      </w:r>
+      <w:r>
+        <w:rPr>
+          <w:rStyle w:val="NormalTok"/>
+        </w:rPr>
+        <w:t xml:space="preserve">whitebox</w:t>
+      </w:r>
+      <w:r>
+        <w:rPr>
+          <w:rStyle w:val="SpecialCharTok"/>
+        </w:rPr>
+        <w:t xml:space="preserve">::</w:t>
+      </w:r>
+      <w:r>
+        <w:rPr>
+          <w:rStyle w:val="FunctionTok"/>
+        </w:rPr>
+        <w:t xml:space="preserve">wbt_fill_depressions</w:t>
+      </w:r>
+      <w:r>
+        <w:rPr>
+          <w:rStyle w:val="NormalTok"/>
+        </w:rPr>
+        <w:t xml:space="preserve">(</w:t>
+      </w:r>
+      <w:r>
+        <w:rPr>
+          <w:rStyle w:val="StringTok"/>
+        </w:rPr>
+        <w:t xml:space="preserve">"dem.tif"</w:t>
+      </w:r>
+      <w:r>
+        <w:rPr>
+          <w:rStyle w:val="NormalTok"/>
+        </w:rPr>
+        <w:t xml:space="preserve">, </w:t>
+      </w:r>
+      <w:r>
+        <w:rPr>
+          <w:rStyle w:val="StringTok"/>
+        </w:rPr>
+        <w:t xml:space="preserve">"dem_fill.tif"</w:t>
+      </w:r>
+      <w:r>
+        <w:rPr>
+          <w:rStyle w:val="NormalTok"/>
+        </w:rPr>
+        <w:t xml:space="preserve">)</w:t>
+      </w:r>
+      <w:r>
+        <w:br/>
+      </w:r>
+      <w:r>
+        <w:rPr>
+          <w:rStyle w:val="NormalTok"/>
+        </w:rPr>
+        <w:t xml:space="preserve">whitebox</w:t>
+      </w:r>
+      <w:r>
+        <w:rPr>
+          <w:rStyle w:val="SpecialCharTok"/>
+        </w:rPr>
+        <w:t xml:space="preserve">::</w:t>
+      </w:r>
+      <w:r>
+        <w:rPr>
+          <w:rStyle w:val="FunctionTok"/>
+        </w:rPr>
+        <w:t xml:space="preserve">wbt_d8_pointer</w:t>
+      </w:r>
+      <w:r>
+        <w:rPr>
+          <w:rStyle w:val="NormalTok"/>
+        </w:rPr>
+        <w:t xml:space="preserve">(</w:t>
+      </w:r>
+      <w:r>
+        <w:rPr>
+          <w:rStyle w:val="StringTok"/>
+        </w:rPr>
+        <w:t xml:space="preserve">"dem_fill.tif"</w:t>
+      </w:r>
+      <w:r>
+        <w:rPr>
+          <w:rStyle w:val="NormalTok"/>
+        </w:rPr>
+        <w:t xml:space="preserve">, </w:t>
+      </w:r>
+      <w:r>
+        <w:rPr>
+          <w:rStyle w:val="StringTok"/>
+        </w:rPr>
+        <w:t xml:space="preserve">"d8.tif"</w:t>
+      </w:r>
+      <w:r>
+        <w:rPr>
+          <w:rStyle w:val="NormalTok"/>
+        </w:rPr>
+        <w:t xml:space="preserve">)</w:t>
+      </w:r>
+      <w:r>
+        <w:br/>
+      </w:r>
+      <w:r>
+        <w:rPr>
+          <w:rStyle w:val="NormalTok"/>
+        </w:rPr>
+        <w:t xml:space="preserve">whitebox</w:t>
+      </w:r>
+      <w:r>
+        <w:rPr>
+          <w:rStyle w:val="SpecialCharTok"/>
+        </w:rPr>
+        <w:t xml:space="preserve">::</w:t>
+      </w:r>
+      <w:r>
+        <w:rPr>
+          <w:rStyle w:val="FunctionTok"/>
+        </w:rPr>
+        <w:t xml:space="preserve">wbt_d8_flow_accumulation</w:t>
+      </w:r>
+      <w:r>
+        <w:rPr>
+          <w:rStyle w:val="NormalTok"/>
+        </w:rPr>
+        <w:t xml:space="preserve">(</w:t>
+      </w:r>
+      <w:r>
+        <w:rPr>
+          <w:rStyle w:val="StringTok"/>
+        </w:rPr>
+        <w:t xml:space="preserve">"d8.tif"</w:t>
+      </w:r>
+      <w:r>
+        <w:rPr>
+          <w:rStyle w:val="NormalTok"/>
+        </w:rPr>
+        <w:t xml:space="preserve">, </w:t>
+      </w:r>
+      <w:r>
+        <w:rPr>
+          <w:rStyle w:val="StringTok"/>
+        </w:rPr>
+        <w:t xml:space="preserve">"acc.tif"</w:t>
+      </w:r>
+      <w:r>
+        <w:rPr>
+          <w:rStyle w:val="NormalTok"/>
+        </w:rPr>
+        <w:t xml:space="preserve">, </w:t>
+      </w:r>
+      <w:r>
+        <w:rPr>
+          <w:rStyle w:val="AttributeTok"/>
+        </w:rPr>
+        <w:t xml:space="preserve">pntr =</w:t>
+      </w:r>
+      <w:r>
+        <w:rPr>
+          <w:rStyle w:val="NormalTok"/>
+        </w:rPr>
+        <w:t xml:space="preserve"> </w:t>
+      </w:r>
+      <w:r>
+        <w:rPr>
+          <w:rStyle w:val="ConstantTok"/>
+        </w:rPr>
+        <w:t xml:space="preserve">TRUE</w:t>
+      </w:r>
+      <w:r>
+        <w:rPr>
+          <w:rStyle w:val="NormalTok"/>
+        </w:rPr>
+        <w:t xml:space="preserve">)</w:t>
+      </w:r>
+    </w:p>
+    <w:p>
+      <w:pPr>
+        <w:pStyle w:val="FirstParagraph"/>
+      </w:pPr>
+      <w:r>
+        <w:t xml:space="preserve">Step 1 (</w:t>
+      </w:r>
+      <w:r>
+        <w:rPr>
+          <w:rStyle w:val="VerbatimChar"/>
+        </w:rPr>
+        <w:t xml:space="preserve">fill_depressions</w:t>
+      </w:r>
+      <w:r>
+        <w:t xml:space="preserve">) is essential and easy to forget: a raw DEM has pits and flat spots</w:t>
+      </w:r>
+      <w:r>
+        <w:t xml:space="preserve"> </w:t>
+      </w:r>
+      <w:r>
+        <w:t xml:space="preserve">that trap flow, so it must be hydrologically corrected before the drainage network reaches the</w:t>
+      </w:r>
+      <w:r>
+        <w:t xml:space="preserve"> </w:t>
+      </w:r>
+      <w:r>
+        <w:t xml:space="preserve">outlet. The runoff</w:t>
       </w:r>
       <w:r>
         <w:t xml:space="preserve"> </w:t>
@@ -12870,33 +13015,13 @@
           <w:iCs/>
           <w:i/>
         </w:rPr>
-        <w:t xml:space="preserve">arrives</w:t>
-      </w:r>
-      <w:r>
-        <w:t xml:space="preserve"> </w:t>
-      </w:r>
-      <w:r>
-        <w:t xml:space="preserve">at a point from everything upstream — the right quantity for flood magnitude</w:t>
-      </w:r>
-      <w:r>
-        <w:t xml:space="preserve"> </w:t>
-      </w:r>
-      <w:r>
-        <w:t xml:space="preserve">at the outlet. Good practice uses both.</w:t>
-      </w:r>
-    </w:p>
-    <w:p>
-      <w:pPr>
-        <w:pStyle w:val="BodyText"/>
-      </w:pPr>
-      <w:r>
-        <w:t xml:space="preserve">The cumulative route uses a local drainage direction (LDD) and flow accumulation. In production</w:t>
-      </w:r>
-      <w:r>
-        <w:t xml:space="preserve"> </w:t>
-      </w:r>
-      <w:r>
-        <w:t xml:space="preserve">this is done with</w:t>
+        <w:t xml:space="preserve">rate</w:t>
+      </w:r>
+      <w:r>
+        <w:t xml:space="preserve"> </w:t>
+      </w:r>
+      <w:r>
+        <w:t xml:space="preserve">that flows down that network comes from</w:t>
       </w:r>
       <w:r>
         <w:t xml:space="preserve"> </w:t>
@@ -12905,335 +13030,94 @@
         <w:rPr>
           <w:rStyle w:val="VerbatimChar"/>
         </w:rPr>
-        <w:t xml:space="preserve">whitebox</w:t>
-      </w:r>
-      <w:r>
-        <w:t xml:space="preserve"> </w:t>
-      </w:r>
-      <w:r>
-        <w:t xml:space="preserve">on a filled DEM:</w:t>
-      </w:r>
-    </w:p>
-    <w:p>
-      <w:pPr>
-        <w:pStyle w:val="BodyText"/>
-      </w:pPr>
+        <w:t xml:space="preserve">flood_runoff()</w:t>
+      </w:r>
+      <w:r>
+        <w:t xml:space="preserve"> </w:t>
+      </w:r>
+      <w:r>
+        <w:t xml:space="preserve">— the LDD</w:t>
+      </w:r>
+      <w:r>
+        <w:t xml:space="preserve"> </w:t>
+      </w:r>
+      <w:r>
+        <w:t xml:space="preserve">supplies the</w:t>
+      </w:r>
+      <w:r>
+        <w:t xml:space="preserve"> </w:t>
+      </w:r>
+      <w:r>
+        <w:rPr>
+          <w:iCs/>
+          <w:i/>
+        </w:rPr>
+        <w:t xml:space="preserve">where</w:t>
+      </w:r>
+      <w:r>
+        <w:t xml:space="preserve">, floodflow supplies the</w:t>
+      </w:r>
+      <w:r>
+        <w:t xml:space="preserve"> </w:t>
+      </w:r>
+      <w:r>
+        <w:rPr>
+          <w:iCs/>
+          <w:i/>
+        </w:rPr>
+        <w:t xml:space="preserve">how much</w:t>
+      </w:r>
+      <w:r>
+        <w:t xml:space="preserve">. A more realistic version gives every</w:t>
+      </w:r>
+      <w:r>
+        <w:t xml:space="preserve"> </w:t>
+      </w:r>
+      <w:r>
+        <w:t xml:space="preserve">cell its own runoff coefficient from land cover / NDVI (the rational-method idea: C near 0.9 on</w:t>
+      </w:r>
+      <w:r>
+        <w:t xml:space="preserve"> </w:t>
+      </w:r>
+      <w:r>
+        <w:t xml:space="preserve">bare ground, near 0.2 under dense vegetation).</w:t>
+      </w:r>
+    </w:p>
+    <w:bookmarkEnd w:id="76"/>
+    <w:bookmarkStart w:id="80" w:name="the-depth-and-inundation-maps"/>
+    <w:p>
+      <w:pPr>
+        <w:pStyle w:val="Heading2"/>
+      </w:pPr>
+      <w:r>
+        <w:t xml:space="preserve">22. The depth and inundation maps</w:t>
+      </w:r>
+    </w:p>
+    <w:p>
+      <w:pPr>
+        <w:pStyle w:val="FirstParagraph"/>
+      </w:pPr>
+      <w:r>
+        <w:t xml:space="preserve">Feeding discharge, roughness and slope through the routing calculation gives a</w:t>
+      </w:r>
+      <w:r>
+        <w:t xml:space="preserve"> </w:t>
+      </w:r>
       <w:r>
         <w:rPr>
           <w:bCs/>
           <w:b/>
         </w:rPr>
-        <w:t xml:space="preserve">○ Shown, not run here</w:t>
-      </w:r>
-    </w:p>
-    <w:p>
-      <w:pPr>
-        <w:pStyle w:val="SourceCode"/>
-      </w:pPr>
-      <w:r>
-        <w:rPr>
-          <w:rStyle w:val="CommentTok"/>
-        </w:rPr>
-        <w:t xml:space="preserve"># needs the whitebox package and a real DEM file</w:t>
-      </w:r>
-      <w:r>
-        <w:br/>
-      </w:r>
-      <w:r>
-        <w:rPr>
-          <w:rStyle w:val="NormalTok"/>
-        </w:rPr>
-        <w:t xml:space="preserve">whitebox</w:t>
-      </w:r>
-      <w:r>
-        <w:rPr>
-          <w:rStyle w:val="SpecialCharTok"/>
-        </w:rPr>
-        <w:t xml:space="preserve">::</w:t>
-      </w:r>
-      <w:r>
-        <w:rPr>
-          <w:rStyle w:val="FunctionTok"/>
-        </w:rPr>
-        <w:t xml:space="preserve">wbt_fill_depressions</w:t>
-      </w:r>
-      <w:r>
-        <w:rPr>
-          <w:rStyle w:val="NormalTok"/>
-        </w:rPr>
-        <w:t xml:space="preserve">(</w:t>
-      </w:r>
-      <w:r>
-        <w:rPr>
-          <w:rStyle w:val="StringTok"/>
-        </w:rPr>
-        <w:t xml:space="preserve">"dem.tif"</w:t>
-      </w:r>
-      <w:r>
-        <w:rPr>
-          <w:rStyle w:val="NormalTok"/>
-        </w:rPr>
-        <w:t xml:space="preserve">, </w:t>
-      </w:r>
-      <w:r>
-        <w:rPr>
-          <w:rStyle w:val="StringTok"/>
-        </w:rPr>
-        <w:t xml:space="preserve">"dem_fill.tif"</w:t>
-      </w:r>
-      <w:r>
-        <w:rPr>
-          <w:rStyle w:val="NormalTok"/>
-        </w:rPr>
-        <w:t xml:space="preserve">)</w:t>
-      </w:r>
-      <w:r>
-        <w:br/>
-      </w:r>
-      <w:r>
-        <w:rPr>
-          <w:rStyle w:val="NormalTok"/>
-        </w:rPr>
-        <w:t xml:space="preserve">whitebox</w:t>
-      </w:r>
-      <w:r>
-        <w:rPr>
-          <w:rStyle w:val="SpecialCharTok"/>
-        </w:rPr>
-        <w:t xml:space="preserve">::</w:t>
-      </w:r>
-      <w:r>
-        <w:rPr>
-          <w:rStyle w:val="FunctionTok"/>
-        </w:rPr>
-        <w:t xml:space="preserve">wbt_d8_pointer</w:t>
-      </w:r>
-      <w:r>
-        <w:rPr>
-          <w:rStyle w:val="NormalTok"/>
-        </w:rPr>
-        <w:t xml:space="preserve">(</w:t>
-      </w:r>
-      <w:r>
-        <w:rPr>
-          <w:rStyle w:val="StringTok"/>
-        </w:rPr>
-        <w:t xml:space="preserve">"dem_fill.tif"</w:t>
-      </w:r>
-      <w:r>
-        <w:rPr>
-          <w:rStyle w:val="NormalTok"/>
-        </w:rPr>
-        <w:t xml:space="preserve">, </w:t>
-      </w:r>
-      <w:r>
-        <w:rPr>
-          <w:rStyle w:val="StringTok"/>
-        </w:rPr>
-        <w:t xml:space="preserve">"d8.tif"</w:t>
-      </w:r>
-      <w:r>
-        <w:rPr>
-          <w:rStyle w:val="NormalTok"/>
-        </w:rPr>
-        <w:t xml:space="preserve">)</w:t>
-      </w:r>
-      <w:r>
-        <w:br/>
-      </w:r>
-      <w:r>
-        <w:rPr>
-          <w:rStyle w:val="NormalTok"/>
-        </w:rPr>
-        <w:t xml:space="preserve">whitebox</w:t>
-      </w:r>
-      <w:r>
-        <w:rPr>
-          <w:rStyle w:val="SpecialCharTok"/>
-        </w:rPr>
-        <w:t xml:space="preserve">::</w:t>
-      </w:r>
-      <w:r>
-        <w:rPr>
-          <w:rStyle w:val="FunctionTok"/>
-        </w:rPr>
-        <w:t xml:space="preserve">wbt_d8_flow_accumulation</w:t>
-      </w:r>
-      <w:r>
-        <w:rPr>
-          <w:rStyle w:val="NormalTok"/>
-        </w:rPr>
-        <w:t xml:space="preserve">(</w:t>
-      </w:r>
-      <w:r>
-        <w:rPr>
-          <w:rStyle w:val="StringTok"/>
-        </w:rPr>
-        <w:t xml:space="preserve">"d8.tif"</w:t>
-      </w:r>
-      <w:r>
-        <w:rPr>
-          <w:rStyle w:val="NormalTok"/>
-        </w:rPr>
-        <w:t xml:space="preserve">, </w:t>
-      </w:r>
-      <w:r>
-        <w:rPr>
-          <w:rStyle w:val="StringTok"/>
-        </w:rPr>
-        <w:t xml:space="preserve">"acc.tif"</w:t>
-      </w:r>
-      <w:r>
-        <w:rPr>
-          <w:rStyle w:val="NormalTok"/>
-        </w:rPr>
-        <w:t xml:space="preserve">, </w:t>
-      </w:r>
-      <w:r>
-        <w:rPr>
-          <w:rStyle w:val="AttributeTok"/>
-        </w:rPr>
-        <w:t xml:space="preserve">pntr =</w:t>
-      </w:r>
-      <w:r>
-        <w:rPr>
-          <w:rStyle w:val="NormalTok"/>
-        </w:rPr>
-        <w:t xml:space="preserve"> </w:t>
-      </w:r>
-      <w:r>
-        <w:rPr>
-          <w:rStyle w:val="ConstantTok"/>
-        </w:rPr>
-        <w:t xml:space="preserve">TRUE</w:t>
-      </w:r>
-      <w:r>
-        <w:rPr>
-          <w:rStyle w:val="NormalTok"/>
-        </w:rPr>
-        <w:t xml:space="preserve">)</w:t>
-      </w:r>
-    </w:p>
-    <w:p>
-      <w:pPr>
-        <w:pStyle w:val="FirstParagraph"/>
-      </w:pPr>
-      <w:r>
-        <w:t xml:space="preserve">Step 1 (</w:t>
-      </w:r>
-      <w:r>
-        <w:rPr>
-          <w:rStyle w:val="VerbatimChar"/>
-        </w:rPr>
-        <w:t xml:space="preserve">fill_depressions</w:t>
-      </w:r>
-      <w:r>
-        <w:t xml:space="preserve">) is essential and easy to forget: a raw DEM has pits and flat spots</w:t>
-      </w:r>
-      <w:r>
-        <w:t xml:space="preserve"> </w:t>
-      </w:r>
-      <w:r>
-        <w:t xml:space="preserve">that trap flow, so it must be hydrologically corrected before the drainage network reaches the</w:t>
-      </w:r>
-      <w:r>
-        <w:t xml:space="preserve"> </w:t>
-      </w:r>
-      <w:r>
-        <w:t xml:space="preserve">outlet. The runoff</w:t>
-      </w:r>
-      <w:r>
-        <w:t xml:space="preserve"> </w:t>
-      </w:r>
-      <w:r>
-        <w:rPr>
-          <w:iCs/>
-          <w:i/>
-        </w:rPr>
-        <w:t xml:space="preserve">rate</w:t>
-      </w:r>
-      <w:r>
-        <w:t xml:space="preserve"> </w:t>
-      </w:r>
-      <w:r>
-        <w:t xml:space="preserve">that flows down that network comes from</w:t>
-      </w:r>
-      <w:r>
-        <w:t xml:space="preserve"> </w:t>
-      </w:r>
-      <w:r>
-        <w:rPr>
-          <w:rStyle w:val="VerbatimChar"/>
-        </w:rPr>
-        <w:t xml:space="preserve">flood_runoff()</w:t>
-      </w:r>
-      <w:r>
-        <w:t xml:space="preserve"> </w:t>
-      </w:r>
-      <w:r>
-        <w:t xml:space="preserve">— the LDD</w:t>
-      </w:r>
-      <w:r>
-        <w:t xml:space="preserve"> </w:t>
-      </w:r>
-      <w:r>
-        <w:t xml:space="preserve">supplies the</w:t>
-      </w:r>
-      <w:r>
-        <w:t xml:space="preserve"> </w:t>
-      </w:r>
-      <w:r>
-        <w:rPr>
-          <w:iCs/>
-          <w:i/>
-        </w:rPr>
-        <w:t xml:space="preserve">where</w:t>
-      </w:r>
-      <w:r>
-        <w:t xml:space="preserve">, floodflow supplies the</w:t>
-      </w:r>
-      <w:r>
-        <w:t xml:space="preserve"> </w:t>
-      </w:r>
-      <w:r>
-        <w:rPr>
-          <w:iCs/>
-          <w:i/>
-        </w:rPr>
-        <w:t xml:space="preserve">how much</w:t>
-      </w:r>
-      <w:r>
-        <w:t xml:space="preserve">. A more realistic version gives every</w:t>
-      </w:r>
-      <w:r>
-        <w:t xml:space="preserve"> </w:t>
-      </w:r>
-      <w:r>
-        <w:t xml:space="preserve">cell its own runoff coefficient from land cover / NDVI (the rational-method idea: C near 0.9 on</w:t>
-      </w:r>
-      <w:r>
-        <w:t xml:space="preserve"> </w:t>
-      </w:r>
-      <w:r>
-        <w:t xml:space="preserve">bare ground, near 0.2 under dense vegetation).</w:t>
-      </w:r>
-    </w:p>
-    <w:bookmarkEnd w:id="76"/>
-    <w:bookmarkStart w:id="80" w:name="the-depth-and-inundation-maps"/>
-    <w:p>
-      <w:pPr>
-        <w:pStyle w:val="Heading2"/>
-      </w:pPr>
-      <w:r>
-        <w:t xml:space="preserve">22. The depth and inundation maps</w:t>
-      </w:r>
-    </w:p>
-    <w:p>
-      <w:pPr>
-        <w:pStyle w:val="FirstParagraph"/>
-      </w:pPr>
-      <w:r>
-        <w:t xml:space="preserve">Feeding discharge, roughness and slope through the routing calculation gives a</w:t>
+        <w:t xml:space="preserve">depth map</w:t>
+      </w:r>
+      <w:r>
+        <w:t xml:space="preserve">.</w:t>
+      </w:r>
+      <w:r>
+        <w:t xml:space="preserve"> </w:t>
+      </w:r>
+      <w:r>
+        <w:t xml:space="preserve">For a true</w:t>
       </w:r>
       <w:r>
         <w:t xml:space="preserve"> </w:t>
@@ -13243,421 +13127,416 @@
           <w:bCs/>
           <w:b/>
         </w:rPr>
-        <w:t xml:space="preserve">depth map</w:t>
-      </w:r>
-      <w:r>
-        <w:t xml:space="preserve">.</w:t>
-      </w:r>
-      <w:r>
-        <w:t xml:space="preserve"> </w:t>
-      </w:r>
-      <w:r>
-        <w:t xml:space="preserve">For a true</w:t>
-      </w:r>
-      <w:r>
-        <w:t xml:space="preserve"> </w:t>
-      </w:r>
+        <w:t xml:space="preserve">inundation</w:t>
+      </w:r>
+      <w:r>
+        <w:t xml:space="preserve"> </w:t>
+      </w:r>
+      <w:r>
+        <w:t xml:space="preserve">map, floodflow floods every cell whose height above the channel (its</w:t>
+      </w:r>
+      <w:r>
+        <w:t xml:space="preserve"> </w:t>
+      </w:r>
+      <w:r>
+        <w:t xml:space="preserve">HAND value) is below the water level.</w:t>
+      </w:r>
+    </w:p>
+    <w:p>
+      <w:pPr>
+        <w:pStyle w:val="BodyText"/>
+      </w:pPr>
       <w:r>
         <w:rPr>
           <w:bCs/>
           <w:b/>
         </w:rPr>
-        <w:t xml:space="preserve">inundation</w:t>
-      </w:r>
-      <w:r>
-        <w:t xml:space="preserve"> </w:t>
-      </w:r>
-      <w:r>
-        <w:t xml:space="preserve">map, floodflow floods every cell whose height above the channel (its</w:t>
-      </w:r>
-      <w:r>
-        <w:t xml:space="preserve"> </w:t>
-      </w:r>
-      <w:r>
-        <w:t xml:space="preserve">HAND value) is below the water level.</w:t>
+        <w:t xml:space="preserve">↑ Continues from above</w:t>
+      </w:r>
+    </w:p>
+    <w:p>
+      <w:pPr>
+        <w:pStyle w:val="SourceCode"/>
+      </w:pPr>
+      <w:r>
+        <w:rPr>
+          <w:rStyle w:val="NormalTok"/>
+        </w:rPr>
+        <w:t xml:space="preserve">fp </w:t>
+      </w:r>
+      <w:r>
+        <w:rPr>
+          <w:rStyle w:val="OtherTok"/>
+        </w:rPr>
+        <w:t xml:space="preserve">&lt;-</w:t>
+      </w:r>
+      <w:r>
+        <w:rPr>
+          <w:rStyle w:val="NormalTok"/>
+        </w:rPr>
+        <w:t xml:space="preserve"> </w:t>
+      </w:r>
+      <w:r>
+        <w:rPr>
+          <w:rStyle w:val="FunctionTok"/>
+        </w:rPr>
+        <w:t xml:space="preserve">flood_project</w:t>
+      </w:r>
+      <w:r>
+        <w:rPr>
+          <w:rStyle w:val="NormalTok"/>
+        </w:rPr>
+        <w:t xml:space="preserve">(</w:t>
+      </w:r>
+      <w:r>
+        <w:rPr>
+          <w:rStyle w:val="StringTok"/>
+        </w:rPr>
+        <w:t xml:space="preserve">"study basin"</w:t>
+      </w:r>
+      <w:r>
+        <w:rPr>
+          <w:rStyle w:val="NormalTok"/>
+        </w:rPr>
+        <w:t xml:space="preserve">, </w:t>
+      </w:r>
+      <w:r>
+        <w:rPr>
+          <w:rStyle w:val="AttributeTok"/>
+        </w:rPr>
+        <w:t xml:space="preserve">crs =</w:t>
+      </w:r>
+      <w:r>
+        <w:rPr>
+          <w:rStyle w:val="NormalTok"/>
+        </w:rPr>
+        <w:t xml:space="preserve"> </w:t>
+      </w:r>
+      <w:r>
+        <w:rPr>
+          <w:rStyle w:val="FunctionTok"/>
+        </w:rPr>
+        <w:t xml:space="preserve">crs</w:t>
+      </w:r>
+      <w:r>
+        <w:rPr>
+          <w:rStyle w:val="NormalTok"/>
+        </w:rPr>
+        <w:t xml:space="preserve">(dem))</w:t>
+      </w:r>
+      <w:r>
+        <w:br/>
+      </w:r>
+      <w:r>
+        <w:rPr>
+          <w:rStyle w:val="NormalTok"/>
+        </w:rPr>
+        <w:t xml:space="preserve">fp</w:t>
+      </w:r>
+      <w:r>
+        <w:rPr>
+          <w:rStyle w:val="SpecialCharTok"/>
+        </w:rPr>
+        <w:t xml:space="preserve">$</w:t>
+      </w:r>
+      <w:r>
+        <w:rPr>
+          <w:rStyle w:val="NormalTok"/>
+        </w:rPr>
+        <w:t xml:space="preserve">rainfall </w:t>
+      </w:r>
+      <w:r>
+        <w:rPr>
+          <w:rStyle w:val="OtherTok"/>
+        </w:rPr>
+        <w:t xml:space="preserve">&lt;-</w:t>
+      </w:r>
+      <w:r>
+        <w:rPr>
+          <w:rStyle w:val="NormalTok"/>
+        </w:rPr>
+        <w:t xml:space="preserve"> accra_rainfall</w:t>
+      </w:r>
+      <w:r>
+        <w:br/>
+      </w:r>
+      <w:r>
+        <w:rPr>
+          <w:rStyle w:val="NormalTok"/>
+        </w:rPr>
+        <w:t xml:space="preserve">fp </w:t>
+      </w:r>
+      <w:r>
+        <w:rPr>
+          <w:rStyle w:val="OtherTok"/>
+        </w:rPr>
+        <w:t xml:space="preserve">&lt;-</w:t>
+      </w:r>
+      <w:r>
+        <w:rPr>
+          <w:rStyle w:val="NormalTok"/>
+        </w:rPr>
+        <w:t xml:space="preserve"> </w:t>
+      </w:r>
+      <w:r>
+        <w:rPr>
+          <w:rStyle w:val="FunctionTok"/>
+        </w:rPr>
+        <w:t xml:space="preserve">flood_runoff</w:t>
+      </w:r>
+      <w:r>
+        <w:rPr>
+          <w:rStyle w:val="NormalTok"/>
+        </w:rPr>
+        <w:t xml:space="preserve">(fp, </w:t>
+      </w:r>
+      <w:r>
+        <w:rPr>
+          <w:rStyle w:val="AttributeTok"/>
+        </w:rPr>
+        <w:t xml:space="preserve">engine =</w:t>
+      </w:r>
+      <w:r>
+        <w:rPr>
+          <w:rStyle w:val="NormalTok"/>
+        </w:rPr>
+        <w:t xml:space="preserve"> </w:t>
+      </w:r>
+      <w:r>
+        <w:rPr>
+          <w:rStyle w:val="StringTok"/>
+        </w:rPr>
+        <w:t xml:space="preserve">"simple"</w:t>
+      </w:r>
+      <w:r>
+        <w:rPr>
+          <w:rStyle w:val="NormalTok"/>
+        </w:rPr>
+        <w:t xml:space="preserve">)</w:t>
+      </w:r>
+      <w:r>
+        <w:br/>
+      </w:r>
+      <w:r>
+        <w:rPr>
+          <w:rStyle w:val="NormalTok"/>
+        </w:rPr>
+        <w:t xml:space="preserve">fp </w:t>
+      </w:r>
+      <w:r>
+        <w:rPr>
+          <w:rStyle w:val="OtherTok"/>
+        </w:rPr>
+        <w:t xml:space="preserve">&lt;-</w:t>
+      </w:r>
+      <w:r>
+        <w:rPr>
+          <w:rStyle w:val="NormalTok"/>
+        </w:rPr>
+        <w:t xml:space="preserve"> </w:t>
+      </w:r>
+      <w:r>
+        <w:rPr>
+          <w:rStyle w:val="FunctionTok"/>
+        </w:rPr>
+        <w:t xml:space="preserve">flood_route</w:t>
+      </w:r>
+      <w:r>
+        <w:rPr>
+          <w:rStyle w:val="NormalTok"/>
+        </w:rPr>
+        <w:t xml:space="preserve">(fp, </w:t>
+      </w:r>
+      <w:r>
+        <w:rPr>
+          <w:rStyle w:val="AttributeTok"/>
+        </w:rPr>
+        <w:t xml:space="preserve">area_km2 =</w:t>
+      </w:r>
+      <w:r>
+        <w:rPr>
+          <w:rStyle w:val="NormalTok"/>
+        </w:rPr>
+        <w:t xml:space="preserve"> </w:t>
+      </w:r>
+      <w:r>
+        <w:rPr>
+          <w:rStyle w:val="DecValTok"/>
+        </w:rPr>
+        <w:t xml:space="preserve">200</w:t>
+      </w:r>
+      <w:r>
+        <w:rPr>
+          <w:rStyle w:val="NormalTok"/>
+        </w:rPr>
+        <w:t xml:space="preserve">, </w:t>
+      </w:r>
+      <w:r>
+        <w:rPr>
+          <w:rStyle w:val="AttributeTok"/>
+        </w:rPr>
+        <w:t xml:space="preserve">hand =</w:t>
+      </w:r>
+      <w:r>
+        <w:rPr>
+          <w:rStyle w:val="NormalTok"/>
+        </w:rPr>
+        <w:t xml:space="preserve"> hand)</w:t>
+      </w:r>
+      <w:r>
+        <w:br/>
+      </w:r>
+      <w:r>
+        <w:rPr>
+          <w:rStyle w:val="NormalTok"/>
+        </w:rPr>
+        <w:t xml:space="preserve">depth </w:t>
+      </w:r>
+      <w:r>
+        <w:rPr>
+          <w:rStyle w:val="OtherTok"/>
+        </w:rPr>
+        <w:t xml:space="preserve">&lt;-</w:t>
+      </w:r>
+      <w:r>
+        <w:rPr>
+          <w:rStyle w:val="NormalTok"/>
+        </w:rPr>
+        <w:t xml:space="preserve"> fp</w:t>
+      </w:r>
+      <w:r>
+        <w:rPr>
+          <w:rStyle w:val="SpecialCharTok"/>
+        </w:rPr>
+        <w:t xml:space="preserve">$</w:t>
+      </w:r>
+      <w:r>
+        <w:rPr>
+          <w:rStyle w:val="NormalTok"/>
+        </w:rPr>
+        <w:t xml:space="preserve">route</w:t>
+      </w:r>
+      <w:r>
+        <w:rPr>
+          <w:rStyle w:val="SpecialCharTok"/>
+        </w:rPr>
+        <w:t xml:space="preserve">$</w:t>
+      </w:r>
+      <w:r>
+        <w:rPr>
+          <w:rStyle w:val="NormalTok"/>
+        </w:rPr>
+        <w:t xml:space="preserve">depth_raster</w:t>
+      </w:r>
+      <w:r>
+        <w:br/>
+      </w:r>
+      <w:r>
+        <w:rPr>
+          <w:rStyle w:val="FunctionTok"/>
+        </w:rPr>
+        <w:t xml:space="preserve">flood_map</w:t>
+      </w:r>
+      <w:r>
+        <w:rPr>
+          <w:rStyle w:val="NormalTok"/>
+        </w:rPr>
+        <w:t xml:space="preserve">(fp, </w:t>
+      </w:r>
+      <w:r>
+        <w:rPr>
+          <w:rStyle w:val="AttributeTok"/>
+        </w:rPr>
+        <w:t xml:space="preserve">layer =</w:t>
+      </w:r>
+      <w:r>
+        <w:rPr>
+          <w:rStyle w:val="NormalTok"/>
+        </w:rPr>
+        <w:t xml:space="preserve"> </w:t>
+      </w:r>
+      <w:r>
+        <w:rPr>
+          <w:rStyle w:val="StringTok"/>
+        </w:rPr>
+        <w:t xml:space="preserve">"depth"</w:t>
+      </w:r>
+      <w:r>
+        <w:rPr>
+          <w:rStyle w:val="NormalTok"/>
+        </w:rPr>
+        <w:t xml:space="preserve">)           </w:t>
+      </w:r>
+      <w:r>
+        <w:rPr>
+          <w:rStyle w:val="CommentTok"/>
+        </w:rPr>
+        <w:t xml:space="preserve"># draws the inundation map</w:t>
+      </w:r>
+      <w:r>
+        <w:br/>
+      </w:r>
+      <w:r>
+        <w:rPr>
+          <w:rStyle w:val="FunctionTok"/>
+        </w:rPr>
+        <w:t xml:space="preserve">plot</w:t>
+      </w:r>
+      <w:r>
+        <w:rPr>
+          <w:rStyle w:val="NormalTok"/>
+        </w:rPr>
+        <w:t xml:space="preserve">(depth, </w:t>
+      </w:r>
+      <w:r>
+        <w:rPr>
+          <w:rStyle w:val="AttributeTok"/>
+        </w:rPr>
+        <w:t xml:space="preserve">main =</w:t>
+      </w:r>
+      <w:r>
+        <w:rPr>
+          <w:rStyle w:val="NormalTok"/>
+        </w:rPr>
+        <w:t xml:space="preserve"> </w:t>
+      </w:r>
+      <w:r>
+        <w:rPr>
+          <w:rStyle w:val="StringTok"/>
+        </w:rPr>
+        <w:t xml:space="preserve">"Inundation depth (m)"</w:t>
+      </w:r>
+      <w:r>
+        <w:rPr>
+          <w:rStyle w:val="NormalTok"/>
+        </w:rPr>
+        <w:t xml:space="preserve">)</w:t>
+      </w:r>
+    </w:p>
+    <w:p>
+      <w:pPr>
+        <w:pStyle w:val="FirstParagraph"/>
+      </w:pPr>
+      <w:r>
+        <w:t xml:space="preserve">The HAND method keeps cells above the channel dry, leaving a clean inundation-depth map</w:t>
+      </w:r>
+      <w:r>
+        <w:t xml:space="preserve"> </w:t>
+      </w:r>
+      <w:r>
+        <w:t xml:space="preserve">(Figure 11).</w:t>
       </w:r>
     </w:p>
     <w:p>
       <w:pPr>
         <w:pStyle w:val="BodyText"/>
-      </w:pPr>
-      <w:r>
-        <w:rPr>
-          <w:bCs/>
-          <w:b/>
-        </w:rPr>
-        <w:t xml:space="preserve">↑ Continues from above</w:t>
-      </w:r>
-    </w:p>
-    <w:p>
-      <w:pPr>
-        <w:pStyle w:val="SourceCode"/>
-      </w:pPr>
-      <w:r>
-        <w:rPr>
-          <w:rStyle w:val="NormalTok"/>
-        </w:rPr>
-        <w:t xml:space="preserve">fp </w:t>
-      </w:r>
-      <w:r>
-        <w:rPr>
-          <w:rStyle w:val="OtherTok"/>
-        </w:rPr>
-        <w:t xml:space="preserve">&lt;-</w:t>
-      </w:r>
-      <w:r>
-        <w:rPr>
-          <w:rStyle w:val="NormalTok"/>
-        </w:rPr>
-        <w:t xml:space="preserve"> </w:t>
-      </w:r>
-      <w:r>
-        <w:rPr>
-          <w:rStyle w:val="FunctionTok"/>
-        </w:rPr>
-        <w:t xml:space="preserve">flood_project</w:t>
-      </w:r>
-      <w:r>
-        <w:rPr>
-          <w:rStyle w:val="NormalTok"/>
-        </w:rPr>
-        <w:t xml:space="preserve">(</w:t>
-      </w:r>
-      <w:r>
-        <w:rPr>
-          <w:rStyle w:val="StringTok"/>
-        </w:rPr>
-        <w:t xml:space="preserve">"study basin"</w:t>
-      </w:r>
-      <w:r>
-        <w:rPr>
-          <w:rStyle w:val="NormalTok"/>
-        </w:rPr>
-        <w:t xml:space="preserve">, </w:t>
-      </w:r>
-      <w:r>
-        <w:rPr>
-          <w:rStyle w:val="AttributeTok"/>
-        </w:rPr>
-        <w:t xml:space="preserve">crs =</w:t>
-      </w:r>
-      <w:r>
-        <w:rPr>
-          <w:rStyle w:val="NormalTok"/>
-        </w:rPr>
-        <w:t xml:space="preserve"> </w:t>
-      </w:r>
-      <w:r>
-        <w:rPr>
-          <w:rStyle w:val="FunctionTok"/>
-        </w:rPr>
-        <w:t xml:space="preserve">crs</w:t>
-      </w:r>
-      <w:r>
-        <w:rPr>
-          <w:rStyle w:val="NormalTok"/>
-        </w:rPr>
-        <w:t xml:space="preserve">(dem))</w:t>
-      </w:r>
-      <w:r>
-        <w:br/>
-      </w:r>
-      <w:r>
-        <w:rPr>
-          <w:rStyle w:val="NormalTok"/>
-        </w:rPr>
-        <w:t xml:space="preserve">fp</w:t>
-      </w:r>
-      <w:r>
-        <w:rPr>
-          <w:rStyle w:val="SpecialCharTok"/>
-        </w:rPr>
-        <w:t xml:space="preserve">$</w:t>
-      </w:r>
-      <w:r>
-        <w:rPr>
-          <w:rStyle w:val="NormalTok"/>
-        </w:rPr>
-        <w:t xml:space="preserve">rainfall </w:t>
-      </w:r>
-      <w:r>
-        <w:rPr>
-          <w:rStyle w:val="OtherTok"/>
-        </w:rPr>
-        <w:t xml:space="preserve">&lt;-</w:t>
-      </w:r>
-      <w:r>
-        <w:rPr>
-          <w:rStyle w:val="NormalTok"/>
-        </w:rPr>
-        <w:t xml:space="preserve"> accra_rainfall</w:t>
-      </w:r>
-      <w:r>
-        <w:br/>
-      </w:r>
-      <w:r>
-        <w:rPr>
-          <w:rStyle w:val="NormalTok"/>
-        </w:rPr>
-        <w:t xml:space="preserve">fp </w:t>
-      </w:r>
-      <w:r>
-        <w:rPr>
-          <w:rStyle w:val="OtherTok"/>
-        </w:rPr>
-        <w:t xml:space="preserve">&lt;-</w:t>
-      </w:r>
-      <w:r>
-        <w:rPr>
-          <w:rStyle w:val="NormalTok"/>
-        </w:rPr>
-        <w:t xml:space="preserve"> </w:t>
-      </w:r>
-      <w:r>
-        <w:rPr>
-          <w:rStyle w:val="FunctionTok"/>
-        </w:rPr>
-        <w:t xml:space="preserve">flood_runoff</w:t>
-      </w:r>
-      <w:r>
-        <w:rPr>
-          <w:rStyle w:val="NormalTok"/>
-        </w:rPr>
-        <w:t xml:space="preserve">(fp, </w:t>
-      </w:r>
-      <w:r>
-        <w:rPr>
-          <w:rStyle w:val="AttributeTok"/>
-        </w:rPr>
-        <w:t xml:space="preserve">engine =</w:t>
-      </w:r>
-      <w:r>
-        <w:rPr>
-          <w:rStyle w:val="NormalTok"/>
-        </w:rPr>
-        <w:t xml:space="preserve"> </w:t>
-      </w:r>
-      <w:r>
-        <w:rPr>
-          <w:rStyle w:val="StringTok"/>
-        </w:rPr>
-        <w:t xml:space="preserve">"simple"</w:t>
-      </w:r>
-      <w:r>
-        <w:rPr>
-          <w:rStyle w:val="NormalTok"/>
-        </w:rPr>
-        <w:t xml:space="preserve">)</w:t>
-      </w:r>
-      <w:r>
-        <w:br/>
-      </w:r>
-      <w:r>
-        <w:rPr>
-          <w:rStyle w:val="NormalTok"/>
-        </w:rPr>
-        <w:t xml:space="preserve">fp </w:t>
-      </w:r>
-      <w:r>
-        <w:rPr>
-          <w:rStyle w:val="OtherTok"/>
-        </w:rPr>
-        <w:t xml:space="preserve">&lt;-</w:t>
-      </w:r>
-      <w:r>
-        <w:rPr>
-          <w:rStyle w:val="NormalTok"/>
-        </w:rPr>
-        <w:t xml:space="preserve"> </w:t>
-      </w:r>
-      <w:r>
-        <w:rPr>
-          <w:rStyle w:val="FunctionTok"/>
-        </w:rPr>
-        <w:t xml:space="preserve">flood_route</w:t>
-      </w:r>
-      <w:r>
-        <w:rPr>
-          <w:rStyle w:val="NormalTok"/>
-        </w:rPr>
-        <w:t xml:space="preserve">(fp, </w:t>
-      </w:r>
-      <w:r>
-        <w:rPr>
-          <w:rStyle w:val="AttributeTok"/>
-        </w:rPr>
-        <w:t xml:space="preserve">area_km2 =</w:t>
-      </w:r>
-      <w:r>
-        <w:rPr>
-          <w:rStyle w:val="NormalTok"/>
-        </w:rPr>
-        <w:t xml:space="preserve"> </w:t>
-      </w:r>
-      <w:r>
-        <w:rPr>
-          <w:rStyle w:val="DecValTok"/>
-        </w:rPr>
-        <w:t xml:space="preserve">200</w:t>
-      </w:r>
-      <w:r>
-        <w:rPr>
-          <w:rStyle w:val="NormalTok"/>
-        </w:rPr>
-        <w:t xml:space="preserve">, </w:t>
-      </w:r>
-      <w:r>
-        <w:rPr>
-          <w:rStyle w:val="AttributeTok"/>
-        </w:rPr>
-        <w:t xml:space="preserve">hand =</w:t>
-      </w:r>
-      <w:r>
-        <w:rPr>
-          <w:rStyle w:val="NormalTok"/>
-        </w:rPr>
-        <w:t xml:space="preserve"> hand)</w:t>
-      </w:r>
-      <w:r>
-        <w:br/>
-      </w:r>
-      <w:r>
-        <w:rPr>
-          <w:rStyle w:val="NormalTok"/>
-        </w:rPr>
-        <w:t xml:space="preserve">depth </w:t>
-      </w:r>
-      <w:r>
-        <w:rPr>
-          <w:rStyle w:val="OtherTok"/>
-        </w:rPr>
-        <w:t xml:space="preserve">&lt;-</w:t>
-      </w:r>
-      <w:r>
-        <w:rPr>
-          <w:rStyle w:val="NormalTok"/>
-        </w:rPr>
-        <w:t xml:space="preserve"> fp</w:t>
-      </w:r>
-      <w:r>
-        <w:rPr>
-          <w:rStyle w:val="SpecialCharTok"/>
-        </w:rPr>
-        <w:t xml:space="preserve">$</w:t>
-      </w:r>
-      <w:r>
-        <w:rPr>
-          <w:rStyle w:val="NormalTok"/>
-        </w:rPr>
-        <w:t xml:space="preserve">route</w:t>
-      </w:r>
-      <w:r>
-        <w:rPr>
-          <w:rStyle w:val="SpecialCharTok"/>
-        </w:rPr>
-        <w:t xml:space="preserve">$</w:t>
-      </w:r>
-      <w:r>
-        <w:rPr>
-          <w:rStyle w:val="NormalTok"/>
-        </w:rPr>
-        <w:t xml:space="preserve">depth_raster</w:t>
-      </w:r>
-      <w:r>
-        <w:br/>
-      </w:r>
-      <w:r>
-        <w:rPr>
-          <w:rStyle w:val="FunctionTok"/>
-        </w:rPr>
-        <w:t xml:space="preserve">flood_map</w:t>
-      </w:r>
-      <w:r>
-        <w:rPr>
-          <w:rStyle w:val="NormalTok"/>
-        </w:rPr>
-        <w:t xml:space="preserve">(fp, </w:t>
-      </w:r>
-      <w:r>
-        <w:rPr>
-          <w:rStyle w:val="AttributeTok"/>
-        </w:rPr>
-        <w:t xml:space="preserve">layer =</w:t>
-      </w:r>
-      <w:r>
-        <w:rPr>
-          <w:rStyle w:val="NormalTok"/>
-        </w:rPr>
-        <w:t xml:space="preserve"> </w:t>
-      </w:r>
-      <w:r>
-        <w:rPr>
-          <w:rStyle w:val="StringTok"/>
-        </w:rPr>
-        <w:t xml:space="preserve">"depth"</w:t>
-      </w:r>
-      <w:r>
-        <w:rPr>
-          <w:rStyle w:val="NormalTok"/>
-        </w:rPr>
-        <w:t xml:space="preserve">)           </w:t>
-      </w:r>
-      <w:r>
-        <w:rPr>
-          <w:rStyle w:val="CommentTok"/>
-        </w:rPr>
-        <w:t xml:space="preserve"># draws the inundation map</w:t>
-      </w:r>
-      <w:r>
-        <w:br/>
-      </w:r>
-      <w:r>
-        <w:rPr>
-          <w:rStyle w:val="FunctionTok"/>
-        </w:rPr>
-        <w:t xml:space="preserve">plot</w:t>
-      </w:r>
-      <w:r>
-        <w:rPr>
-          <w:rStyle w:val="NormalTok"/>
-        </w:rPr>
-        <w:t xml:space="preserve">(depth, </w:t>
-      </w:r>
-      <w:r>
-        <w:rPr>
-          <w:rStyle w:val="AttributeTok"/>
-        </w:rPr>
-        <w:t xml:space="preserve">main =</w:t>
-      </w:r>
-      <w:r>
-        <w:rPr>
-          <w:rStyle w:val="NormalTok"/>
-        </w:rPr>
-        <w:t xml:space="preserve"> </w:t>
-      </w:r>
-      <w:r>
-        <w:rPr>
-          <w:rStyle w:val="StringTok"/>
-        </w:rPr>
-        <w:t xml:space="preserve">"Inundation depth (m)"</w:t>
-      </w:r>
-      <w:r>
-        <w:rPr>
-          <w:rStyle w:val="NormalTok"/>
-        </w:rPr>
-        <w:t xml:space="preserve">)</w:t>
-      </w:r>
-    </w:p>
-    <w:p>
-      <w:pPr>
-        <w:pStyle w:val="CaptionedFigure"/>
       </w:pPr>
       <w:r>
         <w:drawing>
           <wp:inline>
             <wp:extent cx="5334000" cy="3556000"/>
             <wp:effectExtent b="0" l="0" r="0" t="0"/>
-            <wp:docPr descr="Figure 11. Flood depth from Manning’s equation per cell, and inundation extent from the HAND method." title="" id="78" name="Picture"/>
+            <wp:docPr descr="" title="" id="78" name="Picture"/>
             <a:graphic>
               <a:graphicData uri="http://schemas.openxmlformats.org/drawingml/2006/picture">
                 <pic:pic>
@@ -13695,26 +13574,6 @@
         </w:drawing>
       </w:r>
     </w:p>
-    <w:p>
-      <w:pPr>
-        <w:pStyle w:val="ImageCaption"/>
-      </w:pPr>
-      <w:r>
-        <w:t xml:space="preserve">Figure 11. Flood depth from Manning’s equation per cell, and inundation extent from the HAND method.</w:t>
-      </w:r>
-    </w:p>
-    <w:p>
-      <w:pPr>
-        <w:pStyle w:val="BodyText"/>
-      </w:pPr>
-      <w:r>
-        <w:rPr>
-          <w:iCs/>
-          <w:i/>
-        </w:rPr>
-        <w:t xml:space="preserve">Figure 11. Inundation depth; the HAND method keeps cells above the flood dry.</w:t>
-      </w:r>
-    </w:p>
     <w:bookmarkEnd w:id="80"/>
     <w:bookmarkStart w:id="87" w:name="the-velocity-map"/>
     <w:p>
@@ -13998,14 +13857,22 @@
     </w:p>
     <w:p>
       <w:pPr>
-        <w:pStyle w:val="CaptionedFigure"/>
+        <w:pStyle w:val="FirstParagraph"/>
+      </w:pPr>
+      <w:r>
+        <w:t xml:space="preserve">The fastest, most dangerous flow follows the steep flanks, not the flat valley floor (Figure 12).</w:t>
+      </w:r>
+    </w:p>
+    <w:p>
+      <w:pPr>
+        <w:pStyle w:val="BodyText"/>
       </w:pPr>
       <w:r>
         <w:drawing>
           <wp:inline>
             <wp:extent cx="5334000" cy="3556000"/>
             <wp:effectExtent b="0" l="0" r="0" t="0"/>
-            <wp:docPr descr="Figure 12. The velocity map (m/s). The fastest, most dangerous flow follows the steep flanks." title="" id="82" name="Picture"/>
+            <wp:docPr descr="" title="" id="82" name="Picture"/>
             <a:graphic>
               <a:graphicData uri="http://schemas.openxmlformats.org/drawingml/2006/picture">
                 <pic:pic>
@@ -14045,54 +13912,37 @@
     </w:p>
     <w:p>
       <w:pPr>
-        <w:pStyle w:val="ImageCaption"/>
-      </w:pPr>
-      <w:r>
-        <w:t xml:space="preserve">Figure 12. The velocity map (m/s). The fastest, most dangerous flow follows the steep flanks.</w:t>
-      </w:r>
-    </w:p>
-    <w:p>
-      <w:pPr>
         <w:pStyle w:val="BodyText"/>
       </w:pPr>
       <w:r>
-        <w:rPr>
-          <w:iCs/>
-          <w:i/>
-        </w:rPr>
-        <w:t xml:space="preserve">Figure 12. Velocity — the fastest flow follows steep flanks, not the flat valley floor.</w:t>
+        <w:t xml:space="preserve">Discharge per cell then follows from continuity,</w:t>
+      </w:r>
+      <w:r>
+        <w:t xml:space="preserve"> </w:t>
+      </w:r>
+      <w:r>
+        <w:rPr>
+          <w:rStyle w:val="VerbatimChar"/>
+        </w:rPr>
+        <w:t xml:space="preserve">Q = velocity × width × depth</w:t>
+      </w:r>
+      <w:r>
+        <w:t xml:space="preserve"> </w:t>
+      </w:r>
+      <w:r>
+        <w:t xml:space="preserve">(Figure 13).</w:t>
       </w:r>
     </w:p>
     <w:p>
       <w:pPr>
         <w:pStyle w:val="BodyText"/>
-      </w:pPr>
-      <w:r>
-        <w:t xml:space="preserve">Discharge per cell then follows from continuity,</w:t>
-      </w:r>
-      <w:r>
-        <w:t xml:space="preserve"> </w:t>
-      </w:r>
-      <w:r>
-        <w:rPr>
-          <w:rStyle w:val="VerbatimChar"/>
-        </w:rPr>
-        <w:t xml:space="preserve">Q = velocity × width × depth</w:t>
-      </w:r>
-      <w:r>
-        <w:t xml:space="preserve">:</w:t>
-      </w:r>
-    </w:p>
-    <w:p>
-      <w:pPr>
-        <w:pStyle w:val="CaptionedFigure"/>
       </w:pPr>
       <w:r>
         <w:drawing>
           <wp:inline>
             <wp:extent cx="5334000" cy="3556000"/>
             <wp:effectExtent b="0" l="0" r="0" t="0"/>
-            <wp:docPr descr="Figure 13. Manning discharge per cell (m3/s)." title="" id="85" name="Picture"/>
+            <wp:docPr descr="" title="" id="85" name="Picture"/>
             <a:graphic>
               <a:graphicData uri="http://schemas.openxmlformats.org/drawingml/2006/picture">
                 <pic:pic>
@@ -14130,26 +13980,6 @@
         </w:drawing>
       </w:r>
     </w:p>
-    <w:p>
-      <w:pPr>
-        <w:pStyle w:val="ImageCaption"/>
-      </w:pPr>
-      <w:r>
-        <w:t xml:space="preserve">Figure 13. Manning discharge per cell (m3/s).</w:t>
-      </w:r>
-    </w:p>
-    <w:p>
-      <w:pPr>
-        <w:pStyle w:val="BodyText"/>
-      </w:pPr>
-      <w:r>
-        <w:rPr>
-          <w:iCs/>
-          <w:i/>
-        </w:rPr>
-        <w:t xml:space="preserve">Figure 13. Per-cell discharge from velocity, width and depth.</w:t>
-      </w:r>
-    </w:p>
     <w:bookmarkEnd w:id="87"/>
     <w:bookmarkStart w:id="91" w:name="time-bound-maps"/>
     <w:p>
@@ -14394,14 +14224,28 @@
     </w:p>
     <w:p>
       <w:pPr>
-        <w:pStyle w:val="CaptionedFigure"/>
+        <w:pStyle w:val="FirstParagraph"/>
+      </w:pPr>
+      <w:r>
+        <w:t xml:space="preserve">Travel time to the outlet is the map that sets evacuation lead times — blue zones flood within</w:t>
+      </w:r>
+      <w:r>
+        <w:t xml:space="preserve"> </w:t>
+      </w:r>
+      <w:r>
+        <w:t xml:space="preserve">minutes and must be warned first (Figure 14).</w:t>
+      </w:r>
+    </w:p>
+    <w:p>
+      <w:pPr>
+        <w:pStyle w:val="BodyText"/>
       </w:pPr>
       <w:r>
         <w:drawing>
           <wp:inline>
             <wp:extent cx="5334000" cy="3556000"/>
             <wp:effectExtent b="0" l="0" r="0" t="0"/>
-            <wp:docPr descr="Figure 14. The travel-time map. Blue zones flood within minutes and must be warned first." title="" id="89" name="Picture"/>
+            <wp:docPr descr="" title="" id="89" name="Picture"/>
             <a:graphic>
               <a:graphicData uri="http://schemas.openxmlformats.org/drawingml/2006/picture">
                 <pic:pic>
@@ -14437,26 +14281,6 @@
             </a:graphic>
           </wp:inline>
         </w:drawing>
-      </w:r>
-    </w:p>
-    <w:p>
-      <w:pPr>
-        <w:pStyle w:val="ImageCaption"/>
-      </w:pPr>
-      <w:r>
-        <w:t xml:space="preserve">Figure 14. The travel-time map. Blue zones flood within minutes and must be warned first.</w:t>
-      </w:r>
-    </w:p>
-    <w:p>
-      <w:pPr>
-        <w:pStyle w:val="BodyText"/>
-      </w:pPr>
-      <w:r>
-        <w:rPr>
-          <w:iCs/>
-          <w:i/>
-        </w:rPr>
-        <w:t xml:space="preserve">Figure 14. Travel time to the outlet — the map that sets evacuation lead times.</w:t>
       </w:r>
     </w:p>
     <w:bookmarkEnd w:id="91"/>
@@ -16843,19 +16667,25 @@
         <w:t xml:space="preserve"> </w:t>
       </w:r>
       <w:r>
-        <w:t xml:space="preserve">looks like this:</w:t>
-      </w:r>
-    </w:p>
-    <w:p>
-      <w:pPr>
-        <w:pStyle w:val="CaptionedFigure"/>
+        <w:t xml:space="preserve">looks like a depth-over-time curve (red) over the rainfall that drove it (blue), with the depth</w:t>
+      </w:r>
+      <w:r>
+        <w:t xml:space="preserve"> </w:t>
+      </w:r>
+      <w:r>
+        <w:t xml:space="preserve">lagging and outlasting the rain (Figure 15).</w:t>
+      </w:r>
+    </w:p>
+    <w:p>
+      <w:pPr>
+        <w:pStyle w:val="BodyText"/>
       </w:pPr>
       <w:r>
         <w:drawing>
           <wp:inline>
             <wp:extent cx="5334000" cy="3556000"/>
             <wp:effectExtent b="0" l="0" r="0" t="0"/>
-            <wp:docPr descr="Figure 15. Lumped daily depth: the flood as a depth-over-time curve, over the rainfall that drove it." title="" id="94" name="Picture"/>
+            <wp:docPr descr="" title="" id="94" name="Picture"/>
             <a:graphic>
               <a:graphicData uri="http://schemas.openxmlformats.org/drawingml/2006/picture">
                 <pic:pic>
@@ -16891,40 +16721,6 @@
             </a:graphic>
           </wp:inline>
         </w:drawing>
-      </w:r>
-    </w:p>
-    <w:p>
-      <w:pPr>
-        <w:pStyle w:val="ImageCaption"/>
-      </w:pPr>
-      <w:r>
-        <w:t xml:space="preserve">Figure 15. Lumped daily depth: the flood as a depth-over-time curve, over the rainfall that drove it.</w:t>
-      </w:r>
-    </w:p>
-    <w:p>
-      <w:pPr>
-        <w:pStyle w:val="BodyText"/>
-      </w:pPr>
-      <w:r>
-        <w:rPr>
-          <w:iCs/>
-          <w:i/>
-        </w:rPr>
-        <w:t xml:space="preserve">Figure 15. Daily flood depth through an event (red), over the rainfall that drove it (blue) —</w:t>
-      </w:r>
-      <w:r>
-        <w:rPr>
-          <w:iCs/>
-          <w:i/>
-        </w:rPr>
-        <w:t xml:space="preserve"> </w:t>
-      </w:r>
-      <w:r>
-        <w:rPr>
-          <w:iCs/>
-          <w:i/>
-        </w:rPr>
-        <w:t xml:space="preserve">depth lags and outlasts the rain.</w:t>
       </w:r>
     </w:p>
     <w:bookmarkEnd w:id="96"/>
